--- a/docs/cadrage/equipe-07-product-vision-board-v2.1.docx
+++ b/docs/cadrage/equipe-07-product-vision-board-v2.1.docx
@@ -301,9 +301,8 @@
                 <w:szCs w:val="21"/>
                 <w:lang w:val="fr-FR"/>
               </w:rPr>
-              <w:t xml:space="preserve">, Joseph </w:t>
-            </w:r>
-            <w:proofErr w:type="gramStart"/>
+              <w:t xml:space="preserve">, Joseph Laroche  </w:t>
+            </w:r>
             <w:r>
               <w:rPr>
                 <w:rFonts w:ascii="Segoe UI" w:eastAsia="Segoe UI" w:hAnsi="Segoe UI" w:cs="Segoe UI"/>
@@ -311,26 +310,7 @@
                 <w:szCs w:val="21"/>
                 <w:lang w:val="fr-FR"/>
               </w:rPr>
-              <w:t xml:space="preserve">Laroche  </w:t>
-            </w:r>
-            <w:r>
-              <w:rPr>
-                <w:rFonts w:ascii="Segoe UI" w:eastAsia="Segoe UI" w:hAnsi="Segoe UI" w:cs="Segoe UI"/>
-                <w:sz w:val="21"/>
-                <w:szCs w:val="21"/>
-                <w:lang w:val="fr-FR"/>
-              </w:rPr>
-              <w:t>,</w:t>
-            </w:r>
-            <w:proofErr w:type="gramEnd"/>
-            <w:r>
-              <w:rPr>
-                <w:rFonts w:ascii="Segoe UI" w:eastAsia="Segoe UI" w:hAnsi="Segoe UI" w:cs="Segoe UI"/>
-                <w:sz w:val="21"/>
-                <w:szCs w:val="21"/>
-                <w:lang w:val="fr-FR"/>
-              </w:rPr>
-              <w:t xml:space="preserve"> </w:t>
+              <w:t xml:space="preserve">, </w:t>
             </w:r>
             <w:proofErr w:type="spellStart"/>
             <w:r>
@@ -435,7 +415,16 @@
             <w:tcW w:w="6520" w:type="dxa"/>
           </w:tcPr>
           <w:p>
-            <w:r>
+            <w:pPr>
+              <w:cnfStyle w:val="000000010000" w:firstRow="0" w:lastRow="0" w:firstColumn="0" w:lastColumn="0" w:oddVBand="0" w:evenVBand="0" w:oddHBand="0" w:evenHBand="1" w:firstRowFirstColumn="0" w:firstRowLastColumn="0" w:lastRowFirstColumn="0" w:lastRowLastColumn="0"/>
+              <w:rPr>
+                <w:lang w:val="fr-FR"/>
+              </w:rPr>
+            </w:pPr>
+            <w:r>
+              <w:rPr>
+                <w:lang w:val="fr-FR"/>
+              </w:rPr>
               <w:t>Sprint 5 en cours (perturbation J4 intégrée)</w:t>
             </w:r>
           </w:p>
@@ -465,6 +454,9 @@
             <w:tcW w:w="6520" w:type="dxa"/>
           </w:tcPr>
           <w:p>
+            <w:pPr>
+              <w:cnfStyle w:val="000000100000" w:firstRow="0" w:lastRow="0" w:firstColumn="0" w:lastColumn="0" w:oddVBand="0" w:evenVBand="0" w:oddHBand="1" w:evenHBand="0" w:firstRowFirstColumn="0" w:firstRowLastColumn="0" w:lastRowFirstColumn="0" w:lastRowLastColumn="0"/>
+            </w:pPr>
             <w:r>
               <w:t>v2.1 (révision majeure J4)</w:t>
             </w:r>
@@ -495,6 +487,9 @@
             <w:tcW w:w="6520" w:type="dxa"/>
           </w:tcPr>
           <w:p>
+            <w:pPr>
+              <w:cnfStyle w:val="000000010000" w:firstRow="0" w:lastRow="0" w:firstColumn="0" w:lastColumn="0" w:oddVBand="0" w:evenVBand="0" w:oddHBand="0" w:evenHBand="1" w:firstRowFirstColumn="0" w:firstRowLastColumn="0" w:lastRowFirstColumn="0" w:lastRowLastColumn="0"/>
+            </w:pPr>
             <w:r>
               <w:t>Jeudi 02/07/2026  17h00</w:t>
             </w:r>
@@ -531,28 +526,12 @@
                 <w:lang w:val="fr-FR"/>
               </w:rPr>
             </w:pPr>
-            <w:proofErr w:type="gramStart"/>
             <w:r>
               <w:rPr>
                 <w:lang w:val="fr-FR"/>
               </w:rPr>
-              <w:t>[ Draft</w:t>
-            </w:r>
-            <w:proofErr w:type="gramEnd"/>
-            <w:r>
-              <w:rPr>
-                <w:lang w:val="fr-FR"/>
-              </w:rPr>
-              <w:t xml:space="preserve"> · En revue PO · Validé PO · </w:t>
-            </w:r>
-            <w:proofErr w:type="gramStart"/>
-            <w:r>
-              <w:rPr>
-                <w:lang w:val="fr-FR"/>
-              </w:rPr>
-              <w:t>Archivé ]</w:t>
-            </w:r>
-            <w:proofErr w:type="gramEnd"/>
+              <w:t>Validé</w:t>
+            </w:r>
           </w:p>
         </w:tc>
       </w:tr>
@@ -579,29 +558,8 @@
           <w:sz w:val="18"/>
           <w:lang w:val="fr-FR"/>
         </w:rPr>
-        <w:t xml:space="preserve"> Convention de nommage du </w:t>
-      </w:r>
-      <w:proofErr w:type="gramStart"/>
-      <w:r>
-        <w:rPr>
-          <w:b/>
-          <w:color w:val="F59E0B"/>
-          <w:sz w:val="18"/>
-          <w:lang w:val="fr-FR"/>
-        </w:rPr>
-        <w:t>fichier :</w:t>
-      </w:r>
-      <w:proofErr w:type="gramEnd"/>
-      <w:r>
-        <w:rPr>
-          <w:b/>
-          <w:color w:val="F59E0B"/>
-          <w:sz w:val="18"/>
-          <w:lang w:val="fr-FR"/>
-        </w:rPr>
-        <w:t xml:space="preserve"> </w:t>
-      </w:r>
-      <w:proofErr w:type="gramStart"/>
+        <w:t xml:space="preserve"> Convention de nommage du fichier : </w:t>
+      </w:r>
       <w:r>
         <w:rPr>
           <w:i/>
@@ -609,17 +567,7 @@
           <w:sz w:val="18"/>
           <w:lang w:val="fr-FR"/>
         </w:rPr>
-        <w:t>equipe-XX-nom-document-vY.Z.docx  (</w:t>
-      </w:r>
-      <w:proofErr w:type="gramEnd"/>
-      <w:r>
-        <w:rPr>
-          <w:i/>
-          <w:color w:val="475569"/>
-          <w:sz w:val="18"/>
-          <w:lang w:val="fr-FR"/>
-        </w:rPr>
-        <w:t>ex. equipe-03-persona-v1.0.docx)</w:t>
+        <w:t>equipe-XX-nom-document-vY.Z.docx  (ex. equipe-03-persona-v1.0.docx)</w:t>
       </w:r>
     </w:p>
     <w:p>
@@ -682,36 +630,18 @@
           <w:szCs w:val="18"/>
           <w:lang w:val="fr-FR"/>
         </w:rPr>
-        <w:t xml:space="preserve"> Une fois le document complété, faites clic droit sur la table ci-dessous puis « Mettre à jour les </w:t>
-      </w:r>
-      <w:proofErr w:type="gramStart"/>
-      <w:r>
-        <w:rPr>
-          <w:i/>
-          <w:iCs/>
-          <w:color w:val="475569"/>
-          <w:sz w:val="18"/>
-          <w:szCs w:val="18"/>
-          <w:lang w:val="fr-FR"/>
-        </w:rPr>
-        <w:t>champs » (</w:t>
-      </w:r>
-      <w:proofErr w:type="gramEnd"/>
-      <w:r>
-        <w:rPr>
-          <w:i/>
-          <w:iCs/>
-          <w:color w:val="475569"/>
-          <w:sz w:val="18"/>
-          <w:szCs w:val="18"/>
-          <w:lang w:val="fr-FR"/>
-        </w:rPr>
-        <w:t>ou touche F9) pour générer les liens.$*</w:t>
+        <w:t xml:space="preserve"> Une fois le document complété, faites clic droit sur la table ci-dessous puis « Mettre à jour les champs » (ou touche F9) pour générer les liens.$*</w:t>
       </w:r>
     </w:p>
     <w:sdt>
       <w:sdtPr>
         <w:rPr>
+          <w:rFonts w:asciiTheme="minorHAnsi" w:eastAsiaTheme="minorEastAsia" w:hAnsiTheme="minorHAnsi" w:cstheme="minorBidi"/>
+          <w:b w:val="0"/>
+          <w:bCs w:val="0"/>
+          <w:color w:val="auto"/>
+          <w:sz w:val="22"/>
+          <w:szCs w:val="22"/>
           <w:lang w:val="fr-FR"/>
         </w:rPr>
         <w:id w:val="537166583"/>
@@ -722,10 +652,6 @@
       </w:sdtPr>
       <w:sdtEndPr>
         <w:rPr>
-          <w:rFonts w:asciiTheme="minorHAnsi" w:eastAsiaTheme="minorEastAsia" w:hAnsiTheme="minorHAnsi" w:cstheme="minorBidi"/>
-          <w:color w:val="auto"/>
-          <w:sz w:val="22"/>
-          <w:szCs w:val="22"/>
           <w:lang w:val="en-US"/>
         </w:rPr>
       </w:sdtEndPr>
@@ -2757,129 +2683,181 @@
           <w:lang w:val="fr-FR"/>
         </w:rPr>
       </w:pPr>
-      <w:bookmarkStart w:id="1" w:name="_Toc233630904"/>
+      <w:bookmarkStart w:id="0" w:name="_Toc233630904"/>
       <w:r>
         <w:rPr>
           <w:color w:val="1E1B4B"/>
           <w:lang w:val="fr-FR"/>
         </w:rPr>
         <w:t>Pourquoi cet artefact ?</w:t>
+      </w:r>
+      <w:bookmarkEnd w:id="0"/>
+    </w:p>
+    <w:p>
+      <w:pPr>
+        <w:rPr>
+          <w:lang w:val="fr-FR"/>
+        </w:rPr>
+      </w:pPr>
+      <w:r>
+        <w:rPr>
+          <w:lang w:val="fr-FR"/>
+        </w:rPr>
+        <w:t>Le Product Vision Board, formalisé par Roman Pichler, condense en</w:t>
+      </w:r>
+      <w:r>
+        <w:rPr>
+          <w:lang w:val="fr-FR"/>
+        </w:rPr>
+        <w:t xml:space="preserve"> une seule page la direction stratégique du produit. Il répond à cinq questions : quelle est l'ambition long terme (Vision) ? pour qui (Target Group) ? pour quels besoins (Needs) ? avec quel produit (Product) ? et comment saurons-nous que c'est un succès (Business Goals) ?</w:t>
+      </w:r>
+    </w:p>
+    <w:p>
+      <w:pPr>
+        <w:rPr>
+          <w:lang w:val="fr-FR"/>
+        </w:rPr>
+      </w:pPr>
+      <w:r>
+        <w:rPr>
+          <w:lang w:val="fr-FR"/>
+        </w:rPr>
+        <w:t>Pour le projet EduTutor IA, vous compléterez les amorces fournies par les indications spécifiques à votre équipe. Une section supplémentaire, « Différenciateurs vs concurrents », met en miroir Wilgo, Leo, Quizlet AI et Khanmigo avec les angles propres d'</w:t>
+      </w:r>
+      <w:proofErr w:type="spellStart"/>
+      <w:r>
+        <w:rPr>
+          <w:lang w:val="fr-FR"/>
+        </w:rPr>
+        <w:t>EduTutor</w:t>
+      </w:r>
+      <w:proofErr w:type="spellEnd"/>
+      <w:r>
+        <w:rPr>
+          <w:lang w:val="fr-FR"/>
+        </w:rPr>
+        <w:t xml:space="preserve"> IA.</w:t>
+      </w:r>
+    </w:p>
+    <w:p>
+      <w:pPr>
+        <w:ind w:left="283" w:right="283"/>
+        <w:rPr>
+          <w:lang w:val="fr-FR"/>
+        </w:rPr>
+      </w:pPr>
+      <w:r>
+        <w:rPr>
+          <w:b/>
+          <w:color w:val="F59E0B"/>
+        </w:rPr>
+        <w:t>💡</w:t>
+      </w:r>
+      <w:r>
+        <w:rPr>
+          <w:b/>
+          <w:color w:val="F59E0B"/>
+          <w:lang w:val="fr-FR"/>
+        </w:rPr>
+        <w:t xml:space="preserve"> Mode d'emploi </w:t>
+      </w:r>
+      <w:r>
+        <w:rPr>
+          <w:i/>
+          <w:lang w:val="fr-FR"/>
+        </w:rPr>
+        <w:t>Travaillez en binôme minimum. La Vision Board n'est jamais validée à 18h00 le jour 1, elle évolue au fil de la semaine. Recommitez à chaque révision majeure (perturbation J1, J3, J4) avec un nouveau numéro de version.</w:t>
+      </w:r>
+    </w:p>
+    <w:p>
+      <w:pPr>
+        <w:pStyle w:val="Titre1"/>
+        <w:rPr>
+          <w:lang w:val="fr-FR"/>
+        </w:rPr>
+      </w:pPr>
+      <w:bookmarkStart w:id="1" w:name="_Toc233630905"/>
+      <w:r>
+        <w:rPr>
+          <w:color w:val="1E1B4B"/>
+          <w:lang w:val="fr-FR"/>
+        </w:rPr>
+        <w:t>1. Vision</w:t>
       </w:r>
       <w:bookmarkEnd w:id="1"/>
     </w:p>
     <w:p>
       <w:pPr>
-        <w:rPr>
-          <w:lang w:val="fr-FR"/>
-        </w:rPr>
-      </w:pPr>
-      <w:r>
-        <w:rPr>
-          <w:lang w:val="fr-FR"/>
-        </w:rPr>
-        <w:t xml:space="preserve">Le Product Vision Board, formalisé par Roman Pichler, </w:t>
-      </w:r>
-      <w:proofErr w:type="gramStart"/>
-      <w:r>
-        <w:rPr>
-          <w:lang w:val="fr-FR"/>
-        </w:rPr>
-        <w:t>condense en</w:t>
-      </w:r>
-      <w:proofErr w:type="gramEnd"/>
-      <w:r>
-        <w:rPr>
-          <w:lang w:val="fr-FR"/>
-        </w:rPr>
-        <w:t xml:space="preserve"> une seule page la direction stratégique du produit. Il répond à cinq questions : quelle est l'ambition long terme (Vision) ? pour qui (Target Group) ? pour quels besoins (Needs) ? avec quel produit (Product) ? et comment saurons-nous que c'est un succès (Business Goals) ?</w:t>
+        <w:spacing w:before="57"/>
+        <w:ind w:left="227" w:right="227"/>
+        <w:rPr>
+          <w:lang w:val="fr-FR"/>
+        </w:rPr>
+      </w:pPr>
+      <w:r>
+        <w:rPr>
+          <w:b/>
+          <w:color w:val="F59E0B"/>
+          <w:sz w:val="18"/>
+        </w:rPr>
+        <w:t>💡</w:t>
+      </w:r>
+      <w:r>
+        <w:rPr>
+          <w:b/>
+          <w:color w:val="F59E0B"/>
+          <w:sz w:val="18"/>
+          <w:lang w:val="fr-FR"/>
+        </w:rPr>
+        <w:t xml:space="preserve"> Objectif. </w:t>
+      </w:r>
+      <w:r>
+        <w:rPr>
+          <w:i/>
+          <w:color w:val="475569"/>
+          <w:sz w:val="18"/>
+          <w:lang w:val="fr-FR"/>
+        </w:rPr>
+        <w:t>Décrire l'impact long terme du produit en 1 à 2 phrases. La Vision survit aux releases.</w:t>
       </w:r>
     </w:p>
     <w:p>
       <w:pPr>
-        <w:rPr>
-          <w:lang w:val="fr-FR"/>
-        </w:rPr>
-      </w:pPr>
-      <w:r>
-        <w:rPr>
-          <w:lang w:val="fr-FR"/>
-        </w:rPr>
-        <w:t xml:space="preserve">Pour le projet EduTutor IA, vous compléterez les amorces fournies par les indications spécifiques à votre équipe. Une section supplémentaire, « Différenciateurs vs concurrents », met en miroir Wilgo, Leo, Quizlet AI et Khanmigo avec les angles propres d'EduTutor IA.</w:t>
-      </w:r>
-      <w:proofErr w:type="spellStart"/>
-      <w:r>
-        <w:rPr>
-          <w:lang w:val="fr-FR"/>
-        </w:rPr>
-        <w:t/>
-      </w:r>
-      <w:proofErr w:type="spellEnd"/>
-      <w:r>
-        <w:rPr>
-          <w:lang w:val="fr-FR"/>
-        </w:rPr>
-        <w:t xml:space="preserve"/>
-      </w:r>
-      <w:proofErr w:type="spellStart"/>
-      <w:r>
-        <w:rPr>
-          <w:lang w:val="fr-FR"/>
-        </w:rPr>
-        <w:t/>
-      </w:r>
-      <w:proofErr w:type="spellEnd"/>
-      <w:r>
-        <w:rPr>
-          <w:lang w:val="fr-FR"/>
-        </w:rPr>
-        <w:t xml:space="preserve"/>
-      </w:r>
-      <w:proofErr w:type="spellStart"/>
-      <w:r>
-        <w:rPr>
-          <w:lang w:val="fr-FR"/>
-        </w:rPr>
-        <w:t/>
-      </w:r>
-      <w:proofErr w:type="spellEnd"/>
-      <w:r>
-        <w:rPr>
-          <w:lang w:val="fr-FR"/>
-        </w:rPr>
-        <w:t xml:space="preserve"/>
-      </w:r>
-      <w:proofErr w:type="spellStart"/>
-      <w:r>
-        <w:rPr>
-          <w:lang w:val="fr-FR"/>
-        </w:rPr>
-        <w:t/>
-      </w:r>
-      <w:proofErr w:type="spellEnd"/>
-      <w:r>
-        <w:rPr>
-          <w:lang w:val="fr-FR"/>
-        </w:rPr>
-        <w:t xml:space="preserve"/>
-      </w:r>
-      <w:proofErr w:type="spellStart"/>
-      <w:r>
-        <w:rPr>
-          <w:lang w:val="fr-FR"/>
-        </w:rPr>
-        <w:t/>
-      </w:r>
-      <w:proofErr w:type="spellEnd"/>
-      <w:r>
-        <w:rPr>
-          <w:lang w:val="fr-FR"/>
-        </w:rPr>
-        <w:t xml:space="preserve"/>
+        <w:ind w:left="227" w:right="227"/>
+        <w:rPr>
+          <w:lang w:val="fr-FR"/>
+        </w:rPr>
+      </w:pPr>
+      <w:r>
+        <w:rPr>
+          <w:b/>
+          <w:color w:val="F59E0B"/>
+          <w:sz w:val="18"/>
+        </w:rPr>
+        <w:t>📐</w:t>
+      </w:r>
+      <w:r>
+        <w:rPr>
+          <w:b/>
+          <w:color w:val="F59E0B"/>
+          <w:sz w:val="18"/>
+          <w:lang w:val="fr-FR"/>
+        </w:rPr>
+        <w:t xml:space="preserve"> Format attendu. </w:t>
+      </w:r>
+      <w:r>
+        <w:rPr>
+          <w:i/>
+          <w:color w:val="475569"/>
+          <w:sz w:val="18"/>
+          <w:lang w:val="fr-FR"/>
+        </w:rPr>
+        <w:t>Une seule phrase mémorisable, orientée bénéfice utilisateur, pas fonctionnalité. Aucun jargon technique.</w:t>
       </w:r>
     </w:p>
     <w:p>
       <w:pPr>
-        <w:ind w:left="283" w:right="283"/>
+        <w:ind w:left="227" w:right="227"/>
         <w:rPr>
           <w:lang w:val="fr-FR"/>
         </w:rPr>
@@ -2887,45 +2865,198 @@
       <w:r>
         <w:rPr>
           <w:b/>
-          <w:color w:val="F59E0B"/>
-        </w:rPr>
-        <w:t>💡</w:t>
+          <w:color w:val="16A34A"/>
+          <w:sz w:val="18"/>
+          <w:lang w:val="fr-FR"/>
+        </w:rPr>
+        <w:t>✅</w:t>
       </w:r>
       <w:r>
         <w:rPr>
           <w:b/>
-          <w:color w:val="F59E0B"/>
-          <w:lang w:val="fr-FR"/>
-        </w:rPr>
-        <w:t xml:space="preserve"> Mode d'emploi </w:t>
+          <w:color w:val="16A34A"/>
+          <w:sz w:val="18"/>
+          <w:lang w:val="fr-FR"/>
+        </w:rPr>
+        <w:t xml:space="preserve"> Bon exemple. </w:t>
       </w:r>
       <w:r>
         <w:rPr>
           <w:i/>
-          <w:lang w:val="fr-FR"/>
-        </w:rPr>
-        <w:t>Travaillez en binôme minimum. La Vision Board n'est jamais validée à 18h00 le jour 1, elle évolue au fil de la semaine. Recommitez à chaque révision majeure (perturbation J1, J3, J4) avec un nouveau numéro de version.</w:t>
+          <w:color w:val="475569"/>
+          <w:sz w:val="18"/>
+          <w:lang w:val="fr-FR"/>
+        </w:rPr>
+        <w:t xml:space="preserve">« Permettre à chaque </w:t>
+      </w:r>
+      <w:proofErr w:type="spellStart"/>
+      <w:r>
+        <w:rPr>
+          <w:i/>
+          <w:color w:val="475569"/>
+          <w:sz w:val="18"/>
+          <w:lang w:val="fr-FR"/>
+        </w:rPr>
+        <w:t>étudiant·e</w:t>
+      </w:r>
+      <w:proofErr w:type="spellEnd"/>
+      <w:r>
+        <w:rPr>
+          <w:i/>
+          <w:color w:val="475569"/>
+          <w:sz w:val="18"/>
+          <w:lang w:val="fr-FR"/>
+        </w:rPr>
+        <w:t xml:space="preserve"> d'atteindre l'autonomie de révision en transformant ses cours en quiz personnalisés en moins de 5 minutes, tout en garantissant la souveraineté des données scolaires. »</w:t>
       </w:r>
     </w:p>
     <w:p>
       <w:pPr>
-        <w:pStyle w:val="Titre1"/>
-        <w:rPr>
-          <w:lang w:val="fr-FR"/>
-        </w:rPr>
-      </w:pPr>
-      <w:bookmarkStart w:id="2" w:name="_Toc233630905"/>
+        <w:ind w:left="227" w:right="227"/>
+        <w:rPr>
+          <w:lang w:val="fr-FR"/>
+        </w:rPr>
+      </w:pPr>
+      <w:r>
+        <w:rPr>
+          <w:b/>
+          <w:color w:val="DC2626"/>
+          <w:sz w:val="18"/>
+          <w:lang w:val="fr-FR"/>
+        </w:rPr>
+        <w:t>❌</w:t>
+      </w:r>
+      <w:r>
+        <w:rPr>
+          <w:b/>
+          <w:color w:val="DC2626"/>
+          <w:sz w:val="18"/>
+          <w:lang w:val="fr-FR"/>
+        </w:rPr>
+        <w:t xml:space="preserve"> À éviter. </w:t>
+      </w:r>
+      <w:r>
+        <w:rPr>
+          <w:i/>
+          <w:color w:val="475569"/>
+          <w:sz w:val="18"/>
+          <w:lang w:val="fr-FR"/>
+        </w:rPr>
+        <w:t xml:space="preserve">« Une plateforme web Django avec génération de QCM via LLM local </w:t>
+      </w:r>
+      <w:proofErr w:type="spellStart"/>
+      <w:r>
+        <w:rPr>
+          <w:i/>
+          <w:color w:val="475569"/>
+          <w:sz w:val="18"/>
+          <w:lang w:val="fr-FR"/>
+        </w:rPr>
+        <w:t>Ollama</w:t>
+      </w:r>
+      <w:proofErr w:type="spellEnd"/>
+      <w:r>
+        <w:rPr>
+          <w:i/>
+          <w:color w:val="475569"/>
+          <w:sz w:val="18"/>
+          <w:lang w:val="fr-FR"/>
+        </w:rPr>
+        <w:t>, ancrée RAG. » (descriptif technique, pas une vision)</w:t>
+      </w:r>
+    </w:p>
+    <w:p>
+      <w:pPr>
+        <w:pStyle w:val="Titre2"/>
+        <w:rPr>
+          <w:lang w:val="fr-FR"/>
+        </w:rPr>
+      </w:pPr>
+      <w:bookmarkStart w:id="2" w:name="_Toc233630906"/>
       <w:r>
         <w:rPr>
           <w:color w:val="1E1B4B"/>
           <w:lang w:val="fr-FR"/>
         </w:rPr>
-        <w:t>1. Vision</w:t>
+        <w:t xml:space="preserve">1.1. Vision </w:t>
+      </w:r>
+      <w:proofErr w:type="spellStart"/>
+      <w:r>
+        <w:rPr>
+          <w:color w:val="1E1B4B"/>
+          <w:lang w:val="fr-FR"/>
+        </w:rPr>
+        <w:t>EduTutor</w:t>
+      </w:r>
+      <w:proofErr w:type="spellEnd"/>
+      <w:r>
+        <w:rPr>
+          <w:color w:val="1E1B4B"/>
+          <w:lang w:val="fr-FR"/>
+        </w:rPr>
+        <w:t xml:space="preserve"> IA : version équipe</w:t>
       </w:r>
       <w:bookmarkEnd w:id="2"/>
     </w:p>
     <w:p>
       <w:pPr>
+        <w:rPr>
+          <w:lang w:val="fr-FR"/>
+        </w:rPr>
+      </w:pPr>
+      <w:r>
+        <w:rPr>
+          <w:b/>
+          <w:lang w:val="fr-FR"/>
+        </w:rPr>
+        <w:t>Amorce à affiner : Permettre à chaque enseignant·e de gagner [X] heures de préparation par semaine, et à chaque étudiant·e du supérieur de transformer en moins de 5 minutes n'importe quel cours en outil de révision personnalisé, tout en garantissant souveraineté des données et fiabilité pédagogique.</w:t>
+      </w:r>
+    </w:p>
+    <w:p>
+      <w:pPr>
+        <w:rPr>
+          <w:lang w:val="fr-FR"/>
+        </w:rPr>
+      </w:pPr>
+      <w:r>
+        <w:rPr>
+          <w:lang w:val="fr-FR"/>
+        </w:rPr>
+        <w:t>→ Votre vision finalisée :</w:t>
+      </w:r>
+    </w:p>
+    <w:p>
+      <w:pPr>
+        <w:rPr>
+          <w:lang w:val="fr-FR"/>
+        </w:rPr>
+      </w:pPr>
+      <w:r>
+        <w:rPr>
+          <w:lang w:val="fr-FR"/>
+        </w:rPr>
+        <w:t>[ Propulser la réussite dans le supérieur en libérant des heures de préparation pour l'enseignant, et en transformant tout cours en révisions personnalisées en 5 minutes pour l'étudiant, de manière souveraine et fiable]</w:t>
+      </w:r>
+    </w:p>
+    <w:p>
+      <w:pPr>
+        <w:pStyle w:val="Titre1"/>
+        <w:rPr>
+          <w:lang w:val="fr-FR"/>
+        </w:rPr>
+      </w:pPr>
+      <w:bookmarkStart w:id="3" w:name="_Toc233630907"/>
+      <w:r>
+        <w:rPr>
+          <w:color w:val="1E1B4B"/>
+          <w:lang w:val="fr-FR"/>
+        </w:rPr>
+        <w:t>2. Target Group (cibles utilisateurs)</w:t>
+      </w:r>
+      <w:bookmarkEnd w:id="3"/>
+    </w:p>
+    <w:p>
+      <w:pPr>
         <w:spacing w:before="57"/>
         <w:ind w:left="227" w:right="227"/>
         <w:rPr>
@@ -2956,7 +3087,7 @@
           <w:sz w:val="18"/>
           <w:lang w:val="fr-FR"/>
         </w:rPr>
-        <w:t>Décrire l'impact long terme du produit en 1 à 2 phrases. La Vision survit aux releases.</w:t>
+        <w:t>Décrire qui utilise réellement le produit. Un produit qui parle « à tout le monde » ne parle à personne.</w:t>
       </w:r>
     </w:p>
     <w:p>
@@ -2972,6 +3103,7 @@
           <w:color w:val="F59E0B"/>
           <w:sz w:val="18"/>
         </w:rPr>
+        <w:lastRenderedPageBreak/>
         <w:t>📐</w:t>
       </w:r>
       <w:r>
@@ -2990,7 +3122,7 @@
           <w:sz w:val="18"/>
           <w:lang w:val="fr-FR"/>
         </w:rPr>
-        <w:t>Une seule phrase mémorisable, orientée bénéfice utilisateur, pas fonctionnalité. Aucun jargon technique.</w:t>
+        <w:t>3 niveaux de cibles : primaire (acteur principal), secondaire (acteur émergent), tertiaire (acheteur B2B éventuel). Chacune avec profil, volume estimé et critère de décision principal.</w:t>
       </w:r>
     </w:p>
     <w:p>
@@ -3007,7 +3139,16 @@
           <w:sz w:val="18"/>
           <w:lang w:val="fr-FR"/>
         </w:rPr>
-        <w:t xml:space="preserve">✅ Bon exemple. </w:t>
+        <w:t>✅</w:t>
+      </w:r>
+      <w:r>
+        <w:rPr>
+          <w:b/>
+          <w:color w:val="16A34A"/>
+          <w:sz w:val="18"/>
+          <w:lang w:val="fr-FR"/>
+        </w:rPr>
+        <w:t xml:space="preserve"> Bon exemple. </w:t>
       </w:r>
       <w:r>
         <w:rPr>
@@ -3016,7 +3157,7 @@
           <w:sz w:val="18"/>
           <w:lang w:val="fr-FR"/>
         </w:rPr>
-        <w:t xml:space="preserve">« Permettre à chaque </w:t>
+        <w:t xml:space="preserve">« </w:t>
       </w:r>
       <w:proofErr w:type="spellStart"/>
       <w:r>
@@ -3026,7 +3167,7 @@
           <w:sz w:val="18"/>
           <w:lang w:val="fr-FR"/>
         </w:rPr>
-        <w:t>étudiant·e</w:t>
+        <w:t>Étudiant·e</w:t>
       </w:r>
       <w:proofErr w:type="spellEnd"/>
       <w:r>
@@ -3036,7 +3177,7 @@
           <w:sz w:val="18"/>
           <w:lang w:val="fr-FR"/>
         </w:rPr>
-        <w:t xml:space="preserve"> d'atteindre l'autonomie de révision en transformant ses cours en quiz personnalisés en moins de 5 minutes, tout en garantissant la souveraineté des données scolaires. »</w:t>
+        <w:t xml:space="preserve"> de licence universitaire, 18-22 ans, smartphone Android personnel, ~5h de révision/semaine en autonomie. Volume FR : 1,7M. »</w:t>
       </w:r>
     </w:p>
     <w:p>
@@ -3053,7 +3194,16 @@
           <w:sz w:val="18"/>
           <w:lang w:val="fr-FR"/>
         </w:rPr>
-        <w:t xml:space="preserve">❌ À éviter. </w:t>
+        <w:t>❌</w:t>
+      </w:r>
+      <w:r>
+        <w:rPr>
+          <w:b/>
+          <w:color w:val="DC2626"/>
+          <w:sz w:val="18"/>
+          <w:lang w:val="fr-FR"/>
+        </w:rPr>
+        <w:t xml:space="preserve"> À éviter. </w:t>
       </w:r>
       <w:r>
         <w:rPr>
@@ -3062,47 +3212,7 @@
           <w:sz w:val="18"/>
           <w:lang w:val="fr-FR"/>
         </w:rPr>
-        <w:t xml:space="preserve">« Une plateforme web Django avec génération de QCM via LLM local </w:t>
-      </w:r>
-      <w:proofErr w:type="spellStart"/>
-      <w:r>
-        <w:rPr>
-          <w:i/>
-          <w:color w:val="475569"/>
-          <w:sz w:val="18"/>
-          <w:lang w:val="fr-FR"/>
-        </w:rPr>
-        <w:t>Ollama</w:t>
-      </w:r>
-      <w:proofErr w:type="spellEnd"/>
-      <w:r>
-        <w:rPr>
-          <w:i/>
-          <w:color w:val="475569"/>
-          <w:sz w:val="18"/>
-          <w:lang w:val="fr-FR"/>
-        </w:rPr>
-        <w:t>, ancrée RAG. » (</w:t>
-      </w:r>
-      <w:proofErr w:type="gramStart"/>
-      <w:r>
-        <w:rPr>
-          <w:i/>
-          <w:color w:val="475569"/>
-          <w:sz w:val="18"/>
-          <w:lang w:val="fr-FR"/>
-        </w:rPr>
-        <w:t>descriptif</w:t>
-      </w:r>
-      <w:proofErr w:type="gramEnd"/>
-      <w:r>
-        <w:rPr>
-          <w:i/>
-          <w:color w:val="475569"/>
-          <w:sz w:val="18"/>
-          <w:lang w:val="fr-FR"/>
-        </w:rPr>
-        <w:t xml:space="preserve"> technique, pas une vision)</w:t>
+        <w:t>« Étudiants. » (trop générique, intestable)</w:t>
       </w:r>
     </w:p>
     <w:p>
@@ -3112,340 +3222,443 @@
           <w:lang w:val="fr-FR"/>
         </w:rPr>
       </w:pPr>
-      <w:bookmarkStart w:id="3" w:name="_Toc233630906"/>
+      <w:bookmarkStart w:id="4" w:name="_Toc233630909"/>
       <w:r>
         <w:rPr>
           <w:color w:val="1E1B4B"/>
           <w:lang w:val="fr-FR"/>
         </w:rPr>
-        <w:t xml:space="preserve">1.1. Vision </w:t>
-      </w:r>
-      <w:proofErr w:type="spellStart"/>
-      <w:r>
-        <w:rPr>
-          <w:color w:val="1E1B4B"/>
-          <w:lang w:val="fr-FR"/>
-        </w:rPr>
-        <w:t>EduTutor</w:t>
-      </w:r>
-      <w:proofErr w:type="spellEnd"/>
-      <w:r>
-        <w:rPr>
-          <w:color w:val="1E1B4B"/>
-          <w:lang w:val="fr-FR"/>
-        </w:rPr>
-        <w:t xml:space="preserve"> IA : version équipe</w:t>
-      </w:r>
-      <w:bookmarkEnd w:id="3"/>
-    </w:p>
-    <w:p>
-      <w:pPr>
-        <w:rPr>
-          <w:lang w:val="fr-FR"/>
-        </w:rPr>
-      </w:pPr>
-      <w:r>
-        <w:rPr>
-          <w:b/>
-          <w:lang w:val="fr-FR"/>
-        </w:rPr>
-        <w:t xml:space="preserve">Amorce à affiner : Permettre à chaque enseignant·e de gagner [X] heures de préparation par semaine, et à chaque étudiant·e du supérieur de transformer en moins de 5 minutes n'importe quel cours en outil de révision personnalisé, tout en garantissant souveraineté des données et fiabilité pédagogique.</w:t>
-      </w:r>
-      <w:r>
-        <w:rPr>
-          <w:i/>
-          <w:lang w:val="fr-FR"/>
-        </w:rPr>
-        <w:t xml:space="preserve"/>
-      </w:r>
-      <w:proofErr w:type="spellStart"/>
-      <w:r>
-        <w:rPr>
-          <w:i/>
-          <w:lang w:val="fr-FR"/>
-        </w:rPr>
-        <w:t/>
-      </w:r>
-      <w:proofErr w:type="spellEnd"/>
-      <w:r>
-        <w:rPr>
-          <w:i/>
-          <w:lang w:val="fr-FR"/>
-        </w:rPr>
-        <w:t xml:space="preserve"/>
-      </w:r>
-      <w:proofErr w:type="spellStart"/>
-      <w:r>
-        <w:rPr>
-          <w:i/>
-          <w:lang w:val="fr-FR"/>
-        </w:rPr>
-        <w:t/>
-      </w:r>
-      <w:proofErr w:type="spellEnd"/>
-      <w:r>
-        <w:rPr>
-          <w:i/>
-          <w:lang w:val="fr-FR"/>
-        </w:rPr>
-        <w:t xml:space="preserve"/>
-      </w:r>
-    </w:p>
-    <w:p>
-      <w:pPr>
-        <w:rPr>
-          <w:lang w:val="fr-FR"/>
-        </w:rPr>
-      </w:pPr>
-      <w:r>
-        <w:rPr>
-          <w:lang w:val="fr-FR"/>
-        </w:rPr>
-        <w:t>→ Votre vision finalisée :</w:t>
-      </w:r>
-    </w:p>
-    <w:p>
-      <w:pPr>
-        <w:rPr>
-          <w:lang w:val="fr-FR"/>
-        </w:rPr>
-      </w:pPr>
-      <w:proofErr w:type="gramStart"/>
-      <w:r>
-        <w:rPr>
-          <w:lang w:val="fr-FR"/>
-        </w:rPr>
-        <w:t xml:space="preserve">[ Propulser la réussite dans le supérieur en libérant des heures de préparation pour l'enseignant, et en transformant tout cours en révisions personnalisées en 5 minutes pour l'étudiant, de manière souveraine et fiable]</w:t>
-      </w:r>
-      <w:r>
-        <w:rPr>
-          <w:lang w:val="fr-FR"/>
-        </w:rPr>
-        <w:t/>
-      </w:r>
-      <w:proofErr w:type="gramEnd"/>
-      <w:r>
-        <w:rPr>
-          <w:lang w:val="fr-FR"/>
-        </w:rPr>
-        <w:t/>
-      </w:r>
-      <w:r>
-        <w:rPr>
-          <w:lang w:val="fr-FR"/>
-        </w:rPr>
-        <w:t/>
-      </w:r>
-    </w:p>
-    <w:p>
-      <w:pPr>
-        <w:pStyle w:val="Titre1"/>
-        <w:rPr>
-          <w:lang w:val="fr-FR"/>
-        </w:rPr>
-      </w:pPr>
-      <w:bookmarkStart w:id="4" w:name="_Toc233630907"/>
-      <w:r>
-        <w:rPr>
-          <w:color w:val="1E1B4B"/>
-          <w:lang w:val="fr-FR"/>
-        </w:rPr>
-        <w:lastRenderedPageBreak/>
-        <w:t>2. Target Group (cibles utilisateurs)</w:t>
+        <w:t>2.1. Cible primaire, Enseignant·e (persona émergente J1)</w:t>
       </w:r>
       <w:bookmarkEnd w:id="4"/>
     </w:p>
+    <w:tbl>
+      <w:tblPr>
+        <w:tblStyle w:val="Grilleclaire-Accent1"/>
+        <w:tblW w:w="0" w:type="auto"/>
+        <w:tblLook w:val="04A0" w:firstRow="1" w:lastRow="0" w:firstColumn="1" w:lastColumn="0" w:noHBand="0" w:noVBand="1"/>
+      </w:tblPr>
+      <w:tblGrid>
+        <w:gridCol w:w="4320"/>
+        <w:gridCol w:w="4320"/>
+      </w:tblGrid>
+      <w:tr>
+        <w:trPr>
+          <w:cnfStyle w:val="100000000000" w:firstRow="1" w:lastRow="0" w:firstColumn="0" w:lastColumn="0" w:oddVBand="0" w:evenVBand="0" w:oddHBand="0" w:evenHBand="0" w:firstRowFirstColumn="0" w:firstRowLastColumn="0" w:lastRowFirstColumn="0" w:lastRowLastColumn="0"/>
+        </w:trPr>
+        <w:tc>
+          <w:tcPr>
+            <w:cnfStyle w:val="001000000000" w:firstRow="0" w:lastRow="0" w:firstColumn="1" w:lastColumn="0" w:oddVBand="0" w:evenVBand="0" w:oddHBand="0" w:evenHBand="0" w:firstRowFirstColumn="0" w:firstRowLastColumn="0" w:lastRowFirstColumn="0" w:lastRowLastColumn="0"/>
+            <w:tcW w:w="4320" w:type="dxa"/>
+            <w:shd w:val="clear" w:color="auto" w:fill="F8FAFC"/>
+          </w:tcPr>
+          <w:p>
+            <w:proofErr w:type="spellStart"/>
+            <w:r>
+              <w:t>Profil</w:t>
+            </w:r>
+            <w:proofErr w:type="spellEnd"/>
+          </w:p>
+        </w:tc>
+        <w:tc>
+          <w:tcPr>
+            <w:tcW w:w="4320" w:type="dxa"/>
+          </w:tcPr>
+          <w:p>
+            <w:pPr>
+              <w:cnfStyle w:val="100000000000" w:firstRow="1" w:lastRow="0" w:firstColumn="0" w:lastColumn="0" w:oddVBand="0" w:evenVBand="0" w:oddHBand="0" w:evenHBand="0" w:firstRowFirstColumn="0" w:firstRowLastColumn="0" w:lastRowFirstColumn="0" w:lastRowLastColumn="0"/>
+              <w:rPr>
+                <w:lang w:val="fr-FR"/>
+              </w:rPr>
+            </w:pPr>
+            <w:r>
+              <w:rPr>
+                <w:lang w:val="fr-FR"/>
+              </w:rPr>
+              <w:t>42 ans · Enseignante en BTS Communication à Lyon · Gère une classe de 28 étudiants · Maîtrise modérée du numérique.</w:t>
+            </w:r>
+          </w:p>
+        </w:tc>
+      </w:tr>
+      <w:tr>
+        <w:trPr>
+          <w:cnfStyle w:val="000000100000" w:firstRow="0" w:lastRow="0" w:firstColumn="0" w:lastColumn="0" w:oddVBand="0" w:evenVBand="0" w:oddHBand="1" w:evenHBand="0" w:firstRowFirstColumn="0" w:firstRowLastColumn="0" w:lastRowFirstColumn="0" w:lastRowLastColumn="0"/>
+        </w:trPr>
+        <w:tc>
+          <w:tcPr>
+            <w:cnfStyle w:val="001000000000" w:firstRow="0" w:lastRow="0" w:firstColumn="1" w:lastColumn="0" w:oddVBand="0" w:evenVBand="0" w:oddHBand="0" w:evenHBand="0" w:firstRowFirstColumn="0" w:firstRowLastColumn="0" w:lastRowFirstColumn="0" w:lastRowLastColumn="0"/>
+            <w:tcW w:w="4320" w:type="dxa"/>
+            <w:shd w:val="clear" w:color="auto" w:fill="F8FAFC"/>
+          </w:tcPr>
+          <w:p>
+            <w:r>
+              <w:t>Volume FR</w:t>
+            </w:r>
+          </w:p>
+        </w:tc>
+        <w:tc>
+          <w:tcPr>
+            <w:tcW w:w="4320" w:type="dxa"/>
+          </w:tcPr>
+          <w:p>
+            <w:pPr>
+              <w:cnfStyle w:val="000000100000" w:firstRow="0" w:lastRow="0" w:firstColumn="0" w:lastColumn="0" w:oddVBand="0" w:evenVBand="0" w:oddHBand="1" w:evenHBand="0" w:firstRowFirstColumn="0" w:firstRowLastColumn="0" w:lastRowFirstColumn="0" w:lastRowLastColumn="0"/>
+              <w:rPr>
+                <w:lang w:val="fr-FR"/>
+              </w:rPr>
+            </w:pPr>
+            <w:r>
+              <w:rPr>
+                <w:lang w:val="fr-FR"/>
+              </w:rPr>
+              <w:t>~770 000 enseignants tous niveaux (Éducation nationale 2024)</w:t>
+            </w:r>
+          </w:p>
+        </w:tc>
+      </w:tr>
+      <w:tr>
+        <w:trPr>
+          <w:cnfStyle w:val="000000010000" w:firstRow="0" w:lastRow="0" w:firstColumn="0" w:lastColumn="0" w:oddVBand="0" w:evenVBand="0" w:oddHBand="0" w:evenHBand="1" w:firstRowFirstColumn="0" w:firstRowLastColumn="0" w:lastRowFirstColumn="0" w:lastRowLastColumn="0"/>
+        </w:trPr>
+        <w:tc>
+          <w:tcPr>
+            <w:cnfStyle w:val="001000000000" w:firstRow="0" w:lastRow="0" w:firstColumn="1" w:lastColumn="0" w:oddVBand="0" w:evenVBand="0" w:oddHBand="0" w:evenHBand="0" w:firstRowFirstColumn="0" w:firstRowLastColumn="0" w:lastRowFirstColumn="0" w:lastRowLastColumn="0"/>
+            <w:tcW w:w="4320" w:type="dxa"/>
+            <w:shd w:val="clear" w:color="auto" w:fill="F8FAFC"/>
+          </w:tcPr>
+          <w:p>
+            <w:r>
+              <w:t>Pain point</w:t>
+            </w:r>
+          </w:p>
+        </w:tc>
+        <w:tc>
+          <w:tcPr>
+            <w:tcW w:w="4320" w:type="dxa"/>
+          </w:tcPr>
+          <w:p>
+            <w:pPr>
+              <w:cnfStyle w:val="000000010000" w:firstRow="0" w:lastRow="0" w:firstColumn="0" w:lastColumn="0" w:oddVBand="0" w:evenVBand="0" w:oddHBand="0" w:evenHBand="1" w:firstRowFirstColumn="0" w:firstRowLastColumn="0" w:lastRowFirstColumn="0" w:lastRowLastColumn="0"/>
+              <w:rPr>
+                <w:lang w:val="fr-FR"/>
+              </w:rPr>
+            </w:pPr>
+            <w:r>
+              <w:rPr>
+                <w:lang w:val="fr-FR"/>
+              </w:rPr>
+              <w:t>~12h/mois en correction et préparation de supports d'évaluation variés</w:t>
+            </w:r>
+          </w:p>
+        </w:tc>
+      </w:tr>
+      <w:tr>
+        <w:trPr>
+          <w:cnfStyle w:val="000000100000" w:firstRow="0" w:lastRow="0" w:firstColumn="0" w:lastColumn="0" w:oddVBand="0" w:evenVBand="0" w:oddHBand="1" w:evenHBand="0" w:firstRowFirstColumn="0" w:firstRowLastColumn="0" w:lastRowFirstColumn="0" w:lastRowLastColumn="0"/>
+        </w:trPr>
+        <w:tc>
+          <w:tcPr>
+            <w:cnfStyle w:val="001000000000" w:firstRow="0" w:lastRow="0" w:firstColumn="1" w:lastColumn="0" w:oddVBand="0" w:evenVBand="0" w:oddHBand="0" w:evenHBand="0" w:firstRowFirstColumn="0" w:firstRowLastColumn="0" w:lastRowFirstColumn="0" w:lastRowLastColumn="0"/>
+            <w:tcW w:w="4320" w:type="dxa"/>
+            <w:shd w:val="clear" w:color="auto" w:fill="F8FAFC"/>
+          </w:tcPr>
+          <w:p>
+            <w:proofErr w:type="spellStart"/>
+            <w:r>
+              <w:t>Critère</w:t>
+            </w:r>
+            <w:proofErr w:type="spellEnd"/>
+            <w:r>
+              <w:t xml:space="preserve"> </w:t>
+            </w:r>
+            <w:proofErr w:type="spellStart"/>
+            <w:r>
+              <w:t>clé</w:t>
+            </w:r>
+            <w:proofErr w:type="spellEnd"/>
+          </w:p>
+        </w:tc>
+        <w:tc>
+          <w:tcPr>
+            <w:tcW w:w="4320" w:type="dxa"/>
+          </w:tcPr>
+          <w:p>
+            <w:pPr>
+              <w:cnfStyle w:val="000000100000" w:firstRow="0" w:lastRow="0" w:firstColumn="0" w:lastColumn="0" w:oddVBand="0" w:evenVBand="0" w:oddHBand="1" w:evenHBand="0" w:firstRowFirstColumn="0" w:firstRowLastColumn="0" w:lastRowFirstColumn="0" w:lastRowLastColumn="0"/>
+              <w:rPr>
+                <w:lang w:val="fr-FR"/>
+              </w:rPr>
+            </w:pPr>
+            <w:r>
+              <w:rPr>
+                <w:lang w:val="fr-FR"/>
+              </w:rPr>
+              <w:t>I</w:t>
+            </w:r>
+            <w:r>
+              <w:rPr>
+                <w:lang w:val="fr-FR"/>
+              </w:rPr>
+              <w:t xml:space="preserve">nterface </w:t>
+            </w:r>
+            <w:proofErr w:type="spellStart"/>
+            <w:r>
+              <w:rPr>
+                <w:lang w:val="fr-FR"/>
+              </w:rPr>
+              <w:t>ultra-simple</w:t>
+            </w:r>
+            <w:proofErr w:type="spellEnd"/>
+            <w:r>
+              <w:rPr>
+                <w:lang w:val="fr-FR"/>
+              </w:rPr>
+              <w:t xml:space="preserve">, conformité RGPD stricte et possibilité d'exporter facilement les </w:t>
+            </w:r>
+            <w:r>
+              <w:rPr>
+                <w:lang w:val="fr-FR"/>
+              </w:rPr>
+              <w:t>résultats des étudiants par classe pour avoir un suivi</w:t>
+            </w:r>
+            <w:r>
+              <w:rPr>
+                <w:lang w:val="fr-FR"/>
+              </w:rPr>
+              <w:t xml:space="preserve"> (Word, PDF, ENT).</w:t>
+            </w:r>
+          </w:p>
+        </w:tc>
+      </w:tr>
+    </w:tbl>
     <w:p>
       <w:pPr>
-        <w:spacing w:before="57"/>
-        <w:ind w:left="227" w:right="227"/>
-        <w:rPr>
-          <w:lang w:val="fr-FR"/>
-        </w:rPr>
-      </w:pPr>
-      <w:r>
-        <w:rPr>
-          <w:b/>
-          <w:color w:val="F59E0B"/>
-          <w:sz w:val="18"/>
-        </w:rPr>
-        <w:t>💡</w:t>
-      </w:r>
-      <w:r>
-        <w:rPr>
-          <w:b/>
-          <w:color w:val="F59E0B"/>
-          <w:sz w:val="18"/>
-          <w:lang w:val="fr-FR"/>
-        </w:rPr>
-        <w:t xml:space="preserve"> Objectif. </w:t>
-      </w:r>
-      <w:r>
-        <w:rPr>
-          <w:i/>
-          <w:color w:val="475569"/>
-          <w:sz w:val="18"/>
-          <w:lang w:val="fr-FR"/>
-        </w:rPr>
-        <w:t>Décrire qui utilise réellement le produit. Un produit qui parle « à tout le monde » ne parle à personne.</w:t>
-      </w:r>
+        <w:pStyle w:val="Titre2"/>
+        <w:rPr>
+          <w:lang w:val="fr-FR"/>
+        </w:rPr>
+      </w:pPr>
+      <w:bookmarkStart w:id="5" w:name="_Toc233630908"/>
+      <w:r>
+        <w:rPr>
+          <w:color w:val="1E1B4B"/>
+          <w:lang w:val="fr-FR"/>
+        </w:rPr>
+        <w:t xml:space="preserve">2.2. Cible secondaire, </w:t>
+      </w:r>
+      <w:proofErr w:type="spellStart"/>
+      <w:r>
+        <w:rPr>
+          <w:color w:val="1E1B4B"/>
+          <w:lang w:val="fr-FR"/>
+        </w:rPr>
+        <w:t>Étudiant·e</w:t>
+      </w:r>
+      <w:proofErr w:type="spellEnd"/>
+      <w:r>
+        <w:rPr>
+          <w:color w:val="1E1B4B"/>
+          <w:lang w:val="fr-FR"/>
+        </w:rPr>
+        <w:t xml:space="preserve"> du supérieur</w:t>
+      </w:r>
+      <w:bookmarkEnd w:id="5"/>
     </w:p>
+    <w:tbl>
+      <w:tblPr>
+        <w:tblStyle w:val="Grilleclaire-Accent1"/>
+        <w:tblW w:w="0" w:type="auto"/>
+        <w:tblLook w:val="04A0" w:firstRow="1" w:lastRow="0" w:firstColumn="1" w:lastColumn="0" w:noHBand="0" w:noVBand="1"/>
+      </w:tblPr>
+      <w:tblGrid>
+        <w:gridCol w:w="4320"/>
+        <w:gridCol w:w="4320"/>
+      </w:tblGrid>
+      <w:tr>
+        <w:trPr>
+          <w:cnfStyle w:val="100000000000" w:firstRow="1" w:lastRow="0" w:firstColumn="0" w:lastColumn="0" w:oddVBand="0" w:evenVBand="0" w:oddHBand="0" w:evenHBand="0" w:firstRowFirstColumn="0" w:firstRowLastColumn="0" w:lastRowFirstColumn="0" w:lastRowLastColumn="0"/>
+        </w:trPr>
+        <w:tc>
+          <w:tcPr>
+            <w:cnfStyle w:val="001000000000" w:firstRow="0" w:lastRow="0" w:firstColumn="1" w:lastColumn="0" w:oddVBand="0" w:evenVBand="0" w:oddHBand="0" w:evenHBand="0" w:firstRowFirstColumn="0" w:firstRowLastColumn="0" w:lastRowFirstColumn="0" w:lastRowLastColumn="0"/>
+            <w:tcW w:w="4320" w:type="dxa"/>
+            <w:shd w:val="clear" w:color="auto" w:fill="F8FAFC"/>
+          </w:tcPr>
+          <w:p>
+            <w:proofErr w:type="spellStart"/>
+            <w:r>
+              <w:t>Profil</w:t>
+            </w:r>
+            <w:proofErr w:type="spellEnd"/>
+          </w:p>
+        </w:tc>
+        <w:tc>
+          <w:tcPr>
+            <w:tcW w:w="4320" w:type="dxa"/>
+          </w:tcPr>
+          <w:p>
+            <w:pPr>
+              <w:cnfStyle w:val="100000000000" w:firstRow="1" w:lastRow="0" w:firstColumn="0" w:lastColumn="0" w:oddVBand="0" w:evenVBand="0" w:oddHBand="0" w:evenHBand="0" w:firstRowFirstColumn="0" w:firstRowLastColumn="0" w:lastRowFirstColumn="0" w:lastRowLastColumn="0"/>
+              <w:rPr>
+                <w:lang w:val="fr-FR"/>
+              </w:rPr>
+            </w:pPr>
+            <w:r>
+              <w:rPr>
+                <w:lang w:val="fr-FR"/>
+              </w:rPr>
+              <w:t>18-25 ans · L1-M2 (Bac+1 à Bac+5) · usage smartphone et laptop quotidien</w:t>
+            </w:r>
+          </w:p>
+        </w:tc>
+      </w:tr>
+      <w:tr>
+        <w:trPr>
+          <w:cnfStyle w:val="000000100000" w:firstRow="0" w:lastRow="0" w:firstColumn="0" w:lastColumn="0" w:oddVBand="0" w:evenVBand="0" w:oddHBand="1" w:evenHBand="0" w:firstRowFirstColumn="0" w:firstRowLastColumn="0" w:lastRowFirstColumn="0" w:lastRowLastColumn="0"/>
+        </w:trPr>
+        <w:tc>
+          <w:tcPr>
+            <w:cnfStyle w:val="001000000000" w:firstRow="0" w:lastRow="0" w:firstColumn="1" w:lastColumn="0" w:oddVBand="0" w:evenVBand="0" w:oddHBand="0" w:evenHBand="0" w:firstRowFirstColumn="0" w:firstRowLastColumn="0" w:lastRowFirstColumn="0" w:lastRowLastColumn="0"/>
+            <w:tcW w:w="4320" w:type="dxa"/>
+            <w:shd w:val="clear" w:color="auto" w:fill="F8FAFC"/>
+          </w:tcPr>
+          <w:p>
+            <w:r>
+              <w:t>Volume FR</w:t>
+            </w:r>
+          </w:p>
+        </w:tc>
+        <w:tc>
+          <w:tcPr>
+            <w:tcW w:w="4320" w:type="dxa"/>
+          </w:tcPr>
+          <w:p>
+            <w:pPr>
+              <w:cnfStyle w:val="000000100000" w:firstRow="0" w:lastRow="0" w:firstColumn="0" w:lastColumn="0" w:oddVBand="0" w:evenVBand="0" w:oddHBand="1" w:evenHBand="0" w:firstRowFirstColumn="0" w:firstRowLastColumn="0" w:lastRowFirstColumn="0" w:lastRowLastColumn="0"/>
+              <w:rPr>
+                <w:lang w:val="fr-FR"/>
+              </w:rPr>
+            </w:pPr>
+            <w:r>
+              <w:rPr>
+                <w:lang w:val="fr-FR"/>
+              </w:rPr>
+              <w:t>~2,7M d'étudiants dans le supérieur (chiffres MESR 2024)</w:t>
+            </w:r>
+          </w:p>
+        </w:tc>
+      </w:tr>
+      <w:tr>
+        <w:trPr>
+          <w:cnfStyle w:val="000000010000" w:firstRow="0" w:lastRow="0" w:firstColumn="0" w:lastColumn="0" w:oddVBand="0" w:evenVBand="0" w:oddHBand="0" w:evenHBand="1" w:firstRowFirstColumn="0" w:firstRowLastColumn="0" w:lastRowFirstColumn="0" w:lastRowLastColumn="0"/>
+        </w:trPr>
+        <w:tc>
+          <w:tcPr>
+            <w:cnfStyle w:val="001000000000" w:firstRow="0" w:lastRow="0" w:firstColumn="1" w:lastColumn="0" w:oddVBand="0" w:evenVBand="0" w:oddHBand="0" w:evenHBand="0" w:firstRowFirstColumn="0" w:firstRowLastColumn="0" w:lastRowFirstColumn="0" w:lastRowLastColumn="0"/>
+            <w:tcW w:w="4320" w:type="dxa"/>
+            <w:shd w:val="clear" w:color="auto" w:fill="F8FAFC"/>
+          </w:tcPr>
+          <w:p>
+            <w:r>
+              <w:t>Pain point</w:t>
+            </w:r>
+          </w:p>
+        </w:tc>
+        <w:tc>
+          <w:tcPr>
+            <w:tcW w:w="4320" w:type="dxa"/>
+          </w:tcPr>
+          <w:p>
+            <w:pPr>
+              <w:cnfStyle w:val="000000010000" w:firstRow="0" w:lastRow="0" w:firstColumn="0" w:lastColumn="0" w:oddVBand="0" w:evenVBand="0" w:oddHBand="0" w:evenHBand="1" w:firstRowFirstColumn="0" w:firstRowLastColumn="0" w:lastRowFirstColumn="0" w:lastRowLastColumn="0"/>
+              <w:rPr>
+                <w:lang w:val="fr-FR"/>
+              </w:rPr>
+            </w:pPr>
+            <w:r>
+              <w:rPr>
+                <w:lang w:val="fr-FR"/>
+              </w:rPr>
+              <w:t>5h à 15h/semaine consacrées à chercher ou créer des supports de révision</w:t>
+            </w:r>
+          </w:p>
+        </w:tc>
+      </w:tr>
+      <w:tr>
+        <w:trPr>
+          <w:cnfStyle w:val="000000100000" w:firstRow="0" w:lastRow="0" w:firstColumn="0" w:lastColumn="0" w:oddVBand="0" w:evenVBand="0" w:oddHBand="1" w:evenHBand="0" w:firstRowFirstColumn="0" w:firstRowLastColumn="0" w:lastRowFirstColumn="0" w:lastRowLastColumn="0"/>
+        </w:trPr>
+        <w:tc>
+          <w:tcPr>
+            <w:cnfStyle w:val="001000000000" w:firstRow="0" w:lastRow="0" w:firstColumn="1" w:lastColumn="0" w:oddVBand="0" w:evenVBand="0" w:oddHBand="0" w:evenHBand="0" w:firstRowFirstColumn="0" w:firstRowLastColumn="0" w:lastRowFirstColumn="0" w:lastRowLastColumn="0"/>
+            <w:tcW w:w="4320" w:type="dxa"/>
+            <w:shd w:val="clear" w:color="auto" w:fill="F8FAFC"/>
+          </w:tcPr>
+          <w:p>
+            <w:proofErr w:type="spellStart"/>
+            <w:r>
+              <w:t>Critère</w:t>
+            </w:r>
+            <w:proofErr w:type="spellEnd"/>
+            <w:r>
+              <w:t xml:space="preserve"> </w:t>
+            </w:r>
+            <w:proofErr w:type="spellStart"/>
+            <w:r>
+              <w:t>clé</w:t>
+            </w:r>
+            <w:proofErr w:type="spellEnd"/>
+          </w:p>
+        </w:tc>
+        <w:tc>
+          <w:tcPr>
+            <w:tcW w:w="4320" w:type="dxa"/>
+          </w:tcPr>
+          <w:p>
+            <w:pPr>
+              <w:cnfStyle w:val="000000100000" w:firstRow="0" w:lastRow="0" w:firstColumn="0" w:lastColumn="0" w:oddVBand="0" w:evenVBand="0" w:oddHBand="1" w:evenHBand="0" w:firstRowFirstColumn="0" w:firstRowLastColumn="0" w:lastRowFirstColumn="0" w:lastRowLastColumn="0"/>
+              <w:rPr>
+                <w:lang w:val="fr-FR"/>
+              </w:rPr>
+            </w:pPr>
+            <w:r>
+              <w:rPr>
+                <w:lang w:val="fr-FR"/>
+              </w:rPr>
+              <w:t xml:space="preserve">Fonctionnement 100 % </w:t>
+            </w:r>
+            <w:proofErr w:type="spellStart"/>
+            <w:r>
+              <w:rPr>
+                <w:lang w:val="fr-FR"/>
+              </w:rPr>
+              <w:t>hors-ligne</w:t>
+            </w:r>
+            <w:proofErr w:type="spellEnd"/>
+            <w:r>
+              <w:rPr>
+                <w:lang w:val="fr-FR"/>
+              </w:rPr>
+              <w:t xml:space="preserve"> et accès gratuit ou modèle freemium très abordable.</w:t>
+            </w:r>
+          </w:p>
+        </w:tc>
+      </w:tr>
+    </w:tbl>
     <w:p>
       <w:pPr>
-        <w:ind w:left="227" w:right="227"/>
-        <w:rPr>
-          <w:lang w:val="fr-FR"/>
-        </w:rPr>
-      </w:pPr>
-      <w:r>
-        <w:rPr>
-          <w:b/>
-          <w:color w:val="F59E0B"/>
-          <w:sz w:val="18"/>
-        </w:rPr>
-        <w:t>📐</w:t>
-      </w:r>
-      <w:r>
-        <w:rPr>
-          <w:b/>
-          <w:color w:val="F59E0B"/>
-          <w:sz w:val="18"/>
-          <w:lang w:val="fr-FR"/>
-        </w:rPr>
-        <w:t xml:space="preserve"> Format attendu. </w:t>
-      </w:r>
-      <w:r>
-        <w:rPr>
-          <w:i/>
-          <w:color w:val="475569"/>
-          <w:sz w:val="18"/>
-          <w:lang w:val="fr-FR"/>
-        </w:rPr>
-        <w:t>3 niveaux de cibles : primaire (acteur principal), secondaire (acteur émergent), tertiaire (acheteur B2B éventuel). Chacune avec profil, volume estimé et critère de décision principal.</w:t>
-      </w:r>
-    </w:p>
-    <w:p>
-      <w:pPr>
-        <w:ind w:left="227" w:right="227"/>
-        <w:rPr>
-          <w:lang w:val="fr-FR"/>
-        </w:rPr>
-      </w:pPr>
-      <w:r>
-        <w:rPr>
-          <w:b/>
-          <w:color w:val="16A34A"/>
-          <w:sz w:val="18"/>
-          <w:lang w:val="fr-FR"/>
-        </w:rPr>
-        <w:t xml:space="preserve">✅ Bon exemple. </w:t>
-      </w:r>
-      <w:r>
-        <w:rPr>
-          <w:i/>
-          <w:color w:val="475569"/>
-          <w:sz w:val="18"/>
-          <w:lang w:val="fr-FR"/>
-        </w:rPr>
-        <w:t xml:space="preserve">« </w:t>
-      </w:r>
-      <w:proofErr w:type="spellStart"/>
-      <w:r>
-        <w:rPr>
-          <w:i/>
-          <w:color w:val="475569"/>
-          <w:sz w:val="18"/>
-          <w:lang w:val="fr-FR"/>
-        </w:rPr>
-        <w:t>Étudiant·e</w:t>
-      </w:r>
-      <w:proofErr w:type="spellEnd"/>
-      <w:r>
-        <w:rPr>
-          <w:i/>
-          <w:color w:val="475569"/>
-          <w:sz w:val="18"/>
-          <w:lang w:val="fr-FR"/>
-        </w:rPr>
-        <w:t xml:space="preserve"> de licence universitaire, 18-22 ans, smartphone Android personnel, ~5h de révision/semaine en autonomie. Volume FR : 1,7M. »</w:t>
-      </w:r>
-    </w:p>
-    <w:p>
-      <w:pPr>
-        <w:ind w:left="227" w:right="227"/>
-        <w:rPr>
-          <w:lang w:val="fr-FR"/>
-        </w:rPr>
-      </w:pPr>
-      <w:r>
-        <w:rPr>
-          <w:b/>
-          <w:color w:val="DC2626"/>
-          <w:sz w:val="18"/>
-          <w:lang w:val="fr-FR"/>
-        </w:rPr>
-        <w:t xml:space="preserve">❌ À éviter. </w:t>
-      </w:r>
-      <w:r>
-        <w:rPr>
-          <w:i/>
-          <w:color w:val="475569"/>
-          <w:sz w:val="18"/>
-          <w:lang w:val="fr-FR"/>
-        </w:rPr>
-        <w:t>« Étudiants. » (</w:t>
-      </w:r>
-      <w:proofErr w:type="gramStart"/>
-      <w:r>
-        <w:rPr>
-          <w:i/>
-          <w:color w:val="475569"/>
-          <w:sz w:val="18"/>
-          <w:lang w:val="fr-FR"/>
-        </w:rPr>
-        <w:t>trop</w:t>
-      </w:r>
-      <w:proofErr w:type="gramEnd"/>
-      <w:r>
-        <w:rPr>
-          <w:i/>
-          <w:color w:val="475569"/>
-          <w:sz w:val="18"/>
-          <w:lang w:val="fr-FR"/>
-        </w:rPr>
-        <w:t xml:space="preserve"> générique, intestable)</w:t>
-      </w:r>
-    </w:p>
-    <w:p>
-      <w:pPr>
         <w:pStyle w:val="Titre2"/>
         <w:rPr>
           <w:lang w:val="fr-FR"/>
         </w:rPr>
       </w:pPr>
-      <w:bookmarkStart w:id="6" w:name="_Toc233630909"/>
+      <w:bookmarkStart w:id="6" w:name="_Toc233630910"/>
       <w:r>
         <w:rPr>
           <w:color w:val="1E1B4B"/>
           <w:lang w:val="fr-FR"/>
         </w:rPr>
-        <w:t xml:space="preserve">2.1. Cible primaire, Enseignant·e (persona émergente J1)</w:t>
-      </w:r>
-      <w:proofErr w:type="spellStart"/>
-      <w:r>
-        <w:rPr>
-          <w:color w:val="1E1B4B"/>
-          <w:lang w:val="fr-FR"/>
-        </w:rPr>
-        <w:t/>
-      </w:r>
-      <w:proofErr w:type="spellEnd"/>
-      <w:r>
-        <w:rPr>
-          <w:color w:val="1E1B4B"/>
-          <w:lang w:val="fr-FR"/>
-        </w:rPr>
-        <w:t xml:space="preserve"/>
+        <w:t>2.3. Cible tertiaire, Établissement scolaire (acheteur B2B)</w:t>
       </w:r>
       <w:bookmarkEnd w:id="6"/>
     </w:p>
@@ -3492,7 +3705,7 @@
               <w:rPr>
                 <w:lang w:val="fr-FR"/>
               </w:rPr>
-              <w:t>42 ans · Enseignante en BTS Communication à Lyon · Gère une classe de 28 étudiants · Maîtrise modérée du numérique.</w:t>
+              <w:t>Direction de lycée privé · ENT scolaire · responsable pédagogique d'école supérieure</w:t>
             </w:r>
           </w:p>
         </w:tc>
@@ -3520,15 +3733,9 @@
           <w:p>
             <w:pPr>
               <w:cnfStyle w:val="000000100000" w:firstRow="0" w:lastRow="0" w:firstColumn="0" w:lastColumn="0" w:oddVBand="0" w:evenVBand="0" w:oddHBand="1" w:evenHBand="0" w:firstRowFirstColumn="0" w:firstRowLastColumn="0" w:lastRowFirstColumn="0" w:lastRowLastColumn="0"/>
-              <w:rPr>
-                <w:lang w:val="fr-FR"/>
-              </w:rPr>
             </w:pPr>
             <w:r>
-              <w:rPr>
-                <w:lang w:val="fr-FR"/>
-              </w:rPr>
-              <w:t>~770 000 enseignants tous niveaux (Éducation nationale 2024)</w:t>
+              <w:t>~7 500 lycées + ~3 500 établissements supérieurs</w:t>
             </w:r>
           </w:p>
         </w:tc>
@@ -3564,7 +3771,21 @@
               <w:rPr>
                 <w:lang w:val="fr-FR"/>
               </w:rPr>
-              <w:t>~12h/mois en correction et préparation de supports d'évaluation variés</w:t>
+              <w:t xml:space="preserve">Budget </w:t>
+            </w:r>
+            <w:proofErr w:type="spellStart"/>
+            <w:r>
+              <w:rPr>
+                <w:lang w:val="fr-FR"/>
+              </w:rPr>
+              <w:t>edtech</w:t>
+            </w:r>
+            <w:proofErr w:type="spellEnd"/>
+            <w:r>
+              <w:rPr>
+                <w:lang w:val="fr-FR"/>
+              </w:rPr>
+              <w:t xml:space="preserve"> contraint (&lt; 5€/élève/an) + obligation RGPD non négociable</w:t>
             </w:r>
           </w:p>
         </w:tc>
@@ -3610,39 +3831,19 @@
               <w:rPr>
                 <w:lang w:val="fr-FR"/>
               </w:rPr>
-              <w:t>I</w:t>
+              <w:t>Garantie absolue de la souveraineté des données</w:t>
             </w:r>
             <w:r>
               <w:rPr>
                 <w:lang w:val="fr-FR"/>
               </w:rPr>
-              <w:t xml:space="preserve">nterface </w:t>
-            </w:r>
-            <w:proofErr w:type="spellStart"/>
+              <w:t xml:space="preserve"> </w:t>
+            </w:r>
             <w:r>
               <w:rPr>
                 <w:lang w:val="fr-FR"/>
               </w:rPr>
-              <w:t>ultra-simple</w:t>
-            </w:r>
-            <w:proofErr w:type="spellEnd"/>
-            <w:r>
-              <w:rPr>
-                <w:lang w:val="fr-FR"/>
-              </w:rPr>
-              <w:t xml:space="preserve">, conformité RGPD stricte et possibilité d'exporter facilement les </w:t>
-            </w:r>
-            <w:r>
-              <w:rPr>
-                <w:lang w:val="fr-FR"/>
-              </w:rPr>
-              <w:t>résultats des étudiants par classe pour avoir un suivi</w:t>
-            </w:r>
-            <w:r>
-              <w:rPr>
-                <w:lang w:val="fr-FR"/>
-              </w:rPr>
-              <w:t xml:space="preserve"> (Word, PDF, ENT).</w:t>
+              <w:t>et respect du budget contraint (&lt; 5 € / élève / an)</w:t>
             </w:r>
           </w:p>
         </w:tc>
@@ -3650,442 +3851,455 @@
     </w:tbl>
     <w:p>
       <w:pPr>
-        <w:pStyle w:val="Titre2"/>
-        <w:rPr>
-          <w:lang w:val="fr-FR"/>
-        </w:rPr>
-      </w:pPr>
-      <w:bookmarkStart w:id="5" w:name="_Toc233630908"/>
+        <w:pStyle w:val="Titre1"/>
+        <w:rPr>
+          <w:lang w:val="fr-FR"/>
+        </w:rPr>
+      </w:pPr>
+      <w:bookmarkStart w:id="7" w:name="_Toc233630911"/>
       <w:r>
         <w:rPr>
           <w:color w:val="1E1B4B"/>
           <w:lang w:val="fr-FR"/>
         </w:rPr>
-        <w:t xml:space="preserve">2.2. Cible secondaire, Étudiant·e du supérieur</w:t>
-      </w:r>
-      <w:proofErr w:type="spellStart"/>
-      <w:r>
-        <w:rPr>
-          <w:color w:val="1E1B4B"/>
-          <w:lang w:val="fr-FR"/>
-        </w:rPr>
-        <w:t/>
-      </w:r>
-      <w:proofErr w:type="spellEnd"/>
-      <w:r>
-        <w:rPr>
-          <w:color w:val="1E1B4B"/>
-          <w:lang w:val="fr-FR"/>
-        </w:rPr>
-        <w:t xml:space="preserve"/>
-      </w:r>
-      <w:bookmarkEnd w:id="5"/>
-    </w:p>
-    <w:tbl>
-      <w:tblPr>
-        <w:tblStyle w:val="Grilleclaire-Accent1"/>
-        <w:tblW w:w="0" w:type="auto"/>
-        <w:tblLook w:val="04A0" w:firstRow="1" w:lastRow="0" w:firstColumn="1" w:lastColumn="0" w:noHBand="0" w:noVBand="1"/>
-      </w:tblPr>
-      <w:tblGrid>
-        <w:gridCol w:w="4320"/>
-        <w:gridCol w:w="4320"/>
-      </w:tblGrid>
-      <w:tr>
-        <w:trPr>
-          <w:cnfStyle w:val="100000000000" w:firstRow="1" w:lastRow="0" w:firstColumn="0" w:lastColumn="0" w:oddVBand="0" w:evenVBand="0" w:oddHBand="0" w:evenHBand="0" w:firstRowFirstColumn="0" w:firstRowLastColumn="0" w:lastRowFirstColumn="0" w:lastRowLastColumn="0"/>
-        </w:trPr>
-        <w:tc>
-          <w:tcPr>
-            <w:cnfStyle w:val="001000000000" w:firstRow="0" w:lastRow="0" w:firstColumn="1" w:lastColumn="0" w:oddVBand="0" w:evenVBand="0" w:oddHBand="0" w:evenHBand="0" w:firstRowFirstColumn="0" w:firstRowLastColumn="0" w:lastRowFirstColumn="0" w:lastRowLastColumn="0"/>
-            <w:tcW w:w="4320" w:type="dxa"/>
-            <w:shd w:val="clear" w:color="auto" w:fill="F8FAFC"/>
-          </w:tcPr>
-          <w:p>
-            <w:proofErr w:type="spellStart"/>
-            <w:r>
-              <w:t>Profil</w:t>
-            </w:r>
-            <w:proofErr w:type="spellEnd"/>
-          </w:p>
-        </w:tc>
-        <w:tc>
-          <w:tcPr>
-            <w:tcW w:w="4320" w:type="dxa"/>
-          </w:tcPr>
-          <w:p>
-            <w:pPr>
-              <w:cnfStyle w:val="100000000000" w:firstRow="1" w:lastRow="0" w:firstColumn="0" w:lastColumn="0" w:oddVBand="0" w:evenVBand="0" w:oddHBand="0" w:evenHBand="0" w:firstRowFirstColumn="0" w:firstRowLastColumn="0" w:lastRowFirstColumn="0" w:lastRowLastColumn="0"/>
-              <w:rPr>
-                <w:lang w:val="fr-FR"/>
-              </w:rPr>
-            </w:pPr>
-            <w:r>
-              <w:rPr>
-                <w:lang w:val="fr-FR"/>
-              </w:rPr>
-              <w:t>18-25 ans · L1-M2 (Bac+1 à Bac+5) · usage smartphone et laptop quotidien</w:t>
-            </w:r>
-          </w:p>
-        </w:tc>
-      </w:tr>
-      <w:tr>
-        <w:trPr>
-          <w:cnfStyle w:val="000000100000" w:firstRow="0" w:lastRow="0" w:firstColumn="0" w:lastColumn="0" w:oddVBand="0" w:evenVBand="0" w:oddHBand="1" w:evenHBand="0" w:firstRowFirstColumn="0" w:firstRowLastColumn="0" w:lastRowFirstColumn="0" w:lastRowLastColumn="0"/>
-        </w:trPr>
-        <w:tc>
-          <w:tcPr>
-            <w:cnfStyle w:val="001000000000" w:firstRow="0" w:lastRow="0" w:firstColumn="1" w:lastColumn="0" w:oddVBand="0" w:evenVBand="0" w:oddHBand="0" w:evenHBand="0" w:firstRowFirstColumn="0" w:firstRowLastColumn="0" w:lastRowFirstColumn="0" w:lastRowLastColumn="0"/>
-            <w:tcW w:w="4320" w:type="dxa"/>
-            <w:shd w:val="clear" w:color="auto" w:fill="F8FAFC"/>
-          </w:tcPr>
-          <w:p>
-            <w:r>
-              <w:t>Volume FR</w:t>
-            </w:r>
-          </w:p>
-        </w:tc>
-        <w:tc>
-          <w:tcPr>
-            <w:tcW w:w="4320" w:type="dxa"/>
-          </w:tcPr>
-          <w:p>
-            <w:pPr>
-              <w:cnfStyle w:val="000000100000" w:firstRow="0" w:lastRow="0" w:firstColumn="0" w:lastColumn="0" w:oddVBand="0" w:evenVBand="0" w:oddHBand="1" w:evenHBand="0" w:firstRowFirstColumn="0" w:firstRowLastColumn="0" w:lastRowFirstColumn="0" w:lastRowLastColumn="0"/>
-              <w:rPr>
-                <w:lang w:val="fr-FR"/>
-              </w:rPr>
-            </w:pPr>
-            <w:r>
-              <w:rPr>
-                <w:lang w:val="fr-FR"/>
-              </w:rPr>
-              <w:t>~2,7M d'étudiants dans le supérieur (chiffres MESR 2024)</w:t>
-            </w:r>
-          </w:p>
-        </w:tc>
-      </w:tr>
-      <w:tr>
-        <w:trPr>
-          <w:cnfStyle w:val="000000010000" w:firstRow="0" w:lastRow="0" w:firstColumn="0" w:lastColumn="0" w:oddVBand="0" w:evenVBand="0" w:oddHBand="0" w:evenHBand="1" w:firstRowFirstColumn="0" w:firstRowLastColumn="0" w:lastRowFirstColumn="0" w:lastRowLastColumn="0"/>
-        </w:trPr>
-        <w:tc>
-          <w:tcPr>
-            <w:cnfStyle w:val="001000000000" w:firstRow="0" w:lastRow="0" w:firstColumn="1" w:lastColumn="0" w:oddVBand="0" w:evenVBand="0" w:oddHBand="0" w:evenHBand="0" w:firstRowFirstColumn="0" w:firstRowLastColumn="0" w:lastRowFirstColumn="0" w:lastRowLastColumn="0"/>
-            <w:tcW w:w="4320" w:type="dxa"/>
-            <w:shd w:val="clear" w:color="auto" w:fill="F8FAFC"/>
-          </w:tcPr>
-          <w:p>
-            <w:r>
-              <w:t>Pain point</w:t>
-            </w:r>
-          </w:p>
-        </w:tc>
-        <w:tc>
-          <w:tcPr>
-            <w:tcW w:w="4320" w:type="dxa"/>
-          </w:tcPr>
-          <w:p>
-            <w:pPr>
-              <w:cnfStyle w:val="000000010000" w:firstRow="0" w:lastRow="0" w:firstColumn="0" w:lastColumn="0" w:oddVBand="0" w:evenVBand="0" w:oddHBand="0" w:evenHBand="1" w:firstRowFirstColumn="0" w:firstRowLastColumn="0" w:lastRowFirstColumn="0" w:lastRowLastColumn="0"/>
-              <w:rPr>
-                <w:lang w:val="fr-FR"/>
-              </w:rPr>
-            </w:pPr>
-            <w:r>
-              <w:rPr>
-                <w:lang w:val="fr-FR"/>
-              </w:rPr>
-              <w:t>5h à 15h/semaine consacrées à chercher ou créer des supports de révision</w:t>
-            </w:r>
-          </w:p>
-        </w:tc>
-      </w:tr>
-      <w:tr>
-        <w:trPr>
-          <w:cnfStyle w:val="000000100000" w:firstRow="0" w:lastRow="0" w:firstColumn="0" w:lastColumn="0" w:oddVBand="0" w:evenVBand="0" w:oddHBand="1" w:evenHBand="0" w:firstRowFirstColumn="0" w:firstRowLastColumn="0" w:lastRowFirstColumn="0" w:lastRowLastColumn="0"/>
-        </w:trPr>
-        <w:tc>
-          <w:tcPr>
-            <w:cnfStyle w:val="001000000000" w:firstRow="0" w:lastRow="0" w:firstColumn="1" w:lastColumn="0" w:oddVBand="0" w:evenVBand="0" w:oddHBand="0" w:evenHBand="0" w:firstRowFirstColumn="0" w:firstRowLastColumn="0" w:lastRowFirstColumn="0" w:lastRowLastColumn="0"/>
-            <w:tcW w:w="4320" w:type="dxa"/>
-            <w:shd w:val="clear" w:color="auto" w:fill="F8FAFC"/>
-          </w:tcPr>
-          <w:p>
-            <w:proofErr w:type="spellStart"/>
-            <w:r>
-              <w:t>Critère</w:t>
-            </w:r>
-            <w:proofErr w:type="spellEnd"/>
-            <w:r>
-              <w:t xml:space="preserve"> </w:t>
-            </w:r>
-            <w:proofErr w:type="spellStart"/>
-            <w:r>
-              <w:t>clé</w:t>
-            </w:r>
-            <w:proofErr w:type="spellEnd"/>
-          </w:p>
-        </w:tc>
-        <w:tc>
-          <w:tcPr>
-            <w:tcW w:w="4320" w:type="dxa"/>
-          </w:tcPr>
-          <w:p>
-            <w:pPr>
-              <w:cnfStyle w:val="000000100000" w:firstRow="0" w:lastRow="0" w:firstColumn="0" w:lastColumn="0" w:oddVBand="0" w:evenVBand="0" w:oddHBand="1" w:evenHBand="0" w:firstRowFirstColumn="0" w:firstRowLastColumn="0" w:lastRowFirstColumn="0" w:lastRowLastColumn="0"/>
-              <w:rPr>
-                <w:lang w:val="fr-FR"/>
-              </w:rPr>
-            </w:pPr>
-            <w:r>
-              <w:rPr>
-                <w:lang w:val="fr-FR"/>
-              </w:rPr>
-              <w:t xml:space="preserve">Fonctionnement 100 % </w:t>
-            </w:r>
-            <w:proofErr w:type="spellStart"/>
-            <w:r>
-              <w:rPr>
-                <w:lang w:val="fr-FR"/>
-              </w:rPr>
-              <w:t>hors-ligne</w:t>
-            </w:r>
-            <w:proofErr w:type="spellEnd"/>
-            <w:r>
-              <w:rPr>
-                <w:lang w:val="fr-FR"/>
-              </w:rPr>
-              <w:t xml:space="preserve"> et accès gratuit ou modèle freemium très abordable.</w:t>
-            </w:r>
-          </w:p>
-        </w:tc>
-      </w:tr>
-    </w:tbl>
-    <w:p>
-      <w:pPr>
-        <w:pStyle w:val="Titre2"/>
-        <w:rPr>
-          <w:lang w:val="fr-FR"/>
-        </w:rPr>
-      </w:pPr>
-      <w:bookmarkStart w:id="7" w:name="_Toc233630910"/>
-      <w:r>
-        <w:rPr>
-          <w:color w:val="1E1B4B"/>
-          <w:lang w:val="fr-FR"/>
-        </w:rPr>
-        <w:t>2.3. Cible tertiaire, Établissement scolaire (acheteur B2B)</w:t>
+        <w:t>3. Needs (besoins résolus)</w:t>
       </w:r>
       <w:bookmarkEnd w:id="7"/>
     </w:p>
-    <w:tbl>
-      <w:tblPr>
-        <w:tblStyle w:val="Grilleclaire-Accent1"/>
-        <w:tblW w:w="0" w:type="auto"/>
-        <w:tblLook w:val="04A0" w:firstRow="1" w:lastRow="0" w:firstColumn="1" w:lastColumn="0" w:noHBand="0" w:noVBand="1"/>
-      </w:tblPr>
-      <w:tblGrid>
-        <w:gridCol w:w="4320"/>
-        <w:gridCol w:w="4320"/>
-      </w:tblGrid>
-      <w:tr>
-        <w:trPr>
-          <w:cnfStyle w:val="100000000000" w:firstRow="1" w:lastRow="0" w:firstColumn="0" w:lastColumn="0" w:oddVBand="0" w:evenVBand="0" w:oddHBand="0" w:evenHBand="0" w:firstRowFirstColumn="0" w:firstRowLastColumn="0" w:lastRowFirstColumn="0" w:lastRowLastColumn="0"/>
-        </w:trPr>
-        <w:tc>
-          <w:tcPr>
-            <w:cnfStyle w:val="001000000000" w:firstRow="0" w:lastRow="0" w:firstColumn="1" w:lastColumn="0" w:oddVBand="0" w:evenVBand="0" w:oddHBand="0" w:evenHBand="0" w:firstRowFirstColumn="0" w:firstRowLastColumn="0" w:lastRowFirstColumn="0" w:lastRowLastColumn="0"/>
-            <w:tcW w:w="4320" w:type="dxa"/>
-            <w:shd w:val="clear" w:color="auto" w:fill="F8FAFC"/>
-          </w:tcPr>
-          <w:p>
-            <w:proofErr w:type="spellStart"/>
-            <w:r>
-              <w:t>Profil</w:t>
-            </w:r>
-            <w:proofErr w:type="spellEnd"/>
-          </w:p>
-        </w:tc>
-        <w:tc>
-          <w:tcPr>
-            <w:tcW w:w="4320" w:type="dxa"/>
-          </w:tcPr>
-          <w:p>
-            <w:pPr>
-              <w:cnfStyle w:val="100000000000" w:firstRow="1" w:lastRow="0" w:firstColumn="0" w:lastColumn="0" w:oddVBand="0" w:evenVBand="0" w:oddHBand="0" w:evenHBand="0" w:firstRowFirstColumn="0" w:firstRowLastColumn="0" w:lastRowFirstColumn="0" w:lastRowLastColumn="0"/>
-              <w:rPr>
-                <w:lang w:val="fr-FR"/>
-              </w:rPr>
-            </w:pPr>
-            <w:r>
-              <w:rPr>
-                <w:lang w:val="fr-FR"/>
-              </w:rPr>
-              <w:t>Direction de lycée privé · ENT scolaire · responsable pédagogique d'école supérieure</w:t>
-            </w:r>
-          </w:p>
-        </w:tc>
-      </w:tr>
-      <w:tr>
-        <w:trPr>
-          <w:cnfStyle w:val="000000100000" w:firstRow="0" w:lastRow="0" w:firstColumn="0" w:lastColumn="0" w:oddVBand="0" w:evenVBand="0" w:oddHBand="1" w:evenHBand="0" w:firstRowFirstColumn="0" w:firstRowLastColumn="0" w:lastRowFirstColumn="0" w:lastRowLastColumn="0"/>
-        </w:trPr>
-        <w:tc>
-          <w:tcPr>
-            <w:cnfStyle w:val="001000000000" w:firstRow="0" w:lastRow="0" w:firstColumn="1" w:lastColumn="0" w:oddVBand="0" w:evenVBand="0" w:oddHBand="0" w:evenHBand="0" w:firstRowFirstColumn="0" w:firstRowLastColumn="0" w:lastRowFirstColumn="0" w:lastRowLastColumn="0"/>
-            <w:tcW w:w="4320" w:type="dxa"/>
-            <w:shd w:val="clear" w:color="auto" w:fill="F8FAFC"/>
-          </w:tcPr>
-          <w:p>
-            <w:r>
-              <w:t>Volume FR</w:t>
-            </w:r>
-          </w:p>
-        </w:tc>
-        <w:tc>
-          <w:tcPr>
-            <w:tcW w:w="4320" w:type="dxa"/>
-          </w:tcPr>
-          <w:p>
-            <w:pPr>
-              <w:cnfStyle w:val="000000100000" w:firstRow="0" w:lastRow="0" w:firstColumn="0" w:lastColumn="0" w:oddVBand="0" w:evenVBand="0" w:oddHBand="1" w:evenHBand="0" w:firstRowFirstColumn="0" w:firstRowLastColumn="0" w:lastRowFirstColumn="0" w:lastRowLastColumn="0"/>
-            </w:pPr>
-            <w:r>
-              <w:t>~7 500 lycées + ~3 500 établissements supérieurs</w:t>
-            </w:r>
-          </w:p>
-        </w:tc>
-      </w:tr>
-      <w:tr>
-        <w:trPr>
-          <w:cnfStyle w:val="000000010000" w:firstRow="0" w:lastRow="0" w:firstColumn="0" w:lastColumn="0" w:oddVBand="0" w:evenVBand="0" w:oddHBand="0" w:evenHBand="1" w:firstRowFirstColumn="0" w:firstRowLastColumn="0" w:lastRowFirstColumn="0" w:lastRowLastColumn="0"/>
-        </w:trPr>
-        <w:tc>
-          <w:tcPr>
-            <w:cnfStyle w:val="001000000000" w:firstRow="0" w:lastRow="0" w:firstColumn="1" w:lastColumn="0" w:oddVBand="0" w:evenVBand="0" w:oddHBand="0" w:evenHBand="0" w:firstRowFirstColumn="0" w:firstRowLastColumn="0" w:lastRowFirstColumn="0" w:lastRowLastColumn="0"/>
-            <w:tcW w:w="4320" w:type="dxa"/>
-            <w:shd w:val="clear" w:color="auto" w:fill="F8FAFC"/>
-          </w:tcPr>
-          <w:p>
-            <w:r>
-              <w:t>Pain point</w:t>
-            </w:r>
-          </w:p>
-        </w:tc>
-        <w:tc>
-          <w:tcPr>
-            <w:tcW w:w="4320" w:type="dxa"/>
-          </w:tcPr>
-          <w:p>
-            <w:pPr>
-              <w:cnfStyle w:val="000000010000" w:firstRow="0" w:lastRow="0" w:firstColumn="0" w:lastColumn="0" w:oddVBand="0" w:evenVBand="0" w:oddHBand="0" w:evenHBand="1" w:firstRowFirstColumn="0" w:firstRowLastColumn="0" w:lastRowFirstColumn="0" w:lastRowLastColumn="0"/>
-              <w:rPr>
-                <w:lang w:val="fr-FR"/>
-              </w:rPr>
-            </w:pPr>
-            <w:r>
-              <w:rPr>
-                <w:lang w:val="fr-FR"/>
-              </w:rPr>
-              <w:t xml:space="preserve">Budget </w:t>
-            </w:r>
-            <w:proofErr w:type="spellStart"/>
-            <w:r>
-              <w:rPr>
-                <w:lang w:val="fr-FR"/>
-              </w:rPr>
-              <w:t>edtech</w:t>
-            </w:r>
-            <w:proofErr w:type="spellEnd"/>
-            <w:r>
-              <w:rPr>
-                <w:lang w:val="fr-FR"/>
-              </w:rPr>
-              <w:t xml:space="preserve"> contraint (&lt; 5€/élève/an) + obligation RGPD non négociable</w:t>
-            </w:r>
-          </w:p>
-        </w:tc>
-      </w:tr>
-      <w:tr>
-        <w:trPr>
-          <w:cnfStyle w:val="000000100000" w:firstRow="0" w:lastRow="0" w:firstColumn="0" w:lastColumn="0" w:oddVBand="0" w:evenVBand="0" w:oddHBand="1" w:evenHBand="0" w:firstRowFirstColumn="0" w:firstRowLastColumn="0" w:lastRowFirstColumn="0" w:lastRowLastColumn="0"/>
-        </w:trPr>
-        <w:tc>
-          <w:tcPr>
-            <w:cnfStyle w:val="001000000000" w:firstRow="0" w:lastRow="0" w:firstColumn="1" w:lastColumn="0" w:oddVBand="0" w:evenVBand="0" w:oddHBand="0" w:evenHBand="0" w:firstRowFirstColumn="0" w:firstRowLastColumn="0" w:lastRowFirstColumn="0" w:lastRowLastColumn="0"/>
-            <w:tcW w:w="4320" w:type="dxa"/>
-            <w:shd w:val="clear" w:color="auto" w:fill="F8FAFC"/>
-          </w:tcPr>
-          <w:p>
-            <w:proofErr w:type="spellStart"/>
-            <w:r>
-              <w:t>Critère</w:t>
-            </w:r>
-            <w:proofErr w:type="spellEnd"/>
-            <w:r>
-              <w:t xml:space="preserve"> </w:t>
-            </w:r>
-            <w:proofErr w:type="spellStart"/>
-            <w:r>
-              <w:t>clé</w:t>
-            </w:r>
-            <w:proofErr w:type="spellEnd"/>
-          </w:p>
-        </w:tc>
-        <w:tc>
-          <w:tcPr>
-            <w:tcW w:w="4320" w:type="dxa"/>
-          </w:tcPr>
-          <w:p>
-            <w:pPr>
-              <w:cnfStyle w:val="000000100000" w:firstRow="0" w:lastRow="0" w:firstColumn="0" w:lastColumn="0" w:oddVBand="0" w:evenVBand="0" w:oddHBand="1" w:evenHBand="0" w:firstRowFirstColumn="0" w:firstRowLastColumn="0" w:lastRowFirstColumn="0" w:lastRowLastColumn="0"/>
-              <w:rPr>
-                <w:lang w:val="fr-FR"/>
-              </w:rPr>
-            </w:pPr>
-            <w:r>
-              <w:rPr>
-                <w:lang w:val="fr-FR"/>
-              </w:rPr>
-              <w:t>Garantie absolue de la souveraineté des données</w:t>
-            </w:r>
-            <w:r>
-              <w:rPr>
-                <w:lang w:val="fr-FR"/>
-              </w:rPr>
-              <w:t xml:space="preserve"> </w:t>
-            </w:r>
-            <w:r>
-              <w:rPr>
-                <w:lang w:val="fr-FR"/>
-              </w:rPr>
-              <w:t>et respect du budget contraint (&lt; 5 € / élève / an)</w:t>
-            </w:r>
-          </w:p>
-        </w:tc>
-      </w:tr>
-    </w:tbl>
     <w:p>
       <w:pPr>
-        <w:pStyle w:val="Titre1"/>
-        <w:rPr>
-          <w:lang w:val="fr-FR"/>
-        </w:rPr>
-      </w:pPr>
-      <w:bookmarkStart w:id="8" w:name="_Toc233630911"/>
+        <w:spacing w:before="57"/>
+        <w:ind w:left="227" w:right="227"/>
+        <w:rPr>
+          <w:lang w:val="fr-FR"/>
+        </w:rPr>
+      </w:pPr>
+      <w:r>
+        <w:rPr>
+          <w:b/>
+          <w:color w:val="F59E0B"/>
+          <w:sz w:val="18"/>
+        </w:rPr>
+        <w:t>💡</w:t>
+      </w:r>
+      <w:r>
+        <w:rPr>
+          <w:b/>
+          <w:color w:val="F59E0B"/>
+          <w:sz w:val="18"/>
+          <w:lang w:val="fr-FR"/>
+        </w:rPr>
+        <w:t xml:space="preserve"> Objectif. </w:t>
+      </w:r>
+      <w:r>
+        <w:rPr>
+          <w:i/>
+          <w:color w:val="475569"/>
+          <w:sz w:val="18"/>
+          <w:lang w:val="fr-FR"/>
+        </w:rPr>
+        <w:t>Décrire les besoins concrets que le produit résout pour chaque cible. Ce sont les frustrations chiffrables du quotidien, pas des concepts vagues.</w:t>
+      </w:r>
+    </w:p>
+    <w:p>
+      <w:pPr>
+        <w:ind w:left="227" w:right="227"/>
+        <w:rPr>
+          <w:lang w:val="fr-FR"/>
+        </w:rPr>
+      </w:pPr>
+      <w:r>
+        <w:rPr>
+          <w:b/>
+          <w:color w:val="F59E0B"/>
+          <w:sz w:val="18"/>
+        </w:rPr>
+        <w:lastRenderedPageBreak/>
+        <w:t>📐</w:t>
+      </w:r>
+      <w:r>
+        <w:rPr>
+          <w:b/>
+          <w:color w:val="F59E0B"/>
+          <w:sz w:val="18"/>
+          <w:lang w:val="fr-FR"/>
+        </w:rPr>
+        <w:t xml:space="preserve"> Format attendu. </w:t>
+      </w:r>
+      <w:r>
+        <w:rPr>
+          <w:i/>
+          <w:color w:val="475569"/>
+          <w:sz w:val="18"/>
+          <w:lang w:val="fr-FR"/>
+        </w:rPr>
+        <w:t>3 à 5 besoins par cible, formulés comme des verbes d'action utilisateur. Privilégier les besoins mesurables (temps gagné, fréquence, coût économisé).</w:t>
+      </w:r>
+    </w:p>
+    <w:p>
+      <w:pPr>
+        <w:ind w:left="227" w:right="227"/>
+        <w:rPr>
+          <w:lang w:val="fr-FR"/>
+        </w:rPr>
+      </w:pPr>
+      <w:r>
+        <w:rPr>
+          <w:b/>
+          <w:color w:val="16A34A"/>
+          <w:sz w:val="18"/>
+          <w:lang w:val="fr-FR"/>
+        </w:rPr>
+        <w:t>✅</w:t>
+      </w:r>
+      <w:r>
+        <w:rPr>
+          <w:b/>
+          <w:color w:val="16A34A"/>
+          <w:sz w:val="18"/>
+          <w:lang w:val="fr-FR"/>
+        </w:rPr>
+        <w:t xml:space="preserve"> Bon exemple. </w:t>
+      </w:r>
+      <w:r>
+        <w:rPr>
+          <w:i/>
+          <w:color w:val="475569"/>
+          <w:sz w:val="18"/>
+          <w:lang w:val="fr-FR"/>
+        </w:rPr>
+        <w:t>« Générer un quiz de révision sur n'importe quel chapitre en moins de 5 minutes » (mesurable, fréquence claire)</w:t>
+      </w:r>
+    </w:p>
+    <w:p>
+      <w:pPr>
+        <w:ind w:left="227" w:right="227"/>
+        <w:rPr>
+          <w:lang w:val="fr-FR"/>
+        </w:rPr>
+      </w:pPr>
+      <w:r>
+        <w:rPr>
+          <w:b/>
+          <w:color w:val="DC2626"/>
+          <w:sz w:val="18"/>
+          <w:lang w:val="fr-FR"/>
+        </w:rPr>
+        <w:t>❌</w:t>
+      </w:r>
+      <w:r>
+        <w:rPr>
+          <w:b/>
+          <w:color w:val="DC2626"/>
+          <w:sz w:val="18"/>
+          <w:lang w:val="fr-FR"/>
+        </w:rPr>
+        <w:t xml:space="preserve"> À éviter. </w:t>
+      </w:r>
+      <w:r>
+        <w:rPr>
+          <w:i/>
+          <w:color w:val="475569"/>
+          <w:sz w:val="18"/>
+          <w:lang w:val="fr-FR"/>
+        </w:rPr>
+        <w:t>« Mieux apprendre. » (générique, non mesurable)</w:t>
+      </w:r>
+    </w:p>
+    <w:p>
+      <w:pPr>
+        <w:pStyle w:val="Titre2"/>
+        <w:rPr>
+          <w:lang w:val="fr-FR"/>
+        </w:rPr>
+      </w:pPr>
+      <w:bookmarkStart w:id="8" w:name="_Toc233630913"/>
       <w:r>
         <w:rPr>
           <w:color w:val="1E1B4B"/>
           <w:lang w:val="fr-FR"/>
         </w:rPr>
-        <w:lastRenderedPageBreak/>
-        <w:t>3. Needs (besoins résolus)</w:t>
+        <w:t>3.1. Besoins de la cible primaire (Enseignant)</w:t>
       </w:r>
       <w:bookmarkEnd w:id="8"/>
     </w:p>
     <w:p>
       <w:pPr>
+        <w:pStyle w:val="Listepuces"/>
+        <w:rPr>
+          <w:lang w:val="fr-FR"/>
+        </w:rPr>
+      </w:pPr>
+      <w:r>
+        <w:rPr>
+          <w:lang w:val="fr-FR"/>
+        </w:rPr>
+        <w:t>• Préparer des supports d'évaluation variés (quiz, QCM, questions ouvertes) en gain de temps mesurable</w:t>
+      </w:r>
+    </w:p>
+    <w:p>
+      <w:pPr>
+        <w:pStyle w:val="Listepuces"/>
+        <w:rPr>
+          <w:lang w:val="fr-FR"/>
+        </w:rPr>
+      </w:pPr>
+      <w:r>
+        <w:rPr>
+          <w:lang w:val="fr-FR"/>
+        </w:rPr>
+        <w:t>• Adapter automatiquement le niveau de difficulté au niveau de la classe</w:t>
+      </w:r>
+    </w:p>
+    <w:p>
+      <w:pPr>
+        <w:pStyle w:val="Listepuces"/>
+        <w:rPr>
+          <w:lang w:val="fr-FR"/>
+        </w:rPr>
+      </w:pPr>
+      <w:r>
+        <w:rPr>
+          <w:lang w:val="fr-FR"/>
+        </w:rPr>
+        <w:t>•</w:t>
+      </w:r>
+      <w:r>
+        <w:rPr>
+          <w:lang w:val="fr-FR"/>
+        </w:rPr>
+        <w:t xml:space="preserve"> Pouvoir envoyer des conseils aux élèvent qui décochent grâce au suivi</w:t>
+      </w:r>
+    </w:p>
+    <w:p>
+      <w:pPr>
+        <w:pStyle w:val="Titre2"/>
+        <w:rPr>
+          <w:lang w:val="fr-FR"/>
+        </w:rPr>
+      </w:pPr>
+      <w:bookmarkStart w:id="9" w:name="_Toc233630912"/>
+      <w:r>
+        <w:rPr>
+          <w:color w:val="1E1B4B"/>
+          <w:lang w:val="fr-FR"/>
+        </w:rPr>
+        <w:t>3.2. Besoins de la cible secondaire (Étudiant)</w:t>
+      </w:r>
+      <w:bookmarkEnd w:id="9"/>
+    </w:p>
+    <w:p>
+      <w:pPr>
+        <w:pStyle w:val="Listepuces"/>
+        <w:rPr>
+          <w:lang w:val="fr-FR"/>
+        </w:rPr>
+      </w:pPr>
+      <w:r>
+        <w:rPr>
+          <w:lang w:val="fr-FR"/>
+        </w:rPr>
+        <w:t>• Générer en moins de 5 min un quiz de révision sur n'importe quel chapitre d'un cours fourni</w:t>
+      </w:r>
+    </w:p>
+    <w:p>
+      <w:pPr>
+        <w:pStyle w:val="Listepuces"/>
+        <w:rPr>
+          <w:lang w:val="fr-FR"/>
+        </w:rPr>
+      </w:pPr>
+      <w:r>
+        <w:rPr>
+          <w:lang w:val="fr-FR"/>
+        </w:rPr>
+        <w:t>• Identifier ses lacunes par chapitre avant un examen (sans correcteur humain)</w:t>
+      </w:r>
+    </w:p>
+    <w:p>
+      <w:pPr>
+        <w:pStyle w:val="Listepuces"/>
+        <w:rPr>
+          <w:lang w:val="fr-FR"/>
+        </w:rPr>
+      </w:pPr>
+      <w:r>
+        <w:rPr>
+          <w:lang w:val="fr-FR"/>
+        </w:rPr>
+        <w:t>• Réviser hors-ligne (transports, lieu sans wifi)</w:t>
+      </w:r>
+    </w:p>
+    <w:p>
+      <w:pPr>
+        <w:pStyle w:val="Listepuces"/>
+        <w:rPr>
+          <w:lang w:val="fr-FR"/>
+        </w:rPr>
+      </w:pPr>
+      <w:r>
+        <w:rPr>
+          <w:lang w:val="fr-FR"/>
+        </w:rPr>
+        <w:t xml:space="preserve">• </w:t>
+      </w:r>
+      <w:r>
+        <w:rPr>
+          <w:lang w:val="fr-FR"/>
+        </w:rPr>
+        <w:t>Partager ses fiches avec ses camarades</w:t>
+      </w:r>
+      <w:r>
+        <w:rPr>
+          <w:lang w:val="fr-FR"/>
+        </w:rPr>
+        <w:t xml:space="preserve"> de classe</w:t>
+      </w:r>
+    </w:p>
+    <w:p>
+      <w:pPr>
+        <w:pStyle w:val="Listepuces"/>
+        <w:rPr>
+          <w:lang w:val="fr-FR"/>
+        </w:rPr>
+      </w:pPr>
+      <w:r>
+        <w:rPr>
+          <w:lang w:val="fr-FR"/>
+        </w:rPr>
+        <w:t xml:space="preserve">• </w:t>
+      </w:r>
+      <w:r>
+        <w:rPr>
+          <w:lang w:val="fr-FR"/>
+        </w:rPr>
+        <w:t>Suivre sa progression</w:t>
+      </w:r>
+    </w:p>
+    <w:p>
+      <w:pPr>
+        <w:pStyle w:val="Titre2"/>
+        <w:rPr>
+          <w:lang w:val="fr-FR"/>
+        </w:rPr>
+      </w:pPr>
+      <w:bookmarkStart w:id="10" w:name="_Toc233630914"/>
+      <w:r>
+        <w:rPr>
+          <w:color w:val="1E1B4B"/>
+          <w:lang w:val="fr-FR"/>
+        </w:rPr>
+        <w:t>3.3. Besoins de la cible tertiaire (Établissement)</w:t>
+      </w:r>
+      <w:bookmarkEnd w:id="10"/>
+    </w:p>
+    <w:p>
+      <w:pPr>
+        <w:pStyle w:val="Listepuces"/>
+        <w:rPr>
+          <w:lang w:val="fr-FR"/>
+        </w:rPr>
+      </w:pPr>
+      <w:r>
+        <w:rPr>
+          <w:lang w:val="fr-FR"/>
+        </w:rPr>
+        <w:t xml:space="preserve">• Disposer d'un outil </w:t>
+      </w:r>
+      <w:proofErr w:type="spellStart"/>
+      <w:r>
+        <w:rPr>
+          <w:lang w:val="fr-FR"/>
+        </w:rPr>
+        <w:t>edtech</w:t>
+      </w:r>
+      <w:proofErr w:type="spellEnd"/>
+      <w:r>
+        <w:rPr>
+          <w:lang w:val="fr-FR"/>
+        </w:rPr>
+        <w:t xml:space="preserve"> RGPD conforme, sans transfert de données hors UE</w:t>
+      </w:r>
+    </w:p>
+    <w:p>
+      <w:pPr>
+        <w:pStyle w:val="Listepuces"/>
+        <w:rPr>
+          <w:lang w:val="fr-FR"/>
+        </w:rPr>
+      </w:pPr>
+      <w:r>
+        <w:rPr>
+          <w:lang w:val="fr-FR"/>
+        </w:rPr>
+        <w:t>• Tarification prévisible par élève / par an, sans surprise</w:t>
+      </w:r>
+    </w:p>
+    <w:p>
+      <w:pPr>
+        <w:pStyle w:val="Listepuces"/>
+        <w:rPr>
+          <w:lang w:val="fr-FR"/>
+        </w:rPr>
+      </w:pPr>
+      <w:r>
+        <w:rPr>
+          <w:lang w:val="fr-FR"/>
+        </w:rPr>
+        <w:t xml:space="preserve">• </w:t>
+      </w:r>
+      <w:r>
+        <w:rPr>
+          <w:lang w:val="fr-FR"/>
+        </w:rPr>
+        <w:t>Gestions des groupes et p</w:t>
+      </w:r>
+      <w:r>
+        <w:rPr>
+          <w:lang w:val="fr-FR"/>
+        </w:rPr>
+        <w:t>rofesseurs assignés</w:t>
+      </w:r>
+    </w:p>
+    <w:p>
+      <w:pPr>
+        <w:pStyle w:val="Listepuces"/>
+        <w:rPr>
+          <w:lang w:val="fr-FR"/>
+        </w:rPr>
+      </w:pPr>
+      <w:r>
+        <w:rPr>
+          <w:lang w:val="fr-FR"/>
+        </w:rPr>
+        <w:t>• Pouvoir faire des statistiques sur l</w:t>
+      </w:r>
+      <w:r>
+        <w:rPr>
+          <w:lang w:val="fr-FR"/>
+        </w:rPr>
+        <w:t>’avancement de chaque groupes</w:t>
+      </w:r>
+    </w:p>
+    <w:p>
+      <w:pPr>
+        <w:pStyle w:val="Titre1"/>
+        <w:rPr>
+          <w:lang w:val="fr-FR"/>
+        </w:rPr>
+      </w:pPr>
+      <w:bookmarkStart w:id="11" w:name="_Toc233630915"/>
+      <w:r>
+        <w:rPr>
+          <w:color w:val="1E1B4B"/>
+          <w:lang w:val="fr-FR"/>
+        </w:rPr>
+        <w:t>4. Product (le produit en 3-5 traits)</w:t>
+      </w:r>
+      <w:bookmarkEnd w:id="11"/>
+    </w:p>
+    <w:p>
+      <w:pPr>
         <w:spacing w:before="57"/>
         <w:ind w:left="227" w:right="227"/>
         <w:rPr>
@@ -4116,7 +4330,7 @@
           <w:sz w:val="18"/>
           <w:lang w:val="fr-FR"/>
         </w:rPr>
-        <w:t>Décrire les besoins concrets que le produit résout pour chaque cible. Ce sont les frustrations chiffrables du quotidien, pas des concepts vagues.</w:t>
+        <w:t>Décrire le produit lui-même en 3 à 5 caractéristiques différenciantes. Ce n'est pas le scope MVP : c'est la "signature" du produit.</w:t>
       </w:r>
     </w:p>
     <w:p>
@@ -4150,7 +4364,27 @@
           <w:sz w:val="18"/>
           <w:lang w:val="fr-FR"/>
         </w:rPr>
-        <w:t>3 à 5 besoins par cible, formulés comme des verbes d'action utilisateur. Privilégier les besoins mesurables (temps gagné, fréquence, coût économisé).</w:t>
+        <w:t xml:space="preserve">Phrases courtes, orientées bénéfice perçu. Évite la liste de </w:t>
+      </w:r>
+      <w:proofErr w:type="spellStart"/>
+      <w:r>
+        <w:rPr>
+          <w:i/>
+          <w:color w:val="475569"/>
+          <w:sz w:val="18"/>
+          <w:lang w:val="fr-FR"/>
+        </w:rPr>
+        <w:t>features</w:t>
+      </w:r>
+      <w:proofErr w:type="spellEnd"/>
+      <w:r>
+        <w:rPr>
+          <w:i/>
+          <w:color w:val="475569"/>
+          <w:sz w:val="18"/>
+          <w:lang w:val="fr-FR"/>
+        </w:rPr>
+        <w:t xml:space="preserve"> techniques exhaustive.</w:t>
       </w:r>
     </w:p>
     <w:p>
@@ -4167,7 +4401,16 @@
           <w:sz w:val="18"/>
           <w:lang w:val="fr-FR"/>
         </w:rPr>
-        <w:t xml:space="preserve">✅ Bon exemple. </w:t>
+        <w:t>✅</w:t>
+      </w:r>
+      <w:r>
+        <w:rPr>
+          <w:b/>
+          <w:color w:val="16A34A"/>
+          <w:sz w:val="18"/>
+          <w:lang w:val="fr-FR"/>
+        </w:rPr>
+        <w:t xml:space="preserve"> Bon exemple. </w:t>
       </w:r>
       <w:r>
         <w:rPr>
@@ -4176,15 +4419,12 @@
           <w:sz w:val="18"/>
           <w:lang w:val="fr-FR"/>
         </w:rPr>
-        <w:t>« Générer un quiz de révision sur n'importe quel chapitre en moins de 5 minutes » (mesurable, fréquence claire)</w:t>
+        <w:t>« Génération de quiz en moins de 60 secondes via LLM local, aucune donnée ne quitte le serveur. »</w:t>
       </w:r>
     </w:p>
     <w:p>
       <w:pPr>
         <w:ind w:left="227" w:right="227"/>
-        <w:rPr>
-          <w:lang w:val="fr-FR"/>
-        </w:rPr>
       </w:pPr>
       <w:r>
         <w:rPr>
@@ -4193,7 +4433,16 @@
           <w:sz w:val="18"/>
           <w:lang w:val="fr-FR"/>
         </w:rPr>
-        <w:t xml:space="preserve">❌ À éviter. </w:t>
+        <w:t>❌</w:t>
+      </w:r>
+      <w:r>
+        <w:rPr>
+          <w:b/>
+          <w:color w:val="DC2626"/>
+          <w:sz w:val="18"/>
+          <w:lang w:val="fr-FR"/>
+        </w:rPr>
+        <w:t xml:space="preserve"> À éviter. </w:t>
       </w:r>
       <w:r>
         <w:rPr>
@@ -4202,9 +4451,9 @@
           <w:sz w:val="18"/>
           <w:lang w:val="fr-FR"/>
         </w:rPr>
-        <w:t>« Mieux apprendre. » (</w:t>
-      </w:r>
-      <w:proofErr w:type="gramStart"/>
+        <w:t xml:space="preserve">« Backend Django, PostgreSQL, JWT, Redis cache, </w:t>
+      </w:r>
+      <w:proofErr w:type="spellStart"/>
       <w:r>
         <w:rPr>
           <w:i/>
@@ -4212,9 +4461,9 @@
           <w:sz w:val="18"/>
           <w:lang w:val="fr-FR"/>
         </w:rPr>
-        <w:t>générique</w:t>
-      </w:r>
-      <w:proofErr w:type="gramEnd"/>
+        <w:t>Celery</w:t>
+      </w:r>
+      <w:proofErr w:type="spellEnd"/>
       <w:r>
         <w:rPr>
           <w:i/>
@@ -4222,317 +4471,631 @@
           <w:sz w:val="18"/>
           <w:lang w:val="fr-FR"/>
         </w:rPr>
-        <w:t>, non mesurable)</w:t>
+        <w:t xml:space="preserve">, </w:t>
+      </w:r>
+      <w:proofErr w:type="spellStart"/>
+      <w:r>
+        <w:rPr>
+          <w:i/>
+          <w:color w:val="475569"/>
+          <w:sz w:val="18"/>
+          <w:lang w:val="fr-FR"/>
+        </w:rPr>
+        <w:t>Ollama</w:t>
+      </w:r>
+      <w:proofErr w:type="spellEnd"/>
+      <w:r>
+        <w:rPr>
+          <w:i/>
+          <w:color w:val="475569"/>
+          <w:sz w:val="18"/>
+          <w:lang w:val="fr-FR"/>
+        </w:rPr>
+        <w:t xml:space="preserve">, Vite + </w:t>
+      </w:r>
+      <w:proofErr w:type="spellStart"/>
+      <w:r>
+        <w:rPr>
+          <w:i/>
+          <w:color w:val="475569"/>
+          <w:sz w:val="18"/>
+          <w:lang w:val="fr-FR"/>
+        </w:rPr>
+        <w:t>React</w:t>
+      </w:r>
+      <w:proofErr w:type="spellEnd"/>
+      <w:r>
+        <w:rPr>
+          <w:i/>
+          <w:color w:val="475569"/>
+          <w:sz w:val="18"/>
+          <w:lang w:val="fr-FR"/>
+        </w:rPr>
+        <w:t xml:space="preserve">, Docker Compose, etc. » </w:t>
+      </w:r>
+      <w:r>
+        <w:rPr>
+          <w:i/>
+          <w:color w:val="475569"/>
+          <w:sz w:val="18"/>
+        </w:rPr>
+        <w:t>(stack technique, pas signature produit)</w:t>
       </w:r>
     </w:p>
     <w:p>
       <w:pPr>
         <w:pStyle w:val="Titre2"/>
-        <w:rPr>
-          <w:lang w:val="fr-FR"/>
-        </w:rPr>
-      </w:pPr>
-      <w:bookmarkStart w:id="10" w:name="_Toc233630913"/>
+      </w:pPr>
+      <w:bookmarkStart w:id="12" w:name="_Toc233630916"/>
       <w:r>
         <w:rPr>
           <w:color w:val="1E1B4B"/>
-          <w:lang w:val="fr-FR"/>
-        </w:rPr>
-        <w:t>3.1. Besoins de la cible primaire (Enseignant)</w:t>
-      </w:r>
-      <w:bookmarkEnd w:id="10"/>
-    </w:p>
-    <w:p>
-      <w:pPr>
-        <w:pStyle w:val="Listepuces"/>
-        <w:rPr>
-          <w:lang w:val="fr-FR"/>
-        </w:rPr>
-      </w:pPr>
-      <w:r>
-        <w:rPr>
-          <w:lang w:val="fr-FR"/>
-        </w:rPr>
-        <w:t>• Préparer des supports d'évaluation variés (quiz, QCM, questions ouvertes) en gain de temps mesurable</w:t>
-      </w:r>
-    </w:p>
-    <w:p>
-      <w:pPr>
-        <w:pStyle w:val="Listepuces"/>
-        <w:rPr>
-          <w:lang w:val="fr-FR"/>
-        </w:rPr>
-      </w:pPr>
-      <w:r>
-        <w:rPr>
-          <w:lang w:val="fr-FR"/>
-        </w:rPr>
-        <w:t>• Adapter automatiquement le niveau de difficulté au niveau de la classe</w:t>
-      </w:r>
-    </w:p>
-    <w:p>
-      <w:pPr>
-        <w:pStyle w:val="Listepuces"/>
-        <w:rPr>
-          <w:lang w:val="fr-FR"/>
-        </w:rPr>
-      </w:pPr>
-      <w:r>
-        <w:rPr>
-          <w:lang w:val="fr-FR"/>
-        </w:rPr>
-        <w:t>•</w:t>
-      </w:r>
-      <w:r>
-        <w:rPr>
-          <w:lang w:val="fr-FR"/>
-        </w:rPr>
-        <w:t xml:space="preserve"> Pouvoir envoyer des conseils aux élèvent qui décochent grâce au suivi</w:t>
-      </w:r>
-    </w:p>
-    <w:p>
-      <w:pPr>
-        <w:pStyle w:val="Titre2"/>
-        <w:rPr>
-          <w:lang w:val="fr-FR"/>
-        </w:rPr>
-      </w:pPr>
-      <w:bookmarkStart w:id="9" w:name="_Toc233630912"/>
-      <w:r>
-        <w:rPr>
-          <w:color w:val="1E1B4B"/>
-          <w:lang w:val="fr-FR"/>
-        </w:rPr>
-        <w:t>3.2. Besoins de la cible secondaire (Étudiant)</w:t>
-      </w:r>
-      <w:bookmarkEnd w:id="9"/>
-    </w:p>
-    <w:p>
-      <w:pPr>
-        <w:pStyle w:val="Listepuces"/>
-        <w:rPr>
-          <w:lang w:val="fr-FR"/>
-        </w:rPr>
-      </w:pPr>
-      <w:r>
-        <w:rPr>
-          <w:lang w:val="fr-FR"/>
-        </w:rPr>
-        <w:t>• Générer en moins de 5 min un quiz de révision sur n'importe quel chapitre d'un cours fourni</w:t>
-      </w:r>
-    </w:p>
-    <w:p>
-      <w:pPr>
-        <w:pStyle w:val="Listepuces"/>
-        <w:rPr>
-          <w:lang w:val="fr-FR"/>
-        </w:rPr>
-      </w:pPr>
-      <w:r>
-        <w:rPr>
-          <w:lang w:val="fr-FR"/>
-        </w:rPr>
-        <w:t>• Identifier ses lacunes par chapitre avant un examen (sans correcteur humain)</w:t>
-      </w:r>
-    </w:p>
-    <w:p>
-      <w:pPr>
-        <w:pStyle w:val="Listepuces"/>
-        <w:rPr>
-          <w:lang w:val="fr-FR"/>
-        </w:rPr>
-      </w:pPr>
-      <w:r>
-        <w:rPr>
-          <w:lang w:val="fr-FR"/>
-        </w:rPr>
-        <w:t>• Réviser hors-ligne (transports, lieu sans wifi)</w:t>
-      </w:r>
-    </w:p>
-    <w:p>
-      <w:pPr>
-        <w:pStyle w:val="Listepuces"/>
-        <w:rPr>
-          <w:lang w:val="fr-FR"/>
-        </w:rPr>
-      </w:pPr>
-      <w:r>
-        <w:rPr>
-          <w:lang w:val="fr-FR"/>
-        </w:rPr>
-        <w:t xml:space="preserve">• </w:t>
-      </w:r>
-      <w:r>
-        <w:rPr>
-          <w:lang w:val="fr-FR"/>
-        </w:rPr>
-        <w:t>Partager ses fiches avec ses camarades</w:t>
-      </w:r>
-      <w:r>
-        <w:rPr>
-          <w:lang w:val="fr-FR"/>
-        </w:rPr>
-        <w:t xml:space="preserve"> de classe</w:t>
-      </w:r>
-    </w:p>
-    <w:p>
-      <w:pPr>
-        <w:pStyle w:val="Listepuces"/>
-        <w:rPr>
-          <w:lang w:val="fr-FR"/>
-        </w:rPr>
-      </w:pPr>
-      <w:r>
-        <w:rPr>
-          <w:lang w:val="fr-FR"/>
-        </w:rPr>
-        <w:t xml:space="preserve">• </w:t>
-      </w:r>
-      <w:r>
-        <w:rPr>
-          <w:lang w:val="fr-FR"/>
-        </w:rPr>
-        <w:t>Suivre sa progression</w:t>
-      </w:r>
-    </w:p>
-    <w:p>
-      <w:pPr>
-        <w:pStyle w:val="Titre2"/>
-        <w:rPr>
-          <w:lang w:val="fr-FR"/>
-        </w:rPr>
-      </w:pPr>
-      <w:bookmarkStart w:id="11" w:name="_Toc233630914"/>
-      <w:r>
-        <w:rPr>
-          <w:color w:val="1E1B4B"/>
-          <w:lang w:val="fr-FR"/>
-        </w:rPr>
-        <w:t>3.3. Besoins de la cible tertiaire (Établissement)</w:t>
-      </w:r>
-      <w:bookmarkEnd w:id="11"/>
-    </w:p>
-    <w:p>
-      <w:pPr>
-        <w:pStyle w:val="Listepuces"/>
-        <w:rPr>
-          <w:lang w:val="fr-FR"/>
-        </w:rPr>
-      </w:pPr>
-      <w:r>
-        <w:rPr>
-          <w:lang w:val="fr-FR"/>
-        </w:rPr>
-        <w:t xml:space="preserve">• Disposer d'un outil </w:t>
-      </w:r>
-      <w:proofErr w:type="spellStart"/>
-      <w:r>
-        <w:rPr>
-          <w:lang w:val="fr-FR"/>
-        </w:rPr>
-        <w:t>edtech</w:t>
-      </w:r>
-      <w:proofErr w:type="spellEnd"/>
-      <w:r>
-        <w:rPr>
-          <w:lang w:val="fr-FR"/>
-        </w:rPr>
-        <w:t xml:space="preserve"> RGPD conforme, sans transfert de données hors UE</w:t>
-      </w:r>
-    </w:p>
-    <w:p>
-      <w:pPr>
-        <w:pStyle w:val="Listepuces"/>
-        <w:rPr>
-          <w:lang w:val="fr-FR"/>
-        </w:rPr>
-      </w:pPr>
-      <w:r>
-        <w:rPr>
-          <w:lang w:val="fr-FR"/>
-        </w:rPr>
-        <w:t>• Tarification prévisible par élève / par an, sans surprise</w:t>
-      </w:r>
-    </w:p>
-    <w:p>
-      <w:pPr>
-        <w:pStyle w:val="Listepuces"/>
-        <w:rPr>
-          <w:lang w:val="fr-FR"/>
-        </w:rPr>
-      </w:pPr>
-      <w:r>
-        <w:rPr>
-          <w:lang w:val="fr-FR"/>
-        </w:rPr>
-        <w:t xml:space="preserve">• </w:t>
-      </w:r>
-      <w:r>
-        <w:rPr>
-          <w:lang w:val="fr-FR"/>
-        </w:rPr>
-        <w:t>Gestions des groupes et p</w:t>
-      </w:r>
-      <w:r>
-        <w:rPr>
-          <w:lang w:val="fr-FR"/>
-        </w:rPr>
-        <w:t>rofesseurs assignés</w:t>
-      </w:r>
-    </w:p>
-    <w:p>
-      <w:pPr>
-        <w:pStyle w:val="Listepuces"/>
-        <w:rPr>
-          <w:lang w:val="fr-FR"/>
-        </w:rPr>
-      </w:pPr>
-      <w:r>
-        <w:rPr>
-          <w:lang w:val="fr-FR"/>
-        </w:rPr>
-        <w:t>•</w:t>
-      </w:r>
-      <w:r>
-        <w:rPr>
-          <w:lang w:val="fr-FR"/>
-        </w:rPr>
-        <w:t xml:space="preserve"> Pouvoir faire des statistiques sur l</w:t>
-      </w:r>
-      <w:r>
-        <w:rPr>
-          <w:lang w:val="fr-FR"/>
-        </w:rPr>
-        <w:t xml:space="preserve">’avancement de chaque </w:t>
-      </w:r>
-      <w:proofErr w:type="gramStart"/>
-      <w:r>
-        <w:rPr>
-          <w:lang w:val="fr-FR"/>
-        </w:rPr>
-        <w:t>groupes</w:t>
-      </w:r>
-      <w:proofErr w:type="gramEnd"/>
-    </w:p>
-    <w:p>
-      <w:pPr>
-        <w:pStyle w:val="Titre1"/>
-        <w:rPr>
-          <w:lang w:val="fr-FR"/>
-        </w:rPr>
-      </w:pPr>
-      <w:bookmarkStart w:id="12" w:name="_Toc233630915"/>
-      <w:r>
-        <w:rPr>
-          <w:color w:val="1E1B4B"/>
-          <w:lang w:val="fr-FR"/>
-        </w:rPr>
-        <w:t>4. Product (le produit en 3-5 traits)</w:t>
+        </w:rPr>
+        <w:t>4.1. Caractéristiques signature d'EduTutor IA</w:t>
       </w:r>
       <w:bookmarkEnd w:id="12"/>
     </w:p>
     <w:p>
       <w:pPr>
+        <w:pStyle w:val="Listepuces"/>
+        <w:rPr>
+          <w:lang w:val="fr-FR"/>
+        </w:rPr>
+      </w:pPr>
+      <w:r>
+        <w:rPr>
+          <w:lang w:val="fr-FR"/>
+        </w:rPr>
+        <w:t>• Génération de 10 QCM en moins de 60 s à partir d'un cours fourni (PDF ou texte)</w:t>
+      </w:r>
+    </w:p>
+    <w:p>
+      <w:pPr>
+        <w:pStyle w:val="Listepuces"/>
+        <w:rPr>
+          <w:lang w:val="fr-FR"/>
+        </w:rPr>
+      </w:pPr>
+      <w:r>
+        <w:rPr>
+          <w:lang w:val="fr-FR"/>
+        </w:rPr>
+        <w:t xml:space="preserve">• Fonctionnement 100 % local via </w:t>
+      </w:r>
+      <w:proofErr w:type="spellStart"/>
+      <w:r>
+        <w:rPr>
+          <w:lang w:val="fr-FR"/>
+        </w:rPr>
+        <w:t>Ollama</w:t>
+      </w:r>
+      <w:proofErr w:type="spellEnd"/>
+      <w:r>
+        <w:rPr>
+          <w:lang w:val="fr-FR"/>
+        </w:rPr>
+        <w:t xml:space="preserve"> (Llama 3.1 8B / Phi-3-mini), souveraineté des données</w:t>
+      </w:r>
+    </w:p>
+    <w:p>
+      <w:pPr>
+        <w:pStyle w:val="Listepuces"/>
+        <w:rPr>
+          <w:lang w:val="fr-FR"/>
+        </w:rPr>
+      </w:pPr>
+      <w:r>
+        <w:rPr>
+          <w:lang w:val="fr-FR"/>
+        </w:rPr>
+        <w:lastRenderedPageBreak/>
+        <w:t xml:space="preserve">• Interface mobile-first et hors-ligne </w:t>
+      </w:r>
+      <w:proofErr w:type="spellStart"/>
+      <w:r>
+        <w:rPr>
+          <w:lang w:val="fr-FR"/>
+        </w:rPr>
+        <w:t>friendly</w:t>
+      </w:r>
+      <w:proofErr w:type="spellEnd"/>
+    </w:p>
+    <w:p>
+      <w:pPr>
+        <w:pStyle w:val="Listepuces"/>
+        <w:rPr>
+          <w:lang w:val="fr-FR"/>
+        </w:rPr>
+      </w:pPr>
+      <w:r>
+        <w:rPr>
+          <w:lang w:val="fr-FR"/>
+        </w:rPr>
+        <w:t>• [à compléter : 1 ou 2 traits propres à votre équipe]</w:t>
+      </w:r>
+    </w:p>
+    <w:p>
+      <w:pPr>
+        <w:pStyle w:val="Titre2"/>
+      </w:pPr>
+      <w:bookmarkStart w:id="13" w:name="_Toc233630917"/>
+      <w:r>
+        <w:rPr>
+          <w:color w:val="1E1B4B"/>
+        </w:rPr>
+        <w:t>4.2. MVP must-have (Release 1) : rappel imposé</w:t>
+      </w:r>
+      <w:bookmarkEnd w:id="13"/>
+    </w:p>
+    <w:p>
+      <w:pPr>
+        <w:pStyle w:val="Listepuces"/>
+        <w:rPr>
+          <w:lang w:val="fr-FR"/>
+        </w:rPr>
+      </w:pPr>
+      <w:r>
+        <w:rPr>
+          <w:b/>
+          <w:color w:val="1E1B4B"/>
+          <w:lang w:val="fr-FR"/>
+        </w:rPr>
+        <w:t xml:space="preserve">F1 : </w:t>
+      </w:r>
+      <w:r>
+        <w:rPr>
+          <w:lang w:val="fr-FR"/>
+        </w:rPr>
+        <w:t>Inscription et connexion utilisateur (Django Auth standard)</w:t>
+      </w:r>
+    </w:p>
+    <w:p>
+      <w:pPr>
+        <w:pStyle w:val="Listepuces"/>
+        <w:rPr>
+          <w:lang w:val="fr-FR"/>
+        </w:rPr>
+      </w:pPr>
+      <w:r>
+        <w:rPr>
+          <w:b/>
+          <w:color w:val="1E1B4B"/>
+          <w:lang w:val="fr-FR"/>
+        </w:rPr>
+        <w:t xml:space="preserve">F2 : </w:t>
+      </w:r>
+      <w:r>
+        <w:rPr>
+          <w:lang w:val="fr-FR"/>
+        </w:rPr>
+        <w:t xml:space="preserve">Saisie d'un cours : </w:t>
+      </w:r>
+      <w:proofErr w:type="spellStart"/>
+      <w:r>
+        <w:rPr>
+          <w:lang w:val="fr-FR"/>
+        </w:rPr>
+        <w:t>upload</w:t>
+      </w:r>
+      <w:proofErr w:type="spellEnd"/>
+      <w:r>
+        <w:rPr>
+          <w:lang w:val="fr-FR"/>
+        </w:rPr>
+        <w:t xml:space="preserve"> PDF ≤ 5 Mo ou texte ≥ 200 caractères</w:t>
+      </w:r>
+    </w:p>
+    <w:p>
+      <w:pPr>
+        <w:pStyle w:val="Listepuces"/>
+        <w:rPr>
+          <w:lang w:val="fr-FR"/>
+        </w:rPr>
+      </w:pPr>
+      <w:r>
+        <w:rPr>
+          <w:b/>
+          <w:color w:val="1E1B4B"/>
+          <w:lang w:val="fr-FR"/>
+        </w:rPr>
+        <w:t xml:space="preserve">F3 : </w:t>
+      </w:r>
+      <w:r>
+        <w:rPr>
+          <w:lang w:val="fr-FR"/>
+        </w:rPr>
+        <w:t>Génération automatique d'un quiz de 10 QCM via LLM local</w:t>
+      </w:r>
+    </w:p>
+    <w:p>
+      <w:pPr>
+        <w:pStyle w:val="Listepuces"/>
+        <w:rPr>
+          <w:lang w:val="fr-FR"/>
+        </w:rPr>
+      </w:pPr>
+      <w:r>
+        <w:rPr>
+          <w:b/>
+          <w:color w:val="1E1B4B"/>
+          <w:lang w:val="fr-FR"/>
+        </w:rPr>
+        <w:t xml:space="preserve">F4 : </w:t>
+      </w:r>
+      <w:r>
+        <w:rPr>
+          <w:lang w:val="fr-FR"/>
+        </w:rPr>
+        <w:t>Soumission et correction automatique (une bonne réponse par QCM)</w:t>
+      </w:r>
+    </w:p>
+    <w:p>
+      <w:pPr>
+        <w:pStyle w:val="Listepuces"/>
+        <w:rPr>
+          <w:lang w:val="fr-FR"/>
+        </w:rPr>
+      </w:pPr>
+      <w:r>
+        <w:rPr>
+          <w:b/>
+          <w:color w:val="1E1B4B"/>
+          <w:lang w:val="fr-FR"/>
+        </w:rPr>
+        <w:t xml:space="preserve">F5 : </w:t>
+      </w:r>
+      <w:r>
+        <w:rPr>
+          <w:lang w:val="fr-FR"/>
+        </w:rPr>
+        <w:t>Affichage du score /10 + détail bonnes/mauvaises réponses</w:t>
+      </w:r>
+    </w:p>
+    <w:p>
+      <w:pPr>
+        <w:pStyle w:val="Listepuces"/>
+        <w:rPr>
+          <w:lang w:val="fr-FR"/>
+        </w:rPr>
+      </w:pPr>
+      <w:r>
+        <w:rPr>
+          <w:b/>
+          <w:color w:val="1E1B4B"/>
+          <w:lang w:val="fr-FR"/>
+        </w:rPr>
+        <w:t xml:space="preserve">F6 : </w:t>
+      </w:r>
+      <w:r>
+        <w:rPr>
+          <w:lang w:val="fr-FR"/>
+        </w:rPr>
+        <w:t>Historique persisté des quizz par utilisateur (date, cours, score)</w:t>
+      </w:r>
+    </w:p>
+    <w:p>
+      <w:pPr>
+        <w:pStyle w:val="Titre2"/>
+        <w:rPr>
+          <w:lang w:val="fr-FR"/>
+        </w:rPr>
+      </w:pPr>
+      <w:bookmarkStart w:id="14" w:name="_Toc233630918"/>
+      <w:r>
+        <w:rPr>
+          <w:color w:val="1E1B4B"/>
+          <w:lang w:val="fr-FR"/>
+        </w:rPr>
+        <w:t>4.3. Pistes Release 2 envisagées (2 à 3 à choisir)</w:t>
+      </w:r>
+      <w:bookmarkEnd w:id="14"/>
+    </w:p>
+    <w:p>
+      <w:pPr>
+        <w:rPr>
+          <w:lang w:val="fr-FR"/>
+        </w:rPr>
+      </w:pPr>
+      <w:r>
+        <w:rPr>
+          <w:lang w:val="fr-FR"/>
+        </w:rPr>
+        <w:t>Parmi les 10 pistes Release 2 du brief, votre équipe sélectionne 2 à 3 candidates à proposer en revue de fin de semaine. Listez vos candidates ci-dessous, avec un mot de justification chacune.</w:t>
+      </w:r>
+    </w:p>
+    <w:p>
+      <w:pPr>
+        <w:pStyle w:val="Listepuces"/>
+        <w:rPr>
+          <w:lang w:val="fr-FR"/>
+        </w:rPr>
+      </w:pPr>
+      <w:r>
+        <w:rPr>
+          <w:rStyle w:val="lev"/>
+          <w:rFonts w:ascii="Segoe UI Variable Display" w:hAnsi="Segoe UI Variable Display"/>
+          <w:color w:val="34322D"/>
+          <w:bdr w:val="single" w:sz="2" w:space="0" w:color="E5E7EB" w:frame="1"/>
+          <w:lang w:val="fr-FR"/>
+        </w:rPr>
+        <w:t>Candidate 1 : Audit RGAA niveau AA</w:t>
+      </w:r>
+      <w:r>
+        <w:rPr>
+          <w:lang w:val="fr-FR"/>
+        </w:rPr>
+        <w:t>, cette mise en conformité est la condition non négociable posée par l'État pour faire d'</w:t>
+      </w:r>
+      <w:proofErr w:type="spellStart"/>
+      <w:r>
+        <w:rPr>
+          <w:lang w:val="fr-FR"/>
+        </w:rPr>
+        <w:t>EduTutor</w:t>
+      </w:r>
+      <w:proofErr w:type="spellEnd"/>
+      <w:r>
+        <w:rPr>
+          <w:lang w:val="fr-FR"/>
+        </w:rPr>
+        <w:t xml:space="preserve"> IA la plateforme de référence des lycées.</w:t>
+      </w:r>
+    </w:p>
+    <w:p>
+      <w:pPr>
+        <w:pStyle w:val="Listepuces"/>
+        <w:rPr>
+          <w:lang w:val="fr-FR"/>
+        </w:rPr>
+      </w:pPr>
+      <w:r>
+        <w:rPr>
+          <w:rStyle w:val="lev"/>
+          <w:rFonts w:ascii="Segoe UI Variable Display" w:hAnsi="Segoe UI Variable Display"/>
+          <w:color w:val="34322D"/>
+          <w:bdr w:val="single" w:sz="2" w:space="0" w:color="E5E7EB" w:frame="1"/>
+          <w:lang w:val="fr-FR"/>
+        </w:rPr>
+        <w:t xml:space="preserve">Candidate 2 : Test de charge, cache et </w:t>
+      </w:r>
+      <w:proofErr w:type="spellStart"/>
+      <w:r>
+        <w:rPr>
+          <w:rStyle w:val="lev"/>
+          <w:rFonts w:ascii="Segoe UI Variable Display" w:hAnsi="Segoe UI Variable Display"/>
+          <w:color w:val="34322D"/>
+          <w:bdr w:val="single" w:sz="2" w:space="0" w:color="E5E7EB" w:frame="1"/>
+          <w:lang w:val="fr-FR"/>
+        </w:rPr>
+        <w:t>autoscaling</w:t>
+      </w:r>
+      <w:proofErr w:type="spellEnd"/>
+      <w:r>
+        <w:rPr>
+          <w:lang w:val="fr-FR"/>
+        </w:rPr>
+        <w:t>, indispensable pour garantir la stabilité de l'application lors des pics de trafic nationaux attendus (10x le trafic habituel).</w:t>
+      </w:r>
+    </w:p>
+    <w:p>
+      <w:pPr>
+        <w:pStyle w:val="Listepuces"/>
+        <w:rPr>
+          <w:lang w:val="fr-FR"/>
+        </w:rPr>
+      </w:pPr>
+      <w:r>
+        <w:rPr>
+          <w:rStyle w:val="lev"/>
+          <w:rFonts w:ascii="Segoe UI Variable Display" w:hAnsi="Segoe UI Variable Display"/>
+          <w:color w:val="34322D"/>
+          <w:bdr w:val="single" w:sz="2" w:space="0" w:color="E5E7EB" w:frame="1"/>
+          <w:lang w:val="fr-FR"/>
+        </w:rPr>
+        <w:t>Candidate 3 : Fournisseur LLM de secours activable automatiquement</w:t>
+      </w:r>
+      <w:r>
+        <w:rPr>
+          <w:lang w:val="fr-FR"/>
+        </w:rPr>
+        <w:t>, afin d'assurer une résilience critique et une continuité de service totale à l'échelle nationale en cas de panne du fournisseur principal.</w:t>
+      </w:r>
+    </w:p>
+    <w:p>
+      <w:pPr>
+        <w:pStyle w:val="Listepuces"/>
+        <w:rPr>
+          <w:lang w:val="fr-FR"/>
+        </w:rPr>
+      </w:pPr>
+    </w:p>
+    <w:p>
+      <w:pPr>
+        <w:pStyle w:val="Listepuces"/>
+        <w:rPr>
+          <w:lang w:val="fr-FR"/>
+        </w:rPr>
+      </w:pPr>
+      <w:r>
+        <w:rPr>
+          <w:lang w:val="fr-FR"/>
+        </w:rPr>
+        <w:t>[</w:t>
+      </w:r>
+      <w:proofErr w:type="spellStart"/>
+      <w:r>
+        <w:rPr>
+          <w:lang w:val="fr-FR"/>
+        </w:rPr>
+        <w:t>risk</w:t>
+      </w:r>
+      <w:proofErr w:type="spellEnd"/>
+      <w:r>
+        <w:rPr>
+          <w:lang w:val="fr-FR"/>
+        </w:rPr>
+        <w:t>] Fournisseur LLM de secours activable automatiquement, pour la résilience à l'échelle nationale.</w:t>
+      </w:r>
+    </w:p>
+    <w:p>
+      <w:pPr>
+        <w:pStyle w:val="Listepuces"/>
+        <w:rPr>
+          <w:lang w:val="fr-FR"/>
+        </w:rPr>
+      </w:pPr>
+      <w:r>
+        <w:rPr>
+          <w:lang w:val="fr-FR"/>
+        </w:rPr>
+        <w:t>[i18n] Paramètre de langue transmis au LLM pour générer les quiz directement dans la langue de l'élève.</w:t>
+      </w:r>
+    </w:p>
+    <w:p>
+      <w:pPr>
+        <w:pStyle w:val="Listepuces"/>
+        <w:rPr>
+          <w:lang w:val="fr-FR"/>
+        </w:rPr>
+      </w:pPr>
+      <w:r>
+        <w:rPr>
+          <w:lang w:val="fr-FR"/>
+        </w:rPr>
+        <w:t>[i18n] Externalisation des textes de l'interface en fichiers de langue (FR/EN/ES) — bascule de langue sans redéploiement.</w:t>
+      </w:r>
+    </w:p>
+    <w:p>
+      <w:pPr>
+        <w:pStyle w:val="Listepuces"/>
+        <w:rPr>
+          <w:lang w:val="fr-FR"/>
+        </w:rPr>
+      </w:pPr>
+      <w:r>
+        <w:rPr>
+          <w:lang w:val="fr-FR"/>
+        </w:rPr>
+        <w:t>[a11y] Audit RGAA niveau AA + focus visible &amp; contrastes — condition non négociable posée par l'État pour devenir plateforme de référence des lycées.</w:t>
+      </w:r>
+    </w:p>
+    <w:p>
+      <w:pPr>
+        <w:pStyle w:val="Listepuces"/>
+        <w:rPr>
+          <w:lang w:val="fr-FR"/>
+        </w:rPr>
+      </w:pPr>
+      <w:r>
+        <w:rPr>
+          <w:lang w:val="fr-FR"/>
+        </w:rPr>
+        <w:t>[</w:t>
+      </w:r>
+      <w:proofErr w:type="spellStart"/>
+      <w:r>
+        <w:rPr>
+          <w:lang w:val="fr-FR"/>
+        </w:rPr>
+        <w:t>scale</w:t>
+      </w:r>
+      <w:proofErr w:type="spellEnd"/>
+      <w:r>
+        <w:rPr>
+          <w:lang w:val="fr-FR"/>
+        </w:rPr>
+        <w:t xml:space="preserve">] Test de charge + cache + </w:t>
+      </w:r>
+      <w:proofErr w:type="spellStart"/>
+      <w:r>
+        <w:rPr>
+          <w:lang w:val="fr-FR"/>
+        </w:rPr>
+        <w:t>autoscaling</w:t>
+      </w:r>
+      <w:proofErr w:type="spellEnd"/>
+      <w:r>
+        <w:rPr>
+          <w:lang w:val="fr-FR"/>
+        </w:rPr>
+        <w:t xml:space="preserve"> — l'application doit encaisser un pic national (10x le trafic habituel) sans dégradation.</w:t>
+      </w:r>
+    </w:p>
+    <w:p>
+      <w:pPr>
+        <w:rPr>
+          <w:lang w:val="fr-FR"/>
+        </w:rPr>
+      </w:pPr>
+      <w:r>
+        <w:rPr>
+          <w:lang w:val="fr-FR"/>
+        </w:rPr>
+        <w:t xml:space="preserve">Suite au succès national (passage télé, millions d'élèves) et à la levée de fonds, la Direction Générale impose 3 axes non négociables pour devenir la plateforme de référence des lycées français : scalabilité (encaisser le pic de charge), accessibilité RGAA (condition de l'État) et internationalisation (budget post-levée de fonds). Ces axes sont tracés dans le Product </w:t>
+      </w:r>
+      <w:proofErr w:type="spellStart"/>
+      <w:r>
+        <w:rPr>
+          <w:lang w:val="fr-FR"/>
+        </w:rPr>
+        <w:t>Backlog</w:t>
+      </w:r>
+      <w:proofErr w:type="spellEnd"/>
+      <w:r>
+        <w:rPr>
+          <w:lang w:val="fr-FR"/>
+        </w:rPr>
+        <w:t xml:space="preserve"> (US-25 à US-29, Epic EP-09) et dans le registre de risques (feuille 'Risques' du Product </w:t>
+      </w:r>
+      <w:proofErr w:type="spellStart"/>
+      <w:r>
+        <w:rPr>
+          <w:lang w:val="fr-FR"/>
+        </w:rPr>
+        <w:t>Backlog</w:t>
+      </w:r>
+      <w:proofErr w:type="spellEnd"/>
+      <w:r>
+        <w:rPr>
+          <w:lang w:val="fr-FR"/>
+        </w:rPr>
+        <w:t>).</w:t>
+      </w:r>
+    </w:p>
+    <w:p>
+      <w:pPr>
+        <w:pStyle w:val="Titre2"/>
+        <w:rPr>
+          <w:lang w:val="fr-FR"/>
+        </w:rPr>
+      </w:pPr>
+      <w:r>
+        <w:rPr>
+          <w:lang w:val="fr-FR"/>
+        </w:rPr>
+        <w:lastRenderedPageBreak/>
+        <w:t>4.4. Axes stratégiques J4 : passage à l'échelle (scalabilité, RGAA, i18n)</w:t>
+      </w:r>
+    </w:p>
+    <w:p>
+      <w:pPr>
+        <w:pStyle w:val="Titre1"/>
+        <w:rPr>
+          <w:lang w:val="fr-FR"/>
+        </w:rPr>
+      </w:pPr>
+      <w:bookmarkStart w:id="15" w:name="_Toc233630919"/>
+      <w:r>
+        <w:rPr>
+          <w:color w:val="1E1B4B"/>
+          <w:lang w:val="fr-FR"/>
+        </w:rPr>
+        <w:t>5. Business Goals (objectifs de succès)</w:t>
+      </w:r>
+      <w:bookmarkEnd w:id="15"/>
+    </w:p>
+    <w:p>
+      <w:pPr>
         <w:spacing w:before="57"/>
         <w:ind w:left="227" w:right="227"/>
         <w:rPr>
@@ -4563,7 +5126,7 @@
           <w:sz w:val="18"/>
           <w:lang w:val="fr-FR"/>
         </w:rPr>
-        <w:t>Décrire le produit lui-même en 3 à 5 caractéristiques différenciantes. Ce n'est pas le scope MVP : c'est la "signature" du produit.</w:t>
+        <w:t>Définir les indicateurs qui permettront de dire, dans 6 ou 12 mois, si le produit est un succès. Sans goals, le produit dérive.</w:t>
       </w:r>
     </w:p>
     <w:p>
@@ -4597,9 +5160,34 @@
           <w:sz w:val="18"/>
           <w:lang w:val="fr-FR"/>
         </w:rPr>
-        <w:t xml:space="preserve">Phrases courtes, orientées bénéfice perçu. Évite la liste de </w:t>
-      </w:r>
-      <w:proofErr w:type="spellStart"/>
+        <w:t>3 à 5 objectifs chiffrés, datés, mesurables. Préférer KPI utilisateur à KPI financier en début de produit.</w:t>
+      </w:r>
+    </w:p>
+    <w:p>
+      <w:pPr>
+        <w:ind w:left="227" w:right="227"/>
+        <w:rPr>
+          <w:lang w:val="fr-FR"/>
+        </w:rPr>
+      </w:pPr>
+      <w:r>
+        <w:rPr>
+          <w:b/>
+          <w:color w:val="16A34A"/>
+          <w:sz w:val="18"/>
+          <w:lang w:val="fr-FR"/>
+        </w:rPr>
+        <w:t>✅</w:t>
+      </w:r>
+      <w:r>
+        <w:rPr>
+          <w:b/>
+          <w:color w:val="16A34A"/>
+          <w:sz w:val="18"/>
+          <w:lang w:val="fr-FR"/>
+        </w:rPr>
+        <w:t xml:space="preserve"> Bon exemple. </w:t>
+      </w:r>
       <w:r>
         <w:rPr>
           <w:i/>
@@ -4607,9 +5195,31 @@
           <w:sz w:val="18"/>
           <w:lang w:val="fr-FR"/>
         </w:rPr>
-        <w:t>features</w:t>
-      </w:r>
-      <w:proofErr w:type="spellEnd"/>
+        <w:t>« 1 000 étudiants actifs hebdomadaires (WAU) d'ici T+6 mois, NPS &gt; 30 d'ici T+9 mois. »</w:t>
+      </w:r>
+    </w:p>
+    <w:p>
+      <w:pPr>
+        <w:ind w:left="227" w:right="227"/>
+      </w:pPr>
+      <w:r>
+        <w:rPr>
+          <w:b/>
+          <w:color w:val="DC2626"/>
+          <w:sz w:val="18"/>
+          <w:lang w:val="fr-FR"/>
+        </w:rPr>
+        <w:t>❌</w:t>
+      </w:r>
+      <w:r>
+        <w:rPr>
+          <w:b/>
+          <w:color w:val="DC2626"/>
+          <w:sz w:val="18"/>
+          <w:lang w:val="fr-FR"/>
+        </w:rPr>
+        <w:t xml:space="preserve"> À éviter. </w:t>
+      </w:r>
       <w:r>
         <w:rPr>
           <w:i/>
@@ -4617,7 +5227,351 @@
           <w:sz w:val="18"/>
           <w:lang w:val="fr-FR"/>
         </w:rPr>
-        <w:t xml:space="preserve"> techniques exhaustive.</w:t>
+        <w:t xml:space="preserve">« Devenir leader du marché. » </w:t>
+      </w:r>
+      <w:r>
+        <w:rPr>
+          <w:i/>
+          <w:color w:val="475569"/>
+          <w:sz w:val="18"/>
+        </w:rPr>
+        <w:t>(</w:t>
+      </w:r>
+      <w:proofErr w:type="spellStart"/>
+      <w:r>
+        <w:rPr>
+          <w:i/>
+          <w:color w:val="475569"/>
+          <w:sz w:val="18"/>
+        </w:rPr>
+        <w:t>intestable</w:t>
+      </w:r>
+      <w:proofErr w:type="spellEnd"/>
+      <w:r>
+        <w:rPr>
+          <w:i/>
+          <w:color w:val="475569"/>
+          <w:sz w:val="18"/>
+        </w:rPr>
+        <w:t xml:space="preserve">, jamais </w:t>
+      </w:r>
+      <w:proofErr w:type="spellStart"/>
+      <w:r>
+        <w:rPr>
+          <w:i/>
+          <w:color w:val="475569"/>
+          <w:sz w:val="18"/>
+        </w:rPr>
+        <w:t>mesurable</w:t>
+      </w:r>
+      <w:proofErr w:type="spellEnd"/>
+      <w:r>
+        <w:rPr>
+          <w:i/>
+          <w:color w:val="475569"/>
+          <w:sz w:val="18"/>
+        </w:rPr>
+        <w:t>)</w:t>
+      </w:r>
+    </w:p>
+    <w:p>
+      <w:pPr>
+        <w:pStyle w:val="Titre2"/>
+      </w:pPr>
+      <w:bookmarkStart w:id="16" w:name="_Toc233630920"/>
+      <w:r>
+        <w:rPr>
+          <w:color w:val="1E1B4B"/>
+        </w:rPr>
+        <w:t>5.1. Objectifs d'adoption</w:t>
+      </w:r>
+      <w:bookmarkEnd w:id="16"/>
+    </w:p>
+    <w:p>
+      <w:pPr>
+        <w:pStyle w:val="Listepuces"/>
+        <w:rPr>
+          <w:lang w:val="fr-FR"/>
+        </w:rPr>
+      </w:pPr>
+      <w:r>
+        <w:rPr>
+          <w:lang w:val="fr-FR"/>
+        </w:rPr>
+        <w:t>• Adoption : atteindre [X] étudiants actifs hebdomadaires (WAU) d'ici T+6 mois</w:t>
+      </w:r>
+    </w:p>
+    <w:p>
+      <w:pPr>
+        <w:pStyle w:val="Listepuces"/>
+        <w:rPr>
+          <w:lang w:val="fr-FR"/>
+        </w:rPr>
+      </w:pPr>
+      <w:r>
+        <w:rPr>
+          <w:lang w:val="fr-FR"/>
+        </w:rPr>
+        <w:t>• Rétention : [Y] % des utilisateurs reviennent dans la semaine après inscription</w:t>
+      </w:r>
+    </w:p>
+    <w:p>
+      <w:pPr>
+        <w:pStyle w:val="Listepuces"/>
+      </w:pPr>
+      <w:r>
+        <w:t xml:space="preserve">• [à </w:t>
+      </w:r>
+      <w:proofErr w:type="spellStart"/>
+      <w:r>
+        <w:t>compléter</w:t>
+      </w:r>
+      <w:proofErr w:type="spellEnd"/>
+      <w:r>
+        <w:t>]</w:t>
+      </w:r>
+    </w:p>
+    <w:p>
+      <w:pPr>
+        <w:pStyle w:val="Titre2"/>
+      </w:pPr>
+      <w:bookmarkStart w:id="17" w:name="_Toc233630921"/>
+      <w:r>
+        <w:rPr>
+          <w:color w:val="1E1B4B"/>
+        </w:rPr>
+        <w:t>5.2. Objectifs de satisfaction</w:t>
+      </w:r>
+      <w:bookmarkEnd w:id="17"/>
+    </w:p>
+    <w:p>
+      <w:pPr>
+        <w:pStyle w:val="Listepuces"/>
+        <w:rPr>
+          <w:lang w:val="fr-FR"/>
+        </w:rPr>
+      </w:pPr>
+      <w:r>
+        <w:rPr>
+          <w:lang w:val="fr-FR"/>
+        </w:rPr>
+        <w:t xml:space="preserve">• Satisfaction : NPS &gt; [Z] d'ici T+9 mois (cible standard </w:t>
+      </w:r>
+      <w:proofErr w:type="spellStart"/>
+      <w:r>
+        <w:rPr>
+          <w:lang w:val="fr-FR"/>
+        </w:rPr>
+        <w:t>edtech</w:t>
+      </w:r>
+      <w:proofErr w:type="spellEnd"/>
+      <w:r>
+        <w:rPr>
+          <w:lang w:val="fr-FR"/>
+        </w:rPr>
+        <w:t xml:space="preserve"> : NPS &gt; 30)</w:t>
+      </w:r>
+    </w:p>
+    <w:p>
+      <w:pPr>
+        <w:pStyle w:val="Listepuces"/>
+        <w:rPr>
+          <w:lang w:val="fr-FR"/>
+        </w:rPr>
+      </w:pPr>
+      <w:r>
+        <w:rPr>
+          <w:lang w:val="fr-FR"/>
+        </w:rPr>
+        <w:t>• Qualité contenu : &lt; 5 % de quiz signalés "erreur factuelle" par les utilisateurs</w:t>
+      </w:r>
+    </w:p>
+    <w:p>
+      <w:pPr>
+        <w:pStyle w:val="Listepuces"/>
+      </w:pPr>
+      <w:r>
+        <w:t xml:space="preserve">• [à </w:t>
+      </w:r>
+      <w:proofErr w:type="spellStart"/>
+      <w:r>
+        <w:t>compléter</w:t>
+      </w:r>
+      <w:proofErr w:type="spellEnd"/>
+      <w:r>
+        <w:t>]</w:t>
+      </w:r>
+    </w:p>
+    <w:p>
+      <w:pPr>
+        <w:pStyle w:val="Titre2"/>
+      </w:pPr>
+      <w:bookmarkStart w:id="18" w:name="_Toc233630922"/>
+      <w:r>
+        <w:rPr>
+          <w:color w:val="1E1B4B"/>
+        </w:rPr>
+        <w:t>5.3. Objectifs business (long terme)</w:t>
+      </w:r>
+      <w:bookmarkEnd w:id="18"/>
+    </w:p>
+    <w:p>
+      <w:pPr>
+        <w:pStyle w:val="Listepuces"/>
+        <w:rPr>
+          <w:lang w:val="fr-FR"/>
+        </w:rPr>
+      </w:pPr>
+      <w:r>
+        <w:rPr>
+          <w:lang w:val="fr-FR"/>
+        </w:rPr>
+        <w:t>• Conversion B2B : au moins [N] établissements scolaires sous contrat dans 12 mois</w:t>
+      </w:r>
+    </w:p>
+    <w:p>
+      <w:pPr>
+        <w:pStyle w:val="Listepuces"/>
+        <w:rPr>
+          <w:lang w:val="fr-FR"/>
+        </w:rPr>
+      </w:pPr>
+      <w:r>
+        <w:rPr>
+          <w:lang w:val="fr-FR"/>
+        </w:rPr>
+        <w:t>• Coût acquisition : CAC &lt; [valeur] € par utilisateur converti</w:t>
+      </w:r>
+    </w:p>
+    <w:p>
+      <w:pPr>
+        <w:pStyle w:val="Listepuces"/>
+        <w:rPr>
+          <w:lang w:val="fr-FR"/>
+        </w:rPr>
+      </w:pPr>
+      <w:r>
+        <w:rPr>
+          <w:lang w:val="fr-FR"/>
+        </w:rPr>
+        <w:t>• [à compléter : modèle freemium ? B2B uniquement ? subvention publique ?]</w:t>
+      </w:r>
+    </w:p>
+    <w:p>
+      <w:pPr>
+        <w:pStyle w:val="Titre1"/>
+        <w:rPr>
+          <w:lang w:val="fr-FR"/>
+        </w:rPr>
+      </w:pPr>
+      <w:bookmarkStart w:id="19" w:name="_Toc233630923"/>
+      <w:r>
+        <w:rPr>
+          <w:color w:val="1E1B4B"/>
+          <w:lang w:val="fr-FR"/>
+        </w:rPr>
+        <w:t>6. Différenciateurs vs concurrents</w:t>
+      </w:r>
+      <w:bookmarkEnd w:id="19"/>
+    </w:p>
+    <w:p>
+      <w:pPr>
+        <w:spacing w:before="57"/>
+        <w:ind w:left="227" w:right="227"/>
+        <w:rPr>
+          <w:lang w:val="fr-FR"/>
+        </w:rPr>
+      </w:pPr>
+      <w:r>
+        <w:rPr>
+          <w:b/>
+          <w:color w:val="F59E0B"/>
+          <w:sz w:val="18"/>
+        </w:rPr>
+        <w:t>💡</w:t>
+      </w:r>
+      <w:r>
+        <w:rPr>
+          <w:b/>
+          <w:color w:val="F59E0B"/>
+          <w:sz w:val="18"/>
+          <w:lang w:val="fr-FR"/>
+        </w:rPr>
+        <w:t xml:space="preserve"> Objectif. Cartographier la concurrence et formuler ce qui distingue </w:t>
+      </w:r>
+      <w:proofErr w:type="spellStart"/>
+      <w:r>
+        <w:rPr>
+          <w:b/>
+          <w:color w:val="F59E0B"/>
+          <w:sz w:val="18"/>
+          <w:lang w:val="fr-FR"/>
+        </w:rPr>
+        <w:t>EduTutor</w:t>
+      </w:r>
+      <w:proofErr w:type="spellEnd"/>
+      <w:r>
+        <w:rPr>
+          <w:b/>
+          <w:color w:val="F59E0B"/>
+          <w:sz w:val="18"/>
+          <w:lang w:val="fr-FR"/>
+        </w:rPr>
+        <w:t xml:space="preserve"> IA. Indispensable pour toute conversation commerciale et pour argumenter face à la concurrence.</w:t>
+      </w:r>
+    </w:p>
+    <w:p>
+      <w:pPr>
+        <w:ind w:left="227" w:right="227"/>
+        <w:rPr>
+          <w:lang w:val="fr-FR"/>
+        </w:rPr>
+      </w:pPr>
+      <w:r>
+        <w:rPr>
+          <w:b/>
+          <w:color w:val="F59E0B"/>
+          <w:sz w:val="18"/>
+        </w:rPr>
+        <w:t>📐</w:t>
+      </w:r>
+      <w:r>
+        <w:rPr>
+          <w:b/>
+          <w:color w:val="F59E0B"/>
+          <w:sz w:val="18"/>
+          <w:lang w:val="fr-FR"/>
+        </w:rPr>
+        <w:t xml:space="preserve"> Format attendu. </w:t>
+      </w:r>
+      <w:r>
+        <w:rPr>
+          <w:i/>
+          <w:color w:val="475569"/>
+          <w:sz w:val="18"/>
+          <w:lang w:val="fr-FR"/>
+        </w:rPr>
+        <w:t xml:space="preserve">Table comparative des 4 concurrents principaux + bloc « 3 angles différenciateurs </w:t>
+      </w:r>
+      <w:proofErr w:type="spellStart"/>
+      <w:r>
+        <w:rPr>
+          <w:i/>
+          <w:color w:val="475569"/>
+          <w:sz w:val="18"/>
+          <w:lang w:val="fr-FR"/>
+        </w:rPr>
+        <w:t>EduTutor</w:t>
+      </w:r>
+      <w:proofErr w:type="spellEnd"/>
+      <w:r>
+        <w:rPr>
+          <w:i/>
+          <w:color w:val="475569"/>
+          <w:sz w:val="18"/>
+          <w:lang w:val="fr-FR"/>
+        </w:rPr>
+        <w:t xml:space="preserve"> » étayés.</w:t>
       </w:r>
     </w:p>
     <w:p>
@@ -4634,7 +5588,16 @@
           <w:sz w:val="18"/>
           <w:lang w:val="fr-FR"/>
         </w:rPr>
-        <w:t xml:space="preserve">✅ Bon exemple. </w:t>
+        <w:t>✅</w:t>
+      </w:r>
+      <w:r>
+        <w:rPr>
+          <w:b/>
+          <w:color w:val="16A34A"/>
+          <w:sz w:val="18"/>
+          <w:lang w:val="fr-FR"/>
+        </w:rPr>
+        <w:t xml:space="preserve"> Bon exemple. </w:t>
       </w:r>
       <w:r>
         <w:rPr>
@@ -4643,12 +5606,35 @@
           <w:sz w:val="18"/>
           <w:lang w:val="fr-FR"/>
         </w:rPr>
-        <w:t>« Génération de quiz en moins de 60 secondes via LLM local, aucune donnée ne quitte le serveur. »</w:t>
+        <w:t xml:space="preserve">« RGPD (local-first), aucun concurrent identifié ne tourne en local, tous reposent sur OpenAI / </w:t>
+      </w:r>
+      <w:proofErr w:type="spellStart"/>
+      <w:r>
+        <w:rPr>
+          <w:i/>
+          <w:color w:val="475569"/>
+          <w:sz w:val="18"/>
+          <w:lang w:val="fr-FR"/>
+        </w:rPr>
+        <w:t>Anthropic</w:t>
+      </w:r>
+      <w:proofErr w:type="spellEnd"/>
+      <w:r>
+        <w:rPr>
+          <w:i/>
+          <w:color w:val="475569"/>
+          <w:sz w:val="18"/>
+          <w:lang w:val="fr-FR"/>
+        </w:rPr>
+        <w:t>. »</w:t>
       </w:r>
     </w:p>
     <w:p>
       <w:pPr>
         <w:ind w:left="227" w:right="227"/>
+        <w:rPr>
+          <w:lang w:val="fr-FR"/>
+        </w:rPr>
       </w:pPr>
       <w:r>
         <w:rPr>
@@ -4657,7 +5643,16 @@
           <w:sz w:val="18"/>
           <w:lang w:val="fr-FR"/>
         </w:rPr>
-        <w:t xml:space="preserve">❌ À éviter. </w:t>
+        <w:t>❌</w:t>
+      </w:r>
+      <w:r>
+        <w:rPr>
+          <w:b/>
+          <w:color w:val="DC2626"/>
+          <w:sz w:val="18"/>
+          <w:lang w:val="fr-FR"/>
+        </w:rPr>
+        <w:t xml:space="preserve"> À éviter. </w:t>
       </w:r>
       <w:r>
         <w:rPr>
@@ -4666,1079 +5661,25 @@
           <w:sz w:val="18"/>
           <w:lang w:val="fr-FR"/>
         </w:rPr>
-        <w:t xml:space="preserve">« Backend Django, PostgreSQL, JWT, Redis cache, </w:t>
-      </w:r>
-      <w:proofErr w:type="spellStart"/>
-      <w:r>
-        <w:rPr>
-          <w:i/>
-          <w:color w:val="475569"/>
-          <w:sz w:val="18"/>
-          <w:lang w:val="fr-FR"/>
-        </w:rPr>
-        <w:t>Celery</w:t>
-      </w:r>
-      <w:proofErr w:type="spellEnd"/>
-      <w:r>
-        <w:rPr>
-          <w:i/>
-          <w:color w:val="475569"/>
-          <w:sz w:val="18"/>
-          <w:lang w:val="fr-FR"/>
-        </w:rPr>
-        <w:t xml:space="preserve">, </w:t>
-      </w:r>
-      <w:proofErr w:type="spellStart"/>
-      <w:r>
-        <w:rPr>
-          <w:i/>
-          <w:color w:val="475569"/>
-          <w:sz w:val="18"/>
-          <w:lang w:val="fr-FR"/>
-        </w:rPr>
-        <w:t>Ollama</w:t>
-      </w:r>
-      <w:proofErr w:type="spellEnd"/>
-      <w:r>
-        <w:rPr>
-          <w:i/>
-          <w:color w:val="475569"/>
-          <w:sz w:val="18"/>
-          <w:lang w:val="fr-FR"/>
-        </w:rPr>
-        <w:t xml:space="preserve">, Vite + </w:t>
-      </w:r>
-      <w:proofErr w:type="spellStart"/>
-      <w:r>
-        <w:rPr>
-          <w:i/>
-          <w:color w:val="475569"/>
-          <w:sz w:val="18"/>
-          <w:lang w:val="fr-FR"/>
-        </w:rPr>
-        <w:t>React</w:t>
-      </w:r>
-      <w:proofErr w:type="spellEnd"/>
-      <w:r>
-        <w:rPr>
-          <w:i/>
-          <w:color w:val="475569"/>
-          <w:sz w:val="18"/>
-          <w:lang w:val="fr-FR"/>
-        </w:rPr>
-        <w:t xml:space="preserve">, Docker Compose, etc. » </w:t>
-      </w:r>
-      <w:r>
-        <w:rPr>
-          <w:i/>
-          <w:color w:val="475569"/>
-          <w:sz w:val="18"/>
-        </w:rPr>
-        <w:t>(stack technique, pas signature produit)</w:t>
+        <w:t>« Notre produit est mieux. » (intestable, non argumenté)</w:t>
       </w:r>
     </w:p>
     <w:p>
       <w:pPr>
         <w:pStyle w:val="Titre2"/>
-      </w:pPr>
-      <w:bookmarkStart w:id="13" w:name="_Toc233630916"/>
+        <w:rPr>
+          <w:lang w:val="fr-FR"/>
+        </w:rPr>
+      </w:pPr>
+      <w:bookmarkStart w:id="20" w:name="_Toc233630924"/>
       <w:r>
         <w:rPr>
           <w:color w:val="1E1B4B"/>
-        </w:rPr>
-        <w:lastRenderedPageBreak/>
-        <w:t>4.1. Caractéristiques signature d'EduTutor IA</w:t>
-      </w:r>
-      <w:bookmarkEnd w:id="13"/>
-    </w:p>
-    <w:p>
-      <w:pPr>
-        <w:pStyle w:val="Listepuces"/>
-        <w:rPr>
-          <w:lang w:val="fr-FR"/>
-        </w:rPr>
-      </w:pPr>
-      <w:r>
-        <w:rPr>
-          <w:lang w:val="fr-FR"/>
-        </w:rPr>
-        <w:t>• Génération de 10 QCM en moins de 60 s à partir d'un cours fourni (PDF ou texte)</w:t>
-      </w:r>
-    </w:p>
-    <w:p>
-      <w:pPr>
-        <w:pStyle w:val="Listepuces"/>
-        <w:rPr>
-          <w:lang w:val="fr-FR"/>
-        </w:rPr>
-      </w:pPr>
-      <w:r>
-        <w:rPr>
-          <w:lang w:val="fr-FR"/>
-        </w:rPr>
-        <w:t xml:space="preserve">• Fonctionnement 100 % local via </w:t>
-      </w:r>
-      <w:proofErr w:type="spellStart"/>
-      <w:r>
-        <w:rPr>
-          <w:lang w:val="fr-FR"/>
-        </w:rPr>
-        <w:t>Ollama</w:t>
-      </w:r>
-      <w:proofErr w:type="spellEnd"/>
-      <w:r>
-        <w:rPr>
-          <w:lang w:val="fr-FR"/>
-        </w:rPr>
-        <w:t xml:space="preserve"> (Llama 3.1 8B / Phi-3-mini), souveraineté des données</w:t>
-      </w:r>
-    </w:p>
-    <w:p>
-      <w:pPr>
-        <w:pStyle w:val="Listepuces"/>
-        <w:rPr>
-          <w:lang w:val="fr-FR"/>
-        </w:rPr>
-      </w:pPr>
-      <w:r>
-        <w:rPr>
-          <w:lang w:val="fr-FR"/>
-        </w:rPr>
-        <w:t xml:space="preserve">• Interface mobile-first et hors-ligne </w:t>
-      </w:r>
-      <w:proofErr w:type="spellStart"/>
-      <w:r>
-        <w:rPr>
-          <w:lang w:val="fr-FR"/>
-        </w:rPr>
-        <w:t>friendly</w:t>
-      </w:r>
-      <w:proofErr w:type="spellEnd"/>
-    </w:p>
-    <w:p>
-      <w:pPr>
-        <w:pStyle w:val="Listepuces"/>
-        <w:rPr>
-          <w:lang w:val="fr-FR"/>
-        </w:rPr>
-      </w:pPr>
-      <w:r>
-        <w:rPr>
-          <w:lang w:val="fr-FR"/>
-        </w:rPr>
-        <w:t>• [à compléter : 1 ou 2 traits propres à votre équipe]</w:t>
-      </w:r>
-    </w:p>
-    <w:p>
-      <w:pPr>
-        <w:pStyle w:val="Titre2"/>
-      </w:pPr>
-      <w:bookmarkStart w:id="14" w:name="_Toc233630917"/>
-      <w:r>
-        <w:rPr>
-          <w:color w:val="1E1B4B"/>
-        </w:rPr>
-        <w:t>4.2. MVP must-have (Release 1</w:t>
-      </w:r>
-      <w:proofErr w:type="gramStart"/>
-      <w:r>
-        <w:rPr>
-          <w:color w:val="1E1B4B"/>
-        </w:rPr>
-        <w:t>) :</w:t>
-      </w:r>
-      <w:proofErr w:type="gramEnd"/>
-      <w:r>
-        <w:rPr>
-          <w:color w:val="1E1B4B"/>
-        </w:rPr>
-        <w:t xml:space="preserve"> rappel imposé</w:t>
-      </w:r>
-      <w:bookmarkEnd w:id="14"/>
-    </w:p>
-    <w:p>
-      <w:pPr>
-        <w:pStyle w:val="Listepuces"/>
-        <w:rPr>
-          <w:lang w:val="fr-FR"/>
-        </w:rPr>
-      </w:pPr>
-      <w:r>
-        <w:rPr>
-          <w:b/>
-          <w:color w:val="1E1B4B"/>
-          <w:lang w:val="fr-FR"/>
-        </w:rPr>
-        <w:t xml:space="preserve">F1 : </w:t>
-      </w:r>
-      <w:r>
-        <w:rPr>
-          <w:lang w:val="fr-FR"/>
-        </w:rPr>
-        <w:t>Inscription et connexion utilisateur (Django Auth standard)</w:t>
-      </w:r>
-    </w:p>
-    <w:p>
-      <w:pPr>
-        <w:pStyle w:val="Listepuces"/>
-        <w:rPr>
-          <w:lang w:val="fr-FR"/>
-        </w:rPr>
-      </w:pPr>
-      <w:r>
-        <w:rPr>
-          <w:b/>
-          <w:color w:val="1E1B4B"/>
-          <w:lang w:val="fr-FR"/>
-        </w:rPr>
-        <w:t xml:space="preserve">F2 : </w:t>
-      </w:r>
-      <w:r>
-        <w:rPr>
-          <w:lang w:val="fr-FR"/>
-        </w:rPr>
-        <w:t xml:space="preserve">Saisie d'un cours : </w:t>
-      </w:r>
-      <w:proofErr w:type="spellStart"/>
-      <w:r>
-        <w:rPr>
-          <w:lang w:val="fr-FR"/>
-        </w:rPr>
-        <w:t>upload</w:t>
-      </w:r>
-      <w:proofErr w:type="spellEnd"/>
-      <w:r>
-        <w:rPr>
-          <w:lang w:val="fr-FR"/>
-        </w:rPr>
-        <w:t xml:space="preserve"> PDF ≤ 5 Mo ou texte ≥ 200 caractères</w:t>
-      </w:r>
-    </w:p>
-    <w:p>
-      <w:pPr>
-        <w:pStyle w:val="Listepuces"/>
-        <w:rPr>
-          <w:lang w:val="fr-FR"/>
-        </w:rPr>
-      </w:pPr>
-      <w:r>
-        <w:rPr>
-          <w:b/>
-          <w:color w:val="1E1B4B"/>
-          <w:lang w:val="fr-FR"/>
-        </w:rPr>
-        <w:t xml:space="preserve">F3 : </w:t>
-      </w:r>
-      <w:r>
-        <w:rPr>
-          <w:lang w:val="fr-FR"/>
-        </w:rPr>
-        <w:t>Génération automatique d'un quiz de 10 QCM via LLM local</w:t>
-      </w:r>
-    </w:p>
-    <w:p>
-      <w:pPr>
-        <w:pStyle w:val="Listepuces"/>
-        <w:rPr>
-          <w:lang w:val="fr-FR"/>
-        </w:rPr>
-      </w:pPr>
-      <w:r>
-        <w:rPr>
-          <w:b/>
-          <w:color w:val="1E1B4B"/>
-          <w:lang w:val="fr-FR"/>
-        </w:rPr>
-        <w:t xml:space="preserve">F4 : </w:t>
-      </w:r>
-      <w:r>
-        <w:rPr>
-          <w:lang w:val="fr-FR"/>
-        </w:rPr>
-        <w:t>Soumission et correction automatique (une bonne réponse par QCM)</w:t>
-      </w:r>
-    </w:p>
-    <w:p>
-      <w:pPr>
-        <w:pStyle w:val="Listepuces"/>
-        <w:rPr>
-          <w:lang w:val="fr-FR"/>
-        </w:rPr>
-      </w:pPr>
-      <w:r>
-        <w:rPr>
-          <w:b/>
-          <w:color w:val="1E1B4B"/>
-          <w:lang w:val="fr-FR"/>
-        </w:rPr>
-        <w:t xml:space="preserve">F5 : </w:t>
-      </w:r>
-      <w:r>
-        <w:rPr>
-          <w:lang w:val="fr-FR"/>
-        </w:rPr>
-        <w:t>Affichage du score /10 + détail bonnes/mauvaises réponses</w:t>
-      </w:r>
-    </w:p>
-    <w:p>
-      <w:pPr>
-        <w:pStyle w:val="Listepuces"/>
-        <w:rPr>
-          <w:lang w:val="fr-FR"/>
-        </w:rPr>
-      </w:pPr>
-      <w:r>
-        <w:rPr>
-          <w:b/>
-          <w:color w:val="1E1B4B"/>
-          <w:lang w:val="fr-FR"/>
-        </w:rPr>
-        <w:t xml:space="preserve">F6 : </w:t>
-      </w:r>
-      <w:r>
-        <w:rPr>
-          <w:lang w:val="fr-FR"/>
-        </w:rPr>
-        <w:t>Historique persisté des quizz par utilisateur (date, cours, score)</w:t>
-      </w:r>
-    </w:p>
-    <w:p>
-      <w:pPr>
-        <w:pStyle w:val="Titre2"/>
-        <w:rPr>
-          <w:lang w:val="fr-FR"/>
-        </w:rPr>
-      </w:pPr>
-      <w:bookmarkStart w:id="15" w:name="_Toc233630918"/>
-      <w:r>
-        <w:rPr>
-          <w:color w:val="1E1B4B"/>
-          <w:lang w:val="fr-FR"/>
-        </w:rPr>
-        <w:t>4.3. Pistes Release 2 envisagées (2 à 3 à choisir)</w:t>
-      </w:r>
-      <w:bookmarkEnd w:id="15"/>
-    </w:p>
-    <w:p>
-      <w:pPr>
-        <w:rPr>
-          <w:lang w:val="fr-FR"/>
-        </w:rPr>
-      </w:pPr>
-      <w:r>
-        <w:rPr>
-          <w:lang w:val="fr-FR"/>
-        </w:rPr>
-        <w:t>Parmi les 10 pistes Release 2 du brief, votre équipe sélectionne 2 à 3 candidates à proposer en revue de fin de semaine. Listez vos candidates ci-dessous, avec un mot de justification chacune.</w:t>
-      </w:r>
-    </w:p>
-    <w:p>
-      <w:pPr>
-        <w:pStyle w:val="Listepuces"/>
-        <w:rPr>
-          <w:lang w:val="fr-FR"/>
-        </w:rPr>
-      </w:pPr>
-      <w:r>
-        <w:rPr>
-          <w:lang w:val="fr-FR"/>
-        </w:rPr>
-        <w:t>• Candidate 1 : [nom de la piste], [justification 1 phrase]</w:t>
-      </w:r>
-    </w:p>
-    <w:p>
-      <w:pPr>
-        <w:pStyle w:val="Listepuces"/>
-        <w:rPr>
-          <w:lang w:val="fr-FR"/>
-        </w:rPr>
-      </w:pPr>
-      <w:r>
-        <w:rPr>
-          <w:lang w:val="fr-FR"/>
-        </w:rPr>
-        <w:t>• Candidate 2 : [nom de la piste], [justification 1 phrase]</w:t>
-      </w:r>
-    </w:p>
-    <w:p>
-      <w:pPr>
-        <w:pStyle w:val="Listepuces"/>
-        <w:rPr>
-          <w:lang w:val="fr-FR"/>
-        </w:rPr>
-      </w:pPr>
-      <w:r>
-        <w:rPr>
-          <w:lang w:val="fr-FR"/>
-        </w:rPr>
-        <w:t>• Candidate 3 : [nom de la piste], [justification 1 phrase]</w:t>
-      </w:r>
-    </w:p>
-    <w:p>
-      <w:pPr>
-        <w:pStyle w:val="Listepuces"/>
-      </w:pPr>
-      <w:r>
-        <w:t>[risk] Fournisseur LLM de secours activable automatiquement, pour la résilience à l'échelle nationale.</w:t>
-      </w:r>
-    </w:p>
-    <w:p>
-      <w:pPr>
-        <w:pStyle w:val="Listepuces"/>
-      </w:pPr>
-      <w:r>
-        <w:t>[i18n] Paramètre de langue transmis au LLM pour générer les quiz directement dans la langue de l'élève.</w:t>
-      </w:r>
-    </w:p>
-    <w:p>
-      <w:pPr>
-        <w:pStyle w:val="Listepuces"/>
-      </w:pPr>
-      <w:r>
-        <w:t>[i18n] Externalisation des textes de l'interface en fichiers de langue (FR/EN/ES) — bascule de langue sans redéploiement.</w:t>
-      </w:r>
-    </w:p>
-    <w:p>
-      <w:pPr>
-        <w:pStyle w:val="Listepuces"/>
-      </w:pPr>
-      <w:r>
-        <w:t>[a11y] Audit RGAA niveau AA + focus visible &amp; contrastes — condition non négociable posée par l'État pour devenir plateforme de référence des lycées.</w:t>
-      </w:r>
-    </w:p>
-    <w:p>
-      <w:pPr>
-        <w:pStyle w:val="Listepuces"/>
-      </w:pPr>
-      <w:r>
-        <w:t>[scale] Test de charge + cache + autoscaling — l'application doit encaisser un pic national (10x le trafic habituel) sans dégradation.</w:t>
-      </w:r>
-    </w:p>
-    <w:p>
-      <w:pPr/>
-      <w:r>
-        <w:t>Suite au succès national (passage télé, millions d'élèves) et à la levée de fonds, la Direction Générale impose 3 axes non négociables pour devenir la plateforme de référence des lycées français : scalabilité (encaisser le pic de charge), accessibilité RGAA (condition de l'État) et internationalisation (budget post-levée de fonds). Ces axes sont tracés dans le Product Backlog (US-25 à US-29, Epic EP-09) et dans le registre de risques (feuille 'Risques' du Product Backlog).</w:t>
-      </w:r>
-    </w:p>
-    <w:p>
-      <w:pPr>
-        <w:pStyle w:val="Titre2"/>
-      </w:pPr>
-      <w:r>
-        <w:t>4.4. Axes stratégiques J4 : passage à l'échelle (scalabilité, RGAA, i18n)</w:t>
-      </w:r>
-    </w:p>
-    <w:p>
-      <w:pPr>
-        <w:pStyle w:val="Titre1"/>
-        <w:rPr>
-          <w:lang w:val="fr-FR"/>
-        </w:rPr>
-      </w:pPr>
-      <w:bookmarkStart w:id="16" w:name="_Toc233630919"/>
-      <w:r>
-        <w:rPr>
-          <w:color w:val="1E1B4B"/>
-          <w:lang w:val="fr-FR"/>
-        </w:rPr>
-        <w:t>5. Business Goals (objectifs de succès)</w:t>
-      </w:r>
-      <w:bookmarkEnd w:id="16"/>
-    </w:p>
-    <w:p>
-      <w:pPr>
-        <w:spacing w:before="57"/>
-        <w:ind w:left="227" w:right="227"/>
-        <w:rPr>
-          <w:lang w:val="fr-FR"/>
-        </w:rPr>
-      </w:pPr>
-      <w:r>
-        <w:rPr>
-          <w:b/>
-          <w:color w:val="F59E0B"/>
-          <w:sz w:val="18"/>
-        </w:rPr>
-        <w:t>💡</w:t>
-      </w:r>
-      <w:r>
-        <w:rPr>
-          <w:b/>
-          <w:color w:val="F59E0B"/>
-          <w:sz w:val="18"/>
-          <w:lang w:val="fr-FR"/>
-        </w:rPr>
-        <w:t xml:space="preserve"> Objectif. </w:t>
-      </w:r>
-      <w:r>
-        <w:rPr>
-          <w:i/>
-          <w:color w:val="475569"/>
-          <w:sz w:val="18"/>
-          <w:lang w:val="fr-FR"/>
-        </w:rPr>
-        <w:t>Définir les indicateurs qui permettront de dire, dans 6 ou 12 mois, si le produit est un succès. Sans goals, le produit dérive.</w:t>
-      </w:r>
-    </w:p>
-    <w:p>
-      <w:pPr>
-        <w:ind w:left="227" w:right="227"/>
-        <w:rPr>
-          <w:lang w:val="fr-FR"/>
-        </w:rPr>
-      </w:pPr>
-      <w:r>
-        <w:rPr>
-          <w:b/>
-          <w:color w:val="F59E0B"/>
-          <w:sz w:val="18"/>
-        </w:rPr>
-        <w:t>📐</w:t>
-      </w:r>
-      <w:r>
-        <w:rPr>
-          <w:b/>
-          <w:color w:val="F59E0B"/>
-          <w:sz w:val="18"/>
-          <w:lang w:val="fr-FR"/>
-        </w:rPr>
-        <w:t xml:space="preserve"> Format attendu. </w:t>
-      </w:r>
-      <w:r>
-        <w:rPr>
-          <w:i/>
-          <w:color w:val="475569"/>
-          <w:sz w:val="18"/>
-          <w:lang w:val="fr-FR"/>
-        </w:rPr>
-        <w:t>3 à 5 objectifs chiffrés, datés, mesurables. Préférer KPI utilisateur à KPI financier en début de produit.</w:t>
-      </w:r>
-    </w:p>
-    <w:p>
-      <w:pPr>
-        <w:ind w:left="227" w:right="227"/>
-        <w:rPr>
-          <w:lang w:val="fr-FR"/>
-        </w:rPr>
-      </w:pPr>
-      <w:r>
-        <w:rPr>
-          <w:b/>
-          <w:color w:val="16A34A"/>
-          <w:sz w:val="18"/>
-          <w:lang w:val="fr-FR"/>
-        </w:rPr>
-        <w:t xml:space="preserve">✅ Bon exemple. </w:t>
-      </w:r>
-      <w:r>
-        <w:rPr>
-          <w:i/>
-          <w:color w:val="475569"/>
-          <w:sz w:val="18"/>
-          <w:lang w:val="fr-FR"/>
-        </w:rPr>
-        <w:t>« 1 000 étudiants actifs hebdomadaires (WAU) d'ici T+6 mois, NPS &gt; 30 d'ici T+9 mois. »</w:t>
-      </w:r>
-    </w:p>
-    <w:p>
-      <w:pPr>
-        <w:ind w:left="227" w:right="227"/>
-      </w:pPr>
-      <w:r>
-        <w:rPr>
-          <w:b/>
-          <w:color w:val="DC2626"/>
-          <w:sz w:val="18"/>
-          <w:lang w:val="fr-FR"/>
-        </w:rPr>
-        <w:t xml:space="preserve">❌ À éviter. </w:t>
-      </w:r>
-      <w:r>
-        <w:rPr>
-          <w:i/>
-          <w:color w:val="475569"/>
-          <w:sz w:val="18"/>
-          <w:lang w:val="fr-FR"/>
-        </w:rPr>
-        <w:t xml:space="preserve">« Devenir leader du marché. » </w:t>
-      </w:r>
-      <w:r>
-        <w:rPr>
-          <w:i/>
-          <w:color w:val="475569"/>
-          <w:sz w:val="18"/>
-        </w:rPr>
-        <w:t>(</w:t>
-      </w:r>
-      <w:proofErr w:type="spellStart"/>
-      <w:r>
-        <w:rPr>
-          <w:i/>
-          <w:color w:val="475569"/>
-          <w:sz w:val="18"/>
-        </w:rPr>
-        <w:t>intestable</w:t>
-      </w:r>
-      <w:proofErr w:type="spellEnd"/>
-      <w:r>
-        <w:rPr>
-          <w:i/>
-          <w:color w:val="475569"/>
-          <w:sz w:val="18"/>
-        </w:rPr>
-        <w:t xml:space="preserve">, jamais </w:t>
-      </w:r>
-      <w:proofErr w:type="spellStart"/>
-      <w:r>
-        <w:rPr>
-          <w:i/>
-          <w:color w:val="475569"/>
-          <w:sz w:val="18"/>
-        </w:rPr>
-        <w:t>mesurable</w:t>
-      </w:r>
-      <w:proofErr w:type="spellEnd"/>
-      <w:r>
-        <w:rPr>
-          <w:i/>
-          <w:color w:val="475569"/>
-          <w:sz w:val="18"/>
-        </w:rPr>
-        <w:t>)</w:t>
-      </w:r>
-    </w:p>
-    <w:p>
-      <w:pPr>
-        <w:pStyle w:val="Titre2"/>
-      </w:pPr>
-      <w:bookmarkStart w:id="17" w:name="_Toc233630920"/>
-      <w:r>
-        <w:rPr>
-          <w:color w:val="1E1B4B"/>
-        </w:rPr>
-        <w:t>5.1. Objectifs d'adoption</w:t>
-      </w:r>
-      <w:bookmarkEnd w:id="17"/>
-    </w:p>
-    <w:p>
-      <w:pPr>
-        <w:pStyle w:val="Listepuces"/>
-        <w:rPr>
-          <w:lang w:val="fr-FR"/>
-        </w:rPr>
-      </w:pPr>
-      <w:r>
-        <w:rPr>
-          <w:lang w:val="fr-FR"/>
-        </w:rPr>
-        <w:t>• Adoption : atteindre [X] étudiants actifs hebdomadaires (WAU) d'ici T+6 mois</w:t>
-      </w:r>
-    </w:p>
-    <w:p>
-      <w:pPr>
-        <w:pStyle w:val="Listepuces"/>
-        <w:rPr>
-          <w:lang w:val="fr-FR"/>
-        </w:rPr>
-      </w:pPr>
-      <w:r>
-        <w:rPr>
-          <w:lang w:val="fr-FR"/>
-        </w:rPr>
-        <w:t>• Rétention : [Y] % des utilisateurs reviennent dans la semaine après inscription</w:t>
-      </w:r>
-    </w:p>
-    <w:p>
-      <w:pPr>
-        <w:pStyle w:val="Listepuces"/>
-      </w:pPr>
-      <w:r>
-        <w:t xml:space="preserve">• [à </w:t>
-      </w:r>
-      <w:proofErr w:type="spellStart"/>
-      <w:r>
-        <w:t>compléter</w:t>
-      </w:r>
-      <w:proofErr w:type="spellEnd"/>
-      <w:r>
-        <w:t>]</w:t>
-      </w:r>
-    </w:p>
-    <w:p>
-      <w:pPr>
-        <w:pStyle w:val="Titre2"/>
-      </w:pPr>
-      <w:bookmarkStart w:id="18" w:name="_Toc233630921"/>
-      <w:r>
-        <w:rPr>
-          <w:color w:val="1E1B4B"/>
-        </w:rPr>
-        <w:t>5.2. Objectifs de satisfaction</w:t>
-      </w:r>
-      <w:bookmarkEnd w:id="18"/>
-    </w:p>
-    <w:p>
-      <w:pPr>
-        <w:pStyle w:val="Listepuces"/>
-        <w:rPr>
-          <w:lang w:val="fr-FR"/>
-        </w:rPr>
-      </w:pPr>
-      <w:r>
-        <w:rPr>
-          <w:lang w:val="fr-FR"/>
-        </w:rPr>
-        <w:t xml:space="preserve">• Satisfaction : NPS &gt; [Z] d'ici T+9 mois (cible standard </w:t>
-      </w:r>
-      <w:proofErr w:type="spellStart"/>
-      <w:r>
-        <w:rPr>
-          <w:lang w:val="fr-FR"/>
-        </w:rPr>
-        <w:t>edtech</w:t>
-      </w:r>
-      <w:proofErr w:type="spellEnd"/>
-      <w:r>
-        <w:rPr>
-          <w:lang w:val="fr-FR"/>
-        </w:rPr>
-        <w:t xml:space="preserve"> : NPS &gt; 30)</w:t>
-      </w:r>
-    </w:p>
-    <w:p>
-      <w:pPr>
-        <w:pStyle w:val="Listepuces"/>
-        <w:rPr>
-          <w:lang w:val="fr-FR"/>
-        </w:rPr>
-      </w:pPr>
-      <w:r>
-        <w:rPr>
-          <w:lang w:val="fr-FR"/>
-        </w:rPr>
-        <w:t>• Qualité contenu : &lt; 5 % de quiz signalés "erreur factuelle" par les utilisateurs</w:t>
-      </w:r>
-    </w:p>
-    <w:p>
-      <w:pPr>
-        <w:pStyle w:val="Listepuces"/>
-      </w:pPr>
-      <w:r>
-        <w:t xml:space="preserve">• [à </w:t>
-      </w:r>
-      <w:proofErr w:type="spellStart"/>
-      <w:r>
-        <w:t>compléter</w:t>
-      </w:r>
-      <w:proofErr w:type="spellEnd"/>
-      <w:r>
-        <w:t>]</w:t>
-      </w:r>
-    </w:p>
-    <w:p>
-      <w:pPr>
-        <w:pStyle w:val="Titre2"/>
-      </w:pPr>
-      <w:bookmarkStart w:id="19" w:name="_Toc233630922"/>
-      <w:r>
-        <w:rPr>
-          <w:color w:val="1E1B4B"/>
-        </w:rPr>
-        <w:lastRenderedPageBreak/>
-        <w:t xml:space="preserve">5.3. </w:t>
-      </w:r>
-      <w:proofErr w:type="gramStart"/>
-      <w:r>
-        <w:rPr>
-          <w:color w:val="1E1B4B"/>
-        </w:rPr>
-        <w:t>Objectifs business</w:t>
-      </w:r>
-      <w:proofErr w:type="gramEnd"/>
-      <w:r>
-        <w:rPr>
-          <w:color w:val="1E1B4B"/>
-        </w:rPr>
-        <w:t xml:space="preserve"> (long terme)</w:t>
-      </w:r>
-      <w:bookmarkEnd w:id="19"/>
-    </w:p>
-    <w:p>
-      <w:pPr>
-        <w:pStyle w:val="Listepuces"/>
-        <w:rPr>
-          <w:lang w:val="fr-FR"/>
-        </w:rPr>
-      </w:pPr>
-      <w:r>
-        <w:rPr>
-          <w:lang w:val="fr-FR"/>
-        </w:rPr>
-        <w:t>• Conversion B2B : au moins [N] établissements scolaires sous contrat dans 12 mois</w:t>
-      </w:r>
-    </w:p>
-    <w:p>
-      <w:pPr>
-        <w:pStyle w:val="Listepuces"/>
-        <w:rPr>
-          <w:lang w:val="fr-FR"/>
-        </w:rPr>
-      </w:pPr>
-      <w:r>
-        <w:rPr>
-          <w:lang w:val="fr-FR"/>
-        </w:rPr>
-        <w:t>• Coût acquisition : CAC &lt; [valeur] € par utilisateur converti</w:t>
-      </w:r>
-    </w:p>
-    <w:p>
-      <w:pPr>
-        <w:pStyle w:val="Listepuces"/>
-        <w:rPr>
-          <w:lang w:val="fr-FR"/>
-        </w:rPr>
-      </w:pPr>
-      <w:r>
-        <w:rPr>
-          <w:lang w:val="fr-FR"/>
-        </w:rPr>
-        <w:t>• [à compléter : modèle freemium ? B2B uniquement ? subvention publique ?]</w:t>
-      </w:r>
-    </w:p>
-    <w:p>
-      <w:pPr>
-        <w:pStyle w:val="Titre1"/>
-        <w:rPr>
-          <w:lang w:val="fr-FR"/>
-        </w:rPr>
-      </w:pPr>
-      <w:bookmarkStart w:id="20" w:name="_Toc233630923"/>
-      <w:r>
-        <w:rPr>
-          <w:color w:val="1E1B4B"/>
-          <w:lang w:val="fr-FR"/>
-        </w:rPr>
-        <w:t>6. Différenciateurs vs concurrents</w:t>
+          <w:lang w:val="fr-FR"/>
+        </w:rPr>
+        <w:t>6.1. Cartographie des concurrents</w:t>
       </w:r>
       <w:bookmarkEnd w:id="20"/>
-    </w:p>
-    <w:p>
-      <w:pPr>
-        <w:spacing w:before="57"/>
-        <w:ind w:left="227" w:right="227"/>
-        <w:rPr>
-          <w:lang w:val="fr-FR"/>
-        </w:rPr>
-      </w:pPr>
-      <w:r>
-        <w:rPr>
-          <w:b/>
-          <w:color w:val="F59E0B"/>
-          <w:sz w:val="18"/>
-        </w:rPr>
-        <w:t>💡 Objectif. Cartographier la concurrence et formuler ce qui distingue EduTutor IA. Indispensable pour toute conversation commerciale et pour argumenter face à la concurrence.</w:t>
-      </w:r>
-      <w:r>
-        <w:rPr>
-          <w:b/>
-          <w:color w:val="F59E0B"/>
-          <w:sz w:val="18"/>
-          <w:lang w:val="fr-FR"/>
-        </w:rPr>
-        <w:t xml:space="preserve"/>
-      </w:r>
-      <w:r>
-        <w:rPr>
-          <w:i/>
-          <w:color w:val="475569"/>
-          <w:sz w:val="18"/>
-          <w:lang w:val="fr-FR"/>
-        </w:rPr>
-        <w:t xml:space="preserve"/>
-      </w:r>
-      <w:proofErr w:type="spellStart"/>
-      <w:r>
-        <w:rPr>
-          <w:i/>
-          <w:color w:val="475569"/>
-          <w:sz w:val="18"/>
-          <w:lang w:val="fr-FR"/>
-        </w:rPr>
-        <w:t/>
-      </w:r>
-      <w:proofErr w:type="spellEnd"/>
-      <w:r>
-        <w:rPr>
-          <w:i/>
-          <w:color w:val="475569"/>
-          <w:sz w:val="18"/>
-          <w:lang w:val="fr-FR"/>
-        </w:rPr>
-        <w:t xml:space="preserve"/>
-      </w:r>
-    </w:p>
-    <w:p>
-      <w:pPr>
-        <w:ind w:left="227" w:right="227"/>
-        <w:rPr>
-          <w:lang w:val="fr-FR"/>
-        </w:rPr>
-      </w:pPr>
-      <w:r>
-        <w:rPr>
-          <w:b/>
-          <w:color w:val="F59E0B"/>
-          <w:sz w:val="18"/>
-        </w:rPr>
-        <w:t>📐</w:t>
-      </w:r>
-      <w:r>
-        <w:rPr>
-          <w:b/>
-          <w:color w:val="F59E0B"/>
-          <w:sz w:val="18"/>
-          <w:lang w:val="fr-FR"/>
-        </w:rPr>
-        <w:t xml:space="preserve"> Format attendu. </w:t>
-      </w:r>
-      <w:r>
-        <w:rPr>
-          <w:i/>
-          <w:color w:val="475569"/>
-          <w:sz w:val="18"/>
-          <w:lang w:val="fr-FR"/>
-        </w:rPr>
-        <w:t xml:space="preserve">Table comparative des 4 concurrents principaux + bloc « 3 angles différenciateurs </w:t>
-      </w:r>
-      <w:proofErr w:type="spellStart"/>
-      <w:r>
-        <w:rPr>
-          <w:i/>
-          <w:color w:val="475569"/>
-          <w:sz w:val="18"/>
-          <w:lang w:val="fr-FR"/>
-        </w:rPr>
-        <w:t>EduTutor</w:t>
-      </w:r>
-      <w:proofErr w:type="spellEnd"/>
-      <w:r>
-        <w:rPr>
-          <w:i/>
-          <w:color w:val="475569"/>
-          <w:sz w:val="18"/>
-          <w:lang w:val="fr-FR"/>
-        </w:rPr>
-        <w:t xml:space="preserve"> » étayés.</w:t>
-      </w:r>
-    </w:p>
-    <w:p>
-      <w:pPr>
-        <w:ind w:left="227" w:right="227"/>
-        <w:rPr>
-          <w:lang w:val="fr-FR"/>
-        </w:rPr>
-      </w:pPr>
-      <w:r>
-        <w:rPr>
-          <w:b/>
-          <w:color w:val="16A34A"/>
-          <w:sz w:val="18"/>
-          <w:lang w:val="fr-FR"/>
-        </w:rPr>
-        <w:t xml:space="preserve">✅ Bon exemple. </w:t>
-      </w:r>
-      <w:r>
-        <w:rPr>
-          <w:i/>
-          <w:color w:val="475569"/>
-          <w:sz w:val="18"/>
-          <w:lang w:val="fr-FR"/>
-        </w:rPr>
-        <w:t xml:space="preserve">« RGPD (local-first), aucun concurrent identifié ne tourne en local, tous reposent sur OpenAI / </w:t>
-      </w:r>
-      <w:proofErr w:type="spellStart"/>
-      <w:r>
-        <w:rPr>
-          <w:i/>
-          <w:color w:val="475569"/>
-          <w:sz w:val="18"/>
-          <w:lang w:val="fr-FR"/>
-        </w:rPr>
-        <w:t>Anthropic</w:t>
-      </w:r>
-      <w:proofErr w:type="spellEnd"/>
-      <w:r>
-        <w:rPr>
-          <w:i/>
-          <w:color w:val="475569"/>
-          <w:sz w:val="18"/>
-          <w:lang w:val="fr-FR"/>
-        </w:rPr>
-        <w:t>. »</w:t>
-      </w:r>
-    </w:p>
-    <w:p>
-      <w:pPr>
-        <w:ind w:left="227" w:right="227"/>
-        <w:rPr>
-          <w:lang w:val="fr-FR"/>
-        </w:rPr>
-      </w:pPr>
-      <w:r>
-        <w:rPr>
-          <w:b/>
-          <w:color w:val="DC2626"/>
-          <w:sz w:val="18"/>
-          <w:lang w:val="fr-FR"/>
-        </w:rPr>
-        <w:t xml:space="preserve">❌ À éviter. </w:t>
-      </w:r>
-      <w:r>
-        <w:rPr>
-          <w:i/>
-          <w:color w:val="475569"/>
-          <w:sz w:val="18"/>
-          <w:lang w:val="fr-FR"/>
-        </w:rPr>
-        <w:t>« Notre produit est mieux. » (</w:t>
-      </w:r>
-      <w:proofErr w:type="gramStart"/>
-      <w:r>
-        <w:rPr>
-          <w:i/>
-          <w:color w:val="475569"/>
-          <w:sz w:val="18"/>
-          <w:lang w:val="fr-FR"/>
-        </w:rPr>
-        <w:t>intestable</w:t>
-      </w:r>
-      <w:proofErr w:type="gramEnd"/>
-      <w:r>
-        <w:rPr>
-          <w:i/>
-          <w:color w:val="475569"/>
-          <w:sz w:val="18"/>
-          <w:lang w:val="fr-FR"/>
-        </w:rPr>
-        <w:t>, non argumenté)</w:t>
-      </w:r>
-    </w:p>
-    <w:p>
-      <w:pPr>
-        <w:pStyle w:val="Titre2"/>
-        <w:rPr>
-          <w:lang w:val="fr-FR"/>
-        </w:rPr>
-      </w:pPr>
-      <w:bookmarkStart w:id="21" w:name="_Toc233630924"/>
-      <w:r>
-        <w:rPr>
-          <w:color w:val="1E1B4B"/>
-          <w:lang w:val="fr-FR"/>
-        </w:rPr>
-        <w:t>6.1. Cartographie des concurrents</w:t>
-      </w:r>
-      <w:bookmarkEnd w:id="21"/>
     </w:p>
     <w:tbl>
       <w:tblPr>
@@ -5870,6 +5811,7 @@
           </w:tcPr>
           <w:p>
             <w:r>
+              <w:lastRenderedPageBreak/>
               <w:t>Leo (iamleo.ai)</w:t>
             </w:r>
           </w:p>
@@ -6016,14 +5958,14 @@
       <w:pPr>
         <w:pStyle w:val="Titre2"/>
       </w:pPr>
-      <w:bookmarkStart w:id="22" w:name="_Toc233630925"/>
+      <w:bookmarkStart w:id="21" w:name="_Toc233630925"/>
       <w:r>
         <w:rPr>
           <w:color w:val="1E1B4B"/>
         </w:rPr>
         <w:t>6.2. Nos 3 différenciateurs argumentés</w:t>
       </w:r>
-      <w:bookmarkEnd w:id="22"/>
+      <w:bookmarkEnd w:id="21"/>
     </w:p>
     <w:p>
       <w:pPr>
@@ -6032,21 +5974,12 @@
           <w:lang w:val="fr-FR"/>
         </w:rPr>
       </w:pPr>
-      <w:proofErr w:type="gramStart"/>
       <w:r>
         <w:rPr>
           <w:b/>
           <w:lang w:val="fr-FR"/>
         </w:rPr>
-        <w:t>Prompts métier enseignants</w:t>
-      </w:r>
-      <w:proofErr w:type="gramEnd"/>
-      <w:r>
-        <w:rPr>
-          <w:b/>
-          <w:lang w:val="fr-FR"/>
-        </w:rPr>
-        <w:t xml:space="preserve">, </w:t>
+        <w:t xml:space="preserve">Prompts métier enseignants, </w:t>
       </w:r>
       <w:r>
         <w:rPr>
@@ -6104,17 +6037,12 @@
         <w:t xml:space="preserve">À </w:t>
       </w:r>
       <w:proofErr w:type="spellStart"/>
-      <w:proofErr w:type="gramStart"/>
       <w:r>
         <w:t>développer</w:t>
       </w:r>
       <w:proofErr w:type="spellEnd"/>
       <w:r>
-        <w:t xml:space="preserve"> :</w:t>
-      </w:r>
-      <w:proofErr w:type="gramEnd"/>
-      <w:r>
-        <w:t xml:space="preserve"> [argument propre à votre équipe].</w:t>
+        <w:t xml:space="preserve"> : [argument propre à votre équipe].</w:t>
       </w:r>
     </w:p>
     <w:p>
@@ -6200,16 +6128,23 @@
           <w:lang w:val="fr-FR"/>
         </w:rPr>
       </w:pPr>
-      <w:bookmarkStart w:id="23" w:name="_Toc233630926"/>
+      <w:bookmarkStart w:id="22" w:name="_Toc233630926"/>
       <w:r>
         <w:rPr>
           <w:color w:val="1E1B4B"/>
           <w:lang w:val="fr-FR"/>
         </w:rPr>
         <w:lastRenderedPageBreak/>
-        <w:t>✅ Grille d'auto-évaluation</w:t>
-      </w:r>
-      <w:bookmarkEnd w:id="23"/>
+        <w:t>✅</w:t>
+      </w:r>
+      <w:r>
+        <w:rPr>
+          <w:color w:val="1E1B4B"/>
+          <w:lang w:val="fr-FR"/>
+        </w:rPr>
+        <w:t xml:space="preserve"> Grille d'auto-évaluation</w:t>
+      </w:r>
+      <w:bookmarkEnd w:id="22"/>
     </w:p>
     <w:p>
       <w:pPr>
@@ -6344,7 +6279,13 @@
               <w:rPr>
                 <w:sz w:val="20"/>
               </w:rPr>
-              <w:t xml:space="preserve">☐ Oui   ☐ </w:t>
+              <w:t>x</w:t>
+            </w:r>
+            <w:r>
+              <w:rPr>
+                <w:sz w:val="20"/>
+              </w:rPr>
+              <w:t xml:space="preserve"> Oui   ☐ </w:t>
             </w:r>
             <w:proofErr w:type="spellStart"/>
             <w:r>
@@ -6409,7 +6350,13 @@
               <w:rPr>
                 <w:sz w:val="20"/>
               </w:rPr>
-              <w:t xml:space="preserve">☐ Oui   ☐ </w:t>
+              <w:t xml:space="preserve">X </w:t>
+            </w:r>
+            <w:r>
+              <w:rPr>
+                <w:sz w:val="20"/>
+              </w:rPr>
+              <w:t xml:space="preserve">Oui   ☐ </w:t>
             </w:r>
             <w:proofErr w:type="spellStart"/>
             <w:r>
@@ -6474,7 +6421,13 @@
               <w:rPr>
                 <w:sz w:val="20"/>
               </w:rPr>
-              <w:t xml:space="preserve">☐ Oui   ☐ </w:t>
+              <w:t>x</w:t>
+            </w:r>
+            <w:r>
+              <w:rPr>
+                <w:sz w:val="20"/>
+              </w:rPr>
+              <w:t xml:space="preserve"> Oui   ☐ </w:t>
             </w:r>
             <w:proofErr w:type="spellStart"/>
             <w:r>
@@ -6555,7 +6508,13 @@
               <w:rPr>
                 <w:sz w:val="20"/>
               </w:rPr>
-              <w:t xml:space="preserve">☐ Oui   ☐ </w:t>
+              <w:t>x</w:t>
+            </w:r>
+            <w:r>
+              <w:rPr>
+                <w:sz w:val="20"/>
+              </w:rPr>
+              <w:t xml:space="preserve"> Oui   ☐ </w:t>
             </w:r>
             <w:proofErr w:type="spellStart"/>
             <w:r>
@@ -6636,7 +6595,13 @@
               <w:rPr>
                 <w:sz w:val="20"/>
               </w:rPr>
-              <w:t xml:space="preserve">☐ Oui   ☐ </w:t>
+              <w:t>x</w:t>
+            </w:r>
+            <w:r>
+              <w:rPr>
+                <w:sz w:val="20"/>
+              </w:rPr>
+              <w:t xml:space="preserve"> Oui   ☐ </w:t>
             </w:r>
             <w:proofErr w:type="spellStart"/>
             <w:r>
@@ -6701,7 +6666,13 @@
               <w:rPr>
                 <w:sz w:val="20"/>
               </w:rPr>
-              <w:t xml:space="preserve">☐ Oui   ☐ </w:t>
+              <w:t>x</w:t>
+            </w:r>
+            <w:r>
+              <w:rPr>
+                <w:sz w:val="20"/>
+              </w:rPr>
+              <w:t xml:space="preserve"> Oui   ☐ </w:t>
             </w:r>
             <w:proofErr w:type="spellStart"/>
             <w:r>
@@ -6766,7 +6737,13 @@
               <w:rPr>
                 <w:sz w:val="20"/>
               </w:rPr>
-              <w:t xml:space="preserve">☐ Oui   ☐ </w:t>
+              <w:t>x</w:t>
+            </w:r>
+            <w:r>
+              <w:rPr>
+                <w:sz w:val="20"/>
+              </w:rPr>
+              <w:t xml:space="preserve"> Oui   ☐ </w:t>
             </w:r>
             <w:proofErr w:type="spellStart"/>
             <w:r>
@@ -6847,7 +6824,13 @@
               <w:rPr>
                 <w:sz w:val="20"/>
               </w:rPr>
-              <w:t xml:space="preserve">☐ Oui   ☐ </w:t>
+              <w:t>x</w:t>
+            </w:r>
+            <w:r>
+              <w:rPr>
+                <w:sz w:val="20"/>
+              </w:rPr>
+              <w:t xml:space="preserve"> Oui   ☐ </w:t>
             </w:r>
             <w:proofErr w:type="spellStart"/>
             <w:r>
@@ -6912,7 +6895,13 @@
               <w:rPr>
                 <w:sz w:val="20"/>
               </w:rPr>
-              <w:t xml:space="preserve">☐ Oui   ☐ </w:t>
+              <w:t xml:space="preserve">X </w:t>
+            </w:r>
+            <w:r>
+              <w:rPr>
+                <w:sz w:val="20"/>
+              </w:rPr>
+              <w:t xml:space="preserve">Oui   ☐ </w:t>
             </w:r>
             <w:proofErr w:type="spellStart"/>
             <w:r>
@@ -6951,155 +6940,226 @@
       <w:pPr>
         <w:pStyle w:val="Titre1"/>
       </w:pPr>
-      <w:bookmarkStart w:id="24" w:name="_Toc233630927"/>
+      <w:bookmarkStart w:id="23" w:name="_Toc233630927"/>
       <w:r>
         <w:rPr>
           <w:color w:val="1E1B4B"/>
         </w:rPr>
         <w:lastRenderedPageBreak/>
-        <w:t>📚 Références et conventions</w:t>
+        <w:t>📚</w:t>
+      </w:r>
+      <w:r>
+        <w:rPr>
+          <w:color w:val="1E1B4B"/>
+        </w:rPr>
+        <w:t xml:space="preserve"> Références et conventions</w:t>
+      </w:r>
+      <w:bookmarkEnd w:id="23"/>
+    </w:p>
+    <w:p>
+      <w:pPr>
+        <w:pStyle w:val="Titre2"/>
+      </w:pPr>
+      <w:bookmarkStart w:id="24" w:name="_Toc233630928"/>
+      <w:r>
+        <w:rPr>
+          <w:color w:val="1E1B4B"/>
+        </w:rPr>
+        <w:t>Références incontournables</w:t>
       </w:r>
       <w:bookmarkEnd w:id="24"/>
     </w:p>
     <w:p>
+      <w:r>
+        <w:rPr>
+          <w:b/>
+        </w:rPr>
+        <w:t>• Cours Agile/Scrum (Mohamed EL AFRIT</w:t>
+      </w:r>
+      <w:r>
+        <w:rPr>
+          <w:b/>
+        </w:rPr>
+        <w:t xml:space="preserve">) : </w:t>
+      </w:r>
+      <w:r>
+        <w:t>mohamedelafrit.com/teaching/Master_Classe_Agile/cours.html</w:t>
+      </w:r>
+    </w:p>
+    <w:p>
+      <w:r>
+        <w:rPr>
+          <w:b/>
+        </w:rPr>
+        <w:t xml:space="preserve">• Scrum Guide officiel FR : </w:t>
+      </w:r>
+      <w:r>
+        <w:t>scrumguides.org/docs/scrumguide/v2020/2020-Scrum-Guide-French.pdf</w:t>
+      </w:r>
+    </w:p>
+    <w:p>
+      <w:r>
+        <w:rPr>
+          <w:b/>
+        </w:rPr>
+        <w:t xml:space="preserve">• Site APOCAL'IPSSI : </w:t>
+      </w:r>
+      <w:r>
+        <w:t>mohamedelafrit.com/teaching/APOCALIPSSI</w:t>
+      </w:r>
+    </w:p>
+    <w:p>
       <w:pPr>
         <w:pStyle w:val="Titre2"/>
-      </w:pPr>
-      <w:bookmarkStart w:id="25" w:name="_Toc233630928"/>
+        <w:rPr>
+          <w:lang w:val="fr-FR"/>
+        </w:rPr>
+      </w:pPr>
+      <w:bookmarkStart w:id="25" w:name="_Toc233630929"/>
       <w:r>
         <w:rPr>
           <w:color w:val="1E1B4B"/>
-        </w:rPr>
-        <w:t>Références incontournables</w:t>
+          <w:lang w:val="fr-FR"/>
+        </w:rPr>
+        <w:t>Références spécifiques à ce document</w:t>
       </w:r>
       <w:bookmarkEnd w:id="25"/>
     </w:p>
     <w:p>
+      <w:pPr>
+        <w:rPr>
+          <w:lang w:val="fr-FR"/>
+        </w:rPr>
+      </w:pPr>
       <w:r>
         <w:rPr>
           <w:b/>
-        </w:rPr>
-        <w:t>• Cours Agile/Scrum (Mohamed EL AFRIT</w:t>
-      </w:r>
-      <w:proofErr w:type="gramStart"/>
+          <w:lang w:val="fr-FR"/>
+        </w:rPr>
+        <w:t>• Roman Pichler, Product Vision Board (</w:t>
+      </w:r>
+      <w:proofErr w:type="spellStart"/>
       <w:r>
         <w:rPr>
           <w:b/>
-        </w:rPr>
-        <w:t>) :</w:t>
-      </w:r>
-      <w:proofErr w:type="gramEnd"/>
+          <w:lang w:val="fr-FR"/>
+        </w:rPr>
+        <w:t>canvas</w:t>
+      </w:r>
+      <w:proofErr w:type="spellEnd"/>
       <w:r>
         <w:rPr>
           <w:b/>
-        </w:rPr>
-        <w:t xml:space="preserve"> </w:t>
-      </w:r>
-      <w:r>
-        <w:t>mohamedelafrit.com/teaching/Master_Classe_Agile/cours.html</w:t>
+          <w:lang w:val="fr-FR"/>
+        </w:rPr>
+        <w:t xml:space="preserve"> original) : </w:t>
+      </w:r>
+      <w:r>
+        <w:rPr>
+          <w:lang w:val="fr-FR"/>
+        </w:rPr>
+        <w:t>https://www.romanpichler.com/tools/product-vision-board/</w:t>
       </w:r>
     </w:p>
     <w:p>
+      <w:pPr>
+        <w:rPr>
+          <w:lang w:val="fr-FR"/>
+        </w:rPr>
+      </w:pPr>
       <w:r>
         <w:rPr>
           <w:b/>
-        </w:rPr>
-        <w:t xml:space="preserve">• Scrum Guide officiel </w:t>
-      </w:r>
-      <w:proofErr w:type="gramStart"/>
-      <w:r>
-        <w:rPr>
-          <w:b/>
-        </w:rPr>
-        <w:t>FR :</w:t>
-      </w:r>
-      <w:proofErr w:type="gramEnd"/>
-      <w:r>
-        <w:rPr>
-          <w:b/>
-        </w:rPr>
-        <w:t xml:space="preserve"> </w:t>
-      </w:r>
-      <w:r>
-        <w:t>scrumguides.org/docs/scrumguide/v2020/2020-Scrum-Guide-French.pdf</w:t>
+          <w:lang w:val="fr-FR"/>
+        </w:rPr>
+        <w:t xml:space="preserve">• Wilgo.ai, concurrent français : </w:t>
+      </w:r>
+      <w:r>
+        <w:rPr>
+          <w:lang w:val="fr-FR"/>
+        </w:rPr>
+        <w:t>https://wilgo.ai/</w:t>
       </w:r>
     </w:p>
     <w:p>
+      <w:pPr>
+        <w:rPr>
+          <w:lang w:val="fr-FR"/>
+        </w:rPr>
+      </w:pPr>
       <w:r>
         <w:rPr>
           <w:b/>
-        </w:rPr>
-        <w:t xml:space="preserve">• Site </w:t>
-      </w:r>
-      <w:proofErr w:type="gramStart"/>
-      <w:r>
-        <w:rPr>
-          <w:b/>
-        </w:rPr>
-        <w:t>APOCAL'IPSSI :</w:t>
-      </w:r>
-      <w:proofErr w:type="gramEnd"/>
-      <w:r>
-        <w:rPr>
-          <w:b/>
-        </w:rPr>
-        <w:t xml:space="preserve"> </w:t>
-      </w:r>
-      <w:r>
-        <w:t>mohamedelafrit.com/teaching/APOCALIPSSI</w:t>
+          <w:lang w:val="fr-FR"/>
+        </w:rPr>
+        <w:t xml:space="preserve">• Leo (iamleo.ai), concurrent français : </w:t>
+      </w:r>
+      <w:r>
+        <w:rPr>
+          <w:lang w:val="fr-FR"/>
+        </w:rPr>
+        <w:t>https://iamleo.ai/fr</w:t>
       </w:r>
     </w:p>
     <w:p>
       <w:pPr>
-        <w:pStyle w:val="Titre2"/>
-        <w:rPr>
-          <w:lang w:val="fr-FR"/>
-        </w:rPr>
-      </w:pPr>
-      <w:bookmarkStart w:id="26" w:name="_Toc233630929"/>
-      <w:r>
-        <w:rPr>
-          <w:color w:val="1E1B4B"/>
-          <w:lang w:val="fr-FR"/>
-        </w:rPr>
-        <w:t>Références spécifiques à ce document</w:t>
-      </w:r>
-      <w:bookmarkEnd w:id="26"/>
+        <w:rPr>
+          <w:lang w:val="fr-FR"/>
+        </w:rPr>
+      </w:pPr>
+      <w:r>
+        <w:rPr>
+          <w:b/>
+          <w:lang w:val="fr-FR"/>
+        </w:rPr>
+        <w:t xml:space="preserve">• </w:t>
+      </w:r>
+      <w:proofErr w:type="spellStart"/>
+      <w:r>
+        <w:rPr>
+          <w:b/>
+          <w:lang w:val="fr-FR"/>
+        </w:rPr>
+        <w:t>Quizlet</w:t>
+      </w:r>
+      <w:proofErr w:type="spellEnd"/>
+      <w:r>
+        <w:rPr>
+          <w:b/>
+          <w:lang w:val="fr-FR"/>
+        </w:rPr>
+        <w:t xml:space="preserve"> AI, concurrent US historique : </w:t>
+      </w:r>
+      <w:r>
+        <w:rPr>
+          <w:lang w:val="fr-FR"/>
+        </w:rPr>
+        <w:t>https://quizlet.com/</w:t>
+      </w:r>
     </w:p>
     <w:p>
-      <w:pPr>
-        <w:rPr>
-          <w:lang w:val="fr-FR"/>
-        </w:rPr>
-      </w:pPr>
       <w:r>
         <w:rPr>
           <w:b/>
-          <w:lang w:val="fr-FR"/>
-        </w:rPr>
-        <w:t>• Roman Pichler, Product Vision Board (</w:t>
+        </w:rPr>
+        <w:t xml:space="preserve">• </w:t>
       </w:r>
       <w:proofErr w:type="spellStart"/>
       <w:r>
         <w:rPr>
           <w:b/>
-          <w:lang w:val="fr-FR"/>
-        </w:rPr>
-        <w:t>canvas</w:t>
+        </w:rPr>
+        <w:t>Khanmigo</w:t>
       </w:r>
       <w:proofErr w:type="spellEnd"/>
       <w:r>
         <w:rPr>
           <w:b/>
-          <w:lang w:val="fr-FR"/>
-        </w:rPr>
-        <w:t xml:space="preserve"> original) : </w:t>
-      </w:r>
-      <w:r>
-        <w:rPr>
-          <w:lang w:val="fr-FR"/>
-        </w:rPr>
-        <w:t>https://www.romanpichler.com/tools/product-vision-board/</w:t>
+        </w:rPr>
+        <w:t xml:space="preserve">, concurrent Khan Academy : </w:t>
+      </w:r>
+      <w:r>
+        <w:t>https://www.khanmigo.ai/</w:t>
       </w:r>
     </w:p>
     <w:p>
@@ -7113,165 +7173,50 @@
           <w:b/>
           <w:lang w:val="fr-FR"/>
         </w:rPr>
-        <w:t xml:space="preserve">• Wilgo.ai, concurrent français : </w:t>
-      </w:r>
-      <w:r>
-        <w:rPr>
-          <w:lang w:val="fr-FR"/>
-        </w:rPr>
-        <w:t>https://wilgo.ai/</w:t>
+        <w:t xml:space="preserve">• Article </w:t>
+      </w:r>
+      <w:proofErr w:type="spellStart"/>
+      <w:r>
+        <w:rPr>
+          <w:b/>
+          <w:lang w:val="fr-FR"/>
+        </w:rPr>
+        <w:t>GoStudent</w:t>
+      </w:r>
+      <w:proofErr w:type="spellEnd"/>
+      <w:r>
+        <w:rPr>
+          <w:b/>
+          <w:lang w:val="fr-FR"/>
+        </w:rPr>
+        <w:t xml:space="preserve">, comparatif outils IA pour révisions : </w:t>
+      </w:r>
+      <w:r>
+        <w:rPr>
+          <w:lang w:val="fr-FR"/>
+        </w:rPr>
+        <w:t>https://www.gostudent.org/fr-fr/blog/outils-ia-pour-faire-des-fiches-de-revision</w:t>
       </w:r>
     </w:p>
     <w:p>
       <w:pPr>
-        <w:rPr>
-          <w:lang w:val="fr-FR"/>
-        </w:rPr>
-      </w:pPr>
-      <w:r>
-        <w:rPr>
-          <w:b/>
-          <w:lang w:val="fr-FR"/>
-        </w:rPr>
-        <w:t xml:space="preserve">• Leo (iamleo.ai), concurrent français : </w:t>
-      </w:r>
-      <w:r>
-        <w:rPr>
-          <w:lang w:val="fr-FR"/>
-        </w:rPr>
-        <w:t>https://iamleo.ai/fr</w:t>
-      </w:r>
-    </w:p>
-    <w:p>
-      <w:pPr>
-        <w:rPr>
-          <w:lang w:val="fr-FR"/>
-        </w:rPr>
-      </w:pPr>
-      <w:r>
-        <w:rPr>
-          <w:b/>
-          <w:lang w:val="fr-FR"/>
-        </w:rPr>
-        <w:t xml:space="preserve">• </w:t>
+        <w:pStyle w:val="Titre2"/>
+      </w:pPr>
+      <w:bookmarkStart w:id="26" w:name="_Toc233630930"/>
+      <w:r>
+        <w:rPr>
+          <w:color w:val="1E1B4B"/>
+        </w:rPr>
+        <w:t xml:space="preserve">Convention de </w:t>
       </w:r>
       <w:proofErr w:type="spellStart"/>
       <w:r>
         <w:rPr>
-          <w:b/>
-          <w:lang w:val="fr-FR"/>
-        </w:rPr>
-        <w:t>Quizlet</w:t>
-      </w:r>
-      <w:proofErr w:type="spellEnd"/>
-      <w:r>
-        <w:rPr>
-          <w:b/>
-          <w:lang w:val="fr-FR"/>
-        </w:rPr>
-        <w:t xml:space="preserve"> AI, concurrent US historique : </w:t>
-      </w:r>
-      <w:r>
-        <w:rPr>
-          <w:lang w:val="fr-FR"/>
-        </w:rPr>
-        <w:t>https://quizlet.com/</w:t>
-      </w:r>
-    </w:p>
-    <w:p>
-      <w:r>
-        <w:rPr>
-          <w:b/>
-        </w:rPr>
-        <w:t xml:space="preserve">• </w:t>
-      </w:r>
-      <w:proofErr w:type="spellStart"/>
-      <w:r>
-        <w:rPr>
-          <w:b/>
-        </w:rPr>
-        <w:t>Khanmigo</w:t>
-      </w:r>
-      <w:proofErr w:type="spellEnd"/>
-      <w:r>
-        <w:rPr>
-          <w:b/>
-        </w:rPr>
-        <w:t xml:space="preserve">, concurrent Khan </w:t>
-      </w:r>
-      <w:proofErr w:type="gramStart"/>
-      <w:r>
-        <w:rPr>
-          <w:b/>
-        </w:rPr>
-        <w:t>Academy :</w:t>
-      </w:r>
-      <w:proofErr w:type="gramEnd"/>
-      <w:r>
-        <w:rPr>
-          <w:b/>
-        </w:rPr>
-        <w:t xml:space="preserve"> </w:t>
-      </w:r>
-      <w:r>
-        <w:t>https://www.khanmigo.ai/</w:t>
-      </w:r>
-    </w:p>
-    <w:p>
-      <w:pPr>
-        <w:rPr>
-          <w:lang w:val="fr-FR"/>
-        </w:rPr>
-      </w:pPr>
-      <w:r>
-        <w:rPr>
-          <w:b/>
-          <w:lang w:val="fr-FR"/>
-        </w:rPr>
-        <w:t xml:space="preserve">• Article </w:t>
-      </w:r>
-      <w:proofErr w:type="spellStart"/>
-      <w:r>
-        <w:rPr>
-          <w:b/>
-          <w:lang w:val="fr-FR"/>
-        </w:rPr>
-        <w:t>GoStudent</w:t>
-      </w:r>
-      <w:proofErr w:type="spellEnd"/>
-      <w:r>
-        <w:rPr>
-          <w:b/>
-          <w:lang w:val="fr-FR"/>
-        </w:rPr>
-        <w:t xml:space="preserve">, comparatif outils IA pour révisions : </w:t>
-      </w:r>
-      <w:r>
-        <w:rPr>
-          <w:lang w:val="fr-FR"/>
-        </w:rPr>
-        <w:t>https://www.gostudent.org/fr-fr/blog/outils-ia-pour-faire-des-fiches-de-revision</w:t>
-      </w:r>
-    </w:p>
-    <w:p>
-      <w:pPr>
-        <w:pStyle w:val="Titre2"/>
-      </w:pPr>
-      <w:bookmarkStart w:id="27" w:name="_Toc233630930"/>
-      <w:r>
-        <w:rPr>
           <w:color w:val="1E1B4B"/>
         </w:rPr>
-        <w:t xml:space="preserve">Convention de </w:t>
-      </w:r>
-      <w:proofErr w:type="spellStart"/>
-      <w:r>
-        <w:rPr>
-          <w:color w:val="1E1B4B"/>
-        </w:rPr>
         <w:t>versionnement</w:t>
       </w:r>
-      <w:bookmarkEnd w:id="27"/>
+      <w:bookmarkEnd w:id="26"/>
       <w:proofErr w:type="spellEnd"/>
     </w:p>
     <w:p>
@@ -7313,21 +7258,7 @@
         <w:rPr>
           <w:lang w:val="fr-FR"/>
         </w:rPr>
-        <w:t xml:space="preserve">• v2.0, révision majeure </w:t>
-      </w:r>
-      <w:proofErr w:type="gramStart"/>
-      <w:r>
-        <w:rPr>
-          <w:lang w:val="fr-FR"/>
-        </w:rPr>
-        <w:t>suite à une</w:t>
-      </w:r>
-      <w:proofErr w:type="gramEnd"/>
-      <w:r>
-        <w:rPr>
-          <w:lang w:val="fr-FR"/>
-        </w:rPr>
-        <w:t xml:space="preserve"> perturbation (changement de scope)</w:t>
+        <w:t>• v2.0, révision majeure suite à une perturbation (changement de scope)</w:t>
       </w:r>
     </w:p>
     <w:p>
@@ -7606,7 +7537,7 @@
   <w:abstractNum w:abstractNumId="8" w15:restartNumberingAfterBreak="0">
     <w:nsid w:val="FFFFFF89"/>
     <w:multiLevelType w:val="singleLevel"/>
-    <w:tmpl w:val="16F87ED8"/>
+    <w:tmpl w:val="9C6C41A0"/>
     <w:lvl w:ilvl="0">
       <w:start w:val="1"/>
       <w:numFmt w:val="bullet"/>
@@ -7621,6 +7552,155 @@
       </w:pPr>
       <w:rPr>
         <w:rFonts w:ascii="Symbol" w:hAnsi="Symbol" w:hint="default"/>
+      </w:rPr>
+    </w:lvl>
+  </w:abstractNum>
+  <w:abstractNum w:abstractNumId="9" w15:restartNumberingAfterBreak="0">
+    <w:nsid w:val="15C61427"/>
+    <w:multiLevelType w:val="multilevel"/>
+    <w:tmpl w:val="80140E6E"/>
+    <w:lvl w:ilvl="0">
+      <w:start w:val="1"/>
+      <w:numFmt w:val="bullet"/>
+      <w:lvlText w:val=""/>
+      <w:lvlJc w:val="left"/>
+      <w:pPr>
+        <w:tabs>
+          <w:tab w:val="num" w:pos="720"/>
+        </w:tabs>
+        <w:ind w:left="720" w:hanging="360"/>
+      </w:pPr>
+      <w:rPr>
+        <w:rFonts w:ascii="Symbol" w:hAnsi="Symbol" w:hint="default"/>
+        <w:sz w:val="20"/>
+      </w:rPr>
+    </w:lvl>
+    <w:lvl w:ilvl="1" w:tentative="1">
+      <w:start w:val="1"/>
+      <w:numFmt w:val="bullet"/>
+      <w:lvlText w:val="o"/>
+      <w:lvlJc w:val="left"/>
+      <w:pPr>
+        <w:tabs>
+          <w:tab w:val="num" w:pos="1440"/>
+        </w:tabs>
+        <w:ind w:left="1440" w:hanging="360"/>
+      </w:pPr>
+      <w:rPr>
+        <w:rFonts w:ascii="Courier New" w:hAnsi="Courier New" w:hint="default"/>
+        <w:sz w:val="20"/>
+      </w:rPr>
+    </w:lvl>
+    <w:lvl w:ilvl="2" w:tentative="1">
+      <w:start w:val="1"/>
+      <w:numFmt w:val="bullet"/>
+      <w:lvlText w:val=""/>
+      <w:lvlJc w:val="left"/>
+      <w:pPr>
+        <w:tabs>
+          <w:tab w:val="num" w:pos="2160"/>
+        </w:tabs>
+        <w:ind w:left="2160" w:hanging="360"/>
+      </w:pPr>
+      <w:rPr>
+        <w:rFonts w:ascii="Wingdings" w:hAnsi="Wingdings" w:hint="default"/>
+        <w:sz w:val="20"/>
+      </w:rPr>
+    </w:lvl>
+    <w:lvl w:ilvl="3" w:tentative="1">
+      <w:start w:val="1"/>
+      <w:numFmt w:val="bullet"/>
+      <w:lvlText w:val=""/>
+      <w:lvlJc w:val="left"/>
+      <w:pPr>
+        <w:tabs>
+          <w:tab w:val="num" w:pos="2880"/>
+        </w:tabs>
+        <w:ind w:left="2880" w:hanging="360"/>
+      </w:pPr>
+      <w:rPr>
+        <w:rFonts w:ascii="Wingdings" w:hAnsi="Wingdings" w:hint="default"/>
+        <w:sz w:val="20"/>
+      </w:rPr>
+    </w:lvl>
+    <w:lvl w:ilvl="4" w:tentative="1">
+      <w:start w:val="1"/>
+      <w:numFmt w:val="bullet"/>
+      <w:lvlText w:val=""/>
+      <w:lvlJc w:val="left"/>
+      <w:pPr>
+        <w:tabs>
+          <w:tab w:val="num" w:pos="3600"/>
+        </w:tabs>
+        <w:ind w:left="3600" w:hanging="360"/>
+      </w:pPr>
+      <w:rPr>
+        <w:rFonts w:ascii="Wingdings" w:hAnsi="Wingdings" w:hint="default"/>
+        <w:sz w:val="20"/>
+      </w:rPr>
+    </w:lvl>
+    <w:lvl w:ilvl="5" w:tentative="1">
+      <w:start w:val="1"/>
+      <w:numFmt w:val="bullet"/>
+      <w:lvlText w:val=""/>
+      <w:lvlJc w:val="left"/>
+      <w:pPr>
+        <w:tabs>
+          <w:tab w:val="num" w:pos="4320"/>
+        </w:tabs>
+        <w:ind w:left="4320" w:hanging="360"/>
+      </w:pPr>
+      <w:rPr>
+        <w:rFonts w:ascii="Wingdings" w:hAnsi="Wingdings" w:hint="default"/>
+        <w:sz w:val="20"/>
+      </w:rPr>
+    </w:lvl>
+    <w:lvl w:ilvl="6" w:tentative="1">
+      <w:start w:val="1"/>
+      <w:numFmt w:val="bullet"/>
+      <w:lvlText w:val=""/>
+      <w:lvlJc w:val="left"/>
+      <w:pPr>
+        <w:tabs>
+          <w:tab w:val="num" w:pos="5040"/>
+        </w:tabs>
+        <w:ind w:left="5040" w:hanging="360"/>
+      </w:pPr>
+      <w:rPr>
+        <w:rFonts w:ascii="Wingdings" w:hAnsi="Wingdings" w:hint="default"/>
+        <w:sz w:val="20"/>
+      </w:rPr>
+    </w:lvl>
+    <w:lvl w:ilvl="7" w:tentative="1">
+      <w:start w:val="1"/>
+      <w:numFmt w:val="bullet"/>
+      <w:lvlText w:val=""/>
+      <w:lvlJc w:val="left"/>
+      <w:pPr>
+        <w:tabs>
+          <w:tab w:val="num" w:pos="5760"/>
+        </w:tabs>
+        <w:ind w:left="5760" w:hanging="360"/>
+      </w:pPr>
+      <w:rPr>
+        <w:rFonts w:ascii="Wingdings" w:hAnsi="Wingdings" w:hint="default"/>
+        <w:sz w:val="20"/>
+      </w:rPr>
+    </w:lvl>
+    <w:lvl w:ilvl="8" w:tentative="1">
+      <w:start w:val="1"/>
+      <w:numFmt w:val="bullet"/>
+      <w:lvlText w:val=""/>
+      <w:lvlJc w:val="left"/>
+      <w:pPr>
+        <w:tabs>
+          <w:tab w:val="num" w:pos="6480"/>
+        </w:tabs>
+        <w:ind w:left="6480" w:hanging="360"/>
+      </w:pPr>
+      <w:rPr>
+        <w:rFonts w:ascii="Wingdings" w:hAnsi="Wingdings" w:hint="default"/>
+        <w:sz w:val="20"/>
       </w:rPr>
     </w:lvl>
   </w:abstractNum>
@@ -7653,6 +7733,9 @@
   </w:num>
   <w:num w:numId="10" w16cid:durableId="1250961526">
     <w:abstractNumId w:val="7"/>
+  </w:num>
+  <w:num w:numId="11" w16cid:durableId="1959338412">
+    <w:abstractNumId w:val="9"/>
   </w:num>
 </w:numbering>
 </file>
@@ -8260,6 +8343,7 @@
   <w:style w:type="character" w:default="1" w:styleId="Policepardfaut">
     <w:name w:val="Default Paragraph Font"/>
     <w:uiPriority w:val="1"/>
+    <w:semiHidden/>
     <w:unhideWhenUsed/>
   </w:style>
   <w:style w:type="table" w:default="1" w:styleId="TableauNormal">
@@ -19071,6 +19155,20 @@
       <w:u w:val="single"/>
     </w:rPr>
   </w:style>
+  <w:style w:type="paragraph" w:customStyle="1" w:styleId="u-break-words">
+    <w:name w:val="u-break-words"/>
+    <w:basedOn w:val="Normal"/>
+    <w:rsid w:val="00996979"/>
+    <w:pPr>
+      <w:spacing w:before="100" w:beforeAutospacing="1" w:after="100" w:afterAutospacing="1" w:line="240" w:lineRule="auto"/>
+    </w:pPr>
+    <w:rPr>
+      <w:rFonts w:ascii="Times New Roman" w:eastAsia="Times New Roman" w:hAnsi="Times New Roman" w:cs="Times New Roman"/>
+      <w:sz w:val="24"/>
+      <w:szCs w:val="24"/>
+      <w:lang w:val="fr-FR" w:eastAsia="fr-FR"/>
+    </w:rPr>
+  </w:style>
 </w:styles>
 </file>
 
